--- a/10-保护电路/04-ESD及浪涌保护/静电放电防护电路/静电放电防护电路.docx
+++ b/10-保护电路/04-ESD及浪涌保护/静电放电防护电路/静电放电防护电路.docx
@@ -2317,6 +2317,20 @@
     </w:p>
     <w:bookmarkEnd w:id="26"/>
     <w:bookmarkEnd w:id="27"/>
+    <w:p>
+      <w:pPr>
+        <w:spacing w:before="360"/>
+        <w:jc w:val="center"/>
+      </w:pPr>
+      <w:r>
+        <w:rPr>
+          <w:rFonts w:ascii="Times New Roman" w:hAnsi="Times New Roman"/>
+          <w:color w:val="555555"/>
+          <w:sz w:val="21"/>
+        </w:rPr>
+        <w:t>材料收集者：杜文杰</w:t>
+      </w:r>
+    </w:p>
     <w:sectPr>
       <w:headerReference r:id="rId9" w:type="default"/>
       <w:footerReference r:id="rId10" w:type="default"/>

--- a/10-保护电路/04-ESD及浪涌保护/静电放电防护电路/静电放电防护电路.docx
+++ b/10-保护电路/04-ESD及浪涌保护/静电放电防护电路/静电放电防护电路.docx
@@ -1,6 +1,6 @@
 
 <file path=word/document.xml><?xml version="1.0" encoding="utf-8"?>
-<w:document xmlns:w="http://schemas.openxmlformats.org/wordprocessingml/2006/main" xmlns:m="http://schemas.openxmlformats.org/officeDocument/2006/math" xmlns:r="http://schemas.openxmlformats.org/officeDocument/2006/relationships" xmlns:o="urn:schemas-microsoft-com:office:office" xmlns:v="urn:schemas-microsoft-com:vml" xmlns:w10="urn:schemas-microsoft-com:office:word" xmlns:a="http://schemas.openxmlformats.org/drawingml/2006/main" xmlns:pic="http://schemas.openxmlformats.org/drawingml/2006/picture" xmlns:wp="http://schemas.openxmlformats.org/drawingml/2006/wordprocessingDrawing">
+<w:document xmlns:m="http://schemas.openxmlformats.org/officeDocument/2006/math" xmlns:r="http://schemas.openxmlformats.org/officeDocument/2006/relationships" xmlns:w="http://schemas.openxmlformats.org/wordprocessingml/2006/main" xmlns:o="urn:schemas-microsoft-com:office:office" xmlns:v="urn:schemas-microsoft-com:vml" xmlns:w10="urn:schemas-microsoft-com:office:word" xmlns:a="http://schemas.openxmlformats.org/drawingml/2006/main" xmlns:pic="http://schemas.openxmlformats.org/drawingml/2006/picture" xmlns:wp="http://schemas.openxmlformats.org/drawingml/2006/wordprocessingDrawing">
   <w:body>
     <w:bookmarkStart w:id="27" w:name="静电放电防护电路"/>
     <w:p>
@@ -9,7 +9,7 @@
       </w:pPr>
       <w:r>
         <w:rPr>
-          <w:rFonts w:hint="eastAsia"/>
+          <w:rFonts w:hint="eastAsia" w:eastAsia="黑体"/>
         </w:rPr>
         <w:t xml:space="preserve">静电放电防护电路</w:t>
       </w:r>
@@ -21,7 +21,7 @@
       </w:pPr>
       <w:r>
         <w:rPr>
-          <w:rFonts w:hint="eastAsia"/>
+          <w:rFonts w:hint="eastAsia" w:eastAsia="黑体"/>
         </w:rPr>
         <w:t xml:space="preserve">拓扑描述</w:t>
       </w:r>
@@ -32,16 +32,19 @@
       </w:pPr>
       <w:r>
         <w:rPr>
-          <w:rFonts w:hint="eastAsia"/>
+          <w:rFonts w:hint="eastAsia" w:eastAsia="黑体"/>
         </w:rPr>
         <w:t xml:space="preserve">由</w:t>
       </w:r>
       <w:r>
+        <w:rPr>
+          <w:rFonts w:eastAsia="黑体"/>
+        </w:rPr>
         <w:t xml:space="preserve"> </w:t>
       </w:r>
       <w:r>
         <w:rPr>
-          <w:rFonts w:hint="eastAsia"/>
+          <w:rFonts w:hint="eastAsia" w:eastAsia="黑体"/>
           <w:b/>
           <w:bCs/>
         </w:rPr>
@@ -49,6 +52,7 @@
       </w:r>
       <w:r>
         <w:rPr>
+          <w:rFonts w:eastAsia="黑体"/>
           <w:b/>
           <w:bCs/>
         </w:rPr>
@@ -56,18 +60,21 @@
       </w:r>
       <w:r>
         <w:rPr>
-          <w:rFonts w:hint="eastAsia"/>
+          <w:rFonts w:hint="eastAsia" w:eastAsia="黑体"/>
           <w:b/>
           <w:bCs/>
         </w:rPr>
         <w:t xml:space="preserve">二极管、齐纳/TVS）</w:t>
       </w:r>
       <w:r>
+        <w:rPr>
+          <w:rFonts w:eastAsia="黑体"/>
+        </w:rPr>
         <w:t xml:space="preserve">、</w:t>
       </w:r>
       <w:r>
         <w:rPr>
-          <w:rFonts w:hint="eastAsia"/>
+          <w:rFonts w:hint="eastAsia" w:eastAsia="黑体"/>
           <w:b/>
           <w:bCs/>
         </w:rPr>
@@ -75,6 +82,7 @@
       </w:r>
       <w:r>
         <w:rPr>
+          <w:rFonts w:eastAsia="黑体"/>
           <w:b/>
           <w:bCs/>
         </w:rPr>
@@ -95,20 +103,26 @@
         </m:sSub>
       </m:oMath>
       <w:r>
+        <w:rPr>
+          <w:rFonts w:eastAsia="黑体"/>
+        </w:rPr>
         <w:t xml:space="preserve"> </w:t>
       </w:r>
       <w:r>
         <w:rPr>
-          <w:rFonts w:hint="eastAsia"/>
+          <w:rFonts w:hint="eastAsia" w:eastAsia="黑体"/>
         </w:rPr>
         <w:t xml:space="preserve">与</w:t>
       </w:r>
       <w:r>
+        <w:rPr>
+          <w:rFonts w:eastAsia="黑体"/>
+        </w:rPr>
         <w:t xml:space="preserve"> </w:t>
       </w:r>
       <w:r>
         <w:rPr>
-          <w:rFonts w:hint="eastAsia"/>
+          <w:rFonts w:hint="eastAsia" w:eastAsia="黑体"/>
           <w:b/>
           <w:bCs/>
         </w:rPr>
@@ -116,6 +130,7 @@
       </w:r>
       <w:r>
         <w:rPr>
+          <w:rFonts w:eastAsia="黑体"/>
           <w:b/>
           <w:bCs/>
         </w:rPr>
@@ -128,40 +143,49 @@
       </m:oMath>
       <w:r>
         <w:rPr>
-          <w:rFonts w:hint="eastAsia"/>
+          <w:rFonts w:hint="eastAsia" w:eastAsia="黑体"/>
         </w:rPr>
         <w:t xml:space="preserve">（RC</w:t>
       </w:r>
       <w:r>
+        <w:rPr>
+          <w:rFonts w:eastAsia="黑体"/>
+        </w:rPr>
         <w:t xml:space="preserve"> </w:t>
       </w:r>
       <w:r>
         <w:rPr>
-          <w:rFonts w:hint="eastAsia"/>
+          <w:rFonts w:hint="eastAsia" w:eastAsia="黑体"/>
         </w:rPr>
         <w:t xml:space="preserve">滤波）与被保护</w:t>
       </w:r>
       <w:r>
+        <w:rPr>
+          <w:rFonts w:eastAsia="黑体"/>
+        </w:rPr>
         <w:t xml:space="preserve"> IC </w:t>
       </w:r>
       <w:r>
         <w:rPr>
-          <w:rFonts w:hint="eastAsia"/>
+          <w:rFonts w:hint="eastAsia" w:eastAsia="黑体"/>
         </w:rPr>
         <w:t xml:space="preserve">输入引脚组成端口级防护网络。电路共有</w:t>
       </w:r>
       <w:r>
+        <w:rPr>
+          <w:rFonts w:eastAsia="黑体"/>
+        </w:rPr>
         <w:t xml:space="preserve"> 3 </w:t>
       </w:r>
       <w:r>
         <w:rPr>
-          <w:rFonts w:hint="eastAsia"/>
+          <w:rFonts w:hint="eastAsia" w:eastAsia="黑体"/>
         </w:rPr>
         <w:t xml:space="preserve">个关键节点：</w:t>
       </w:r>
       <w:r>
         <w:rPr>
-          <w:rFonts w:hint="eastAsia"/>
+          <w:rFonts w:hint="eastAsia" w:eastAsia="黑体"/>
           <w:b/>
           <w:bCs/>
         </w:rPr>
@@ -169,6 +193,7 @@
       </w:r>
       <w:r>
         <w:rPr>
+          <w:rFonts w:eastAsia="黑体"/>
           <w:b/>
           <w:bCs/>
         </w:rPr>
@@ -176,7 +201,7 @@
       </w:r>
       <w:r>
         <w:rPr>
-          <w:rFonts w:hint="eastAsia"/>
+          <w:rFonts w:hint="eastAsia" w:eastAsia="黑体"/>
           <w:b/>
           <w:bCs/>
         </w:rPr>
@@ -184,11 +209,14 @@
       </w:r>
       <w:r>
         <w:rPr>
-          <w:rFonts w:hint="eastAsia"/>
+          <w:rFonts w:hint="eastAsia" w:eastAsia="黑体"/>
         </w:rPr>
         <w:t xml:space="preserve">（外部引脚/接口端子，连</w:t>
       </w:r>
       <w:r>
+        <w:rPr>
+          <w:rFonts w:eastAsia="黑体"/>
+        </w:rPr>
         <w:t xml:space="preserve"> </w:t>
       </w:r>
       <m:oMath>
@@ -206,17 +234,20 @@
         </m:sSub>
       </m:oMath>
       <w:r>
+        <w:rPr>
+          <w:rFonts w:eastAsia="黑体"/>
+        </w:rPr>
         <w:t xml:space="preserve"> </w:t>
       </w:r>
       <w:r>
         <w:rPr>
-          <w:rFonts w:hint="eastAsia"/>
+          <w:rFonts w:hint="eastAsia" w:eastAsia="黑体"/>
         </w:rPr>
         <w:t xml:space="preserve">一端）；</w:t>
       </w:r>
       <w:r>
         <w:rPr>
-          <w:rFonts w:hint="eastAsia"/>
+          <w:rFonts w:hint="eastAsia" w:eastAsia="黑体"/>
           <w:b/>
           <w:bCs/>
         </w:rPr>
@@ -224,6 +255,7 @@
       </w:r>
       <w:r>
         <w:rPr>
+          <w:rFonts w:eastAsia="黑体"/>
           <w:b/>
           <w:bCs/>
         </w:rPr>
@@ -231,7 +263,7 @@
       </w:r>
       <w:r>
         <w:rPr>
-          <w:rFonts w:hint="eastAsia"/>
+          <w:rFonts w:hint="eastAsia" w:eastAsia="黑体"/>
           <w:b/>
           <w:bCs/>
         </w:rPr>
@@ -239,7 +271,7 @@
       </w:r>
       <w:r>
         <w:rPr>
-          <w:rFonts w:hint="eastAsia"/>
+          <w:rFonts w:hint="eastAsia" w:eastAsia="黑体"/>
         </w:rPr>
         <w:t xml:space="preserve">（</w:t>
       </w:r>
@@ -258,20 +290,26 @@
         </m:sSub>
       </m:oMath>
       <w:r>
+        <w:rPr>
+          <w:rFonts w:eastAsia="黑体"/>
+        </w:rPr>
         <w:t xml:space="preserve"> </w:t>
       </w:r>
       <w:r>
         <w:rPr>
-          <w:rFonts w:hint="eastAsia"/>
+          <w:rFonts w:hint="eastAsia" w:eastAsia="黑体"/>
         </w:rPr>
         <w:t xml:space="preserve">另一端接</w:t>
       </w:r>
       <w:r>
+        <w:rPr>
+          <w:rFonts w:eastAsia="黑体"/>
+        </w:rPr>
         <w:t xml:space="preserve"> IC </w:t>
       </w:r>
       <w:r>
         <w:rPr>
-          <w:rFonts w:hint="eastAsia"/>
+          <w:rFonts w:hint="eastAsia" w:eastAsia="黑体"/>
         </w:rPr>
         <w:t xml:space="preserve">输入引脚、防护器件一端、</w:t>
       </w:r>
@@ -281,17 +319,20 @@
         </m:r>
       </m:oMath>
       <w:r>
+        <w:rPr>
+          <w:rFonts w:eastAsia="黑体"/>
+        </w:rPr>
         <w:t xml:space="preserve"> </w:t>
       </w:r>
       <w:r>
         <w:rPr>
-          <w:rFonts w:hint="eastAsia"/>
+          <w:rFonts w:hint="eastAsia" w:eastAsia="黑体"/>
         </w:rPr>
         <w:t xml:space="preserve">一端）；</w:t>
       </w:r>
       <w:r>
         <w:rPr>
-          <w:rFonts w:hint="eastAsia"/>
+          <w:rFonts w:hint="eastAsia" w:eastAsia="黑体"/>
           <w:b/>
           <w:bCs/>
         </w:rPr>
@@ -299,6 +340,7 @@
       </w:r>
       <w:r>
         <w:rPr>
+          <w:rFonts w:eastAsia="黑体"/>
           <w:b/>
           <w:bCs/>
         </w:rPr>
@@ -306,7 +348,7 @@
       </w:r>
       <w:r>
         <w:rPr>
-          <w:rFonts w:hint="eastAsia"/>
+          <w:rFonts w:hint="eastAsia" w:eastAsia="黑体"/>
           <w:b/>
           <w:bCs/>
         </w:rPr>
@@ -314,6 +356,7 @@
       </w:r>
       <w:r>
         <w:rPr>
+          <w:rFonts w:eastAsia="黑体"/>
           <w:b/>
           <w:bCs/>
         </w:rPr>
@@ -321,11 +364,14 @@
       </w:r>
       <w:r>
         <w:rPr>
-          <w:rFonts w:hint="eastAsia"/>
+          <w:rFonts w:hint="eastAsia" w:eastAsia="黑体"/>
         </w:rPr>
         <w:t xml:space="preserve">（防护器件另一端与</w:t>
       </w:r>
       <w:r>
+        <w:rPr>
+          <w:rFonts w:eastAsia="黑体"/>
+        </w:rPr>
         <w:t xml:space="preserve"> </w:t>
       </w:r>
       <m:oMath>
@@ -334,11 +380,14 @@
         </m:r>
       </m:oMath>
       <w:r>
+        <w:rPr>
+          <w:rFonts w:eastAsia="黑体"/>
+        </w:rPr>
         <w:t xml:space="preserve"> </w:t>
       </w:r>
       <w:r>
         <w:rPr>
-          <w:rFonts w:hint="eastAsia"/>
+          <w:rFonts w:hint="eastAsia" w:eastAsia="黑体"/>
         </w:rPr>
         <w:t xml:space="preserve">另一端接地）。</w:t>
       </w:r>
@@ -347,7 +396,7 @@
       <w:pPr/>
       <w:r>
         <w:rPr>
-          <w:rFonts w:hint="eastAsia"/>
+          <w:rFonts w:hint="eastAsia" w:eastAsia="黑体"/>
         </w:rPr>
         <w:t xml:space="preserve">各元件管脚连接：</w:t>
       </w:r>
@@ -366,17 +415,20 @@
         </m:sSub>
       </m:oMath>
       <w:r>
+        <w:rPr>
+          <w:rFonts w:eastAsia="黑体"/>
+        </w:rPr>
         <w:t xml:space="preserve"> </w:t>
       </w:r>
       <w:r>
         <w:rPr>
-          <w:rFonts w:hint="eastAsia"/>
+          <w:rFonts w:hint="eastAsia" w:eastAsia="黑体"/>
         </w:rPr>
         <w:t xml:space="preserve">一端接节点①、另一端接节点②；</w:t>
       </w:r>
       <w:r>
         <w:rPr>
-          <w:rFonts w:hint="eastAsia"/>
+          <w:rFonts w:hint="eastAsia" w:eastAsia="黑体"/>
           <w:b/>
           <w:bCs/>
         </w:rPr>
@@ -384,6 +436,7 @@
       </w:r>
       <w:r>
         <w:rPr>
+          <w:rFonts w:eastAsia="黑体"/>
           <w:b/>
           <w:bCs/>
         </w:rPr>
@@ -391,18 +444,21 @@
       </w:r>
       <w:r>
         <w:rPr>
-          <w:rFonts w:hint="eastAsia"/>
+          <w:rFonts w:hint="eastAsia" w:eastAsia="黑体"/>
           <w:b/>
           <w:bCs/>
         </w:rPr>
         <w:t xml:space="preserve">TVS/齐纳）</w:t>
       </w:r>
       <w:r>
+        <w:rPr>
+          <w:rFonts w:eastAsia="黑体"/>
+        </w:rPr>
         <w:t xml:space="preserve"> </w:t>
       </w:r>
       <w:r>
         <w:rPr>
-          <w:rFonts w:hint="eastAsia"/>
+          <w:rFonts w:hint="eastAsia" w:eastAsia="黑体"/>
         </w:rPr>
         <w:t xml:space="preserve">阴极接节点②、阳极接节点③（双向器件两端不分极性，一端接节点②、另一端接节点③）；</w:t>
       </w:r>
@@ -412,11 +468,14 @@
         </m:r>
       </m:oMath>
       <w:r>
+        <w:rPr>
+          <w:rFonts w:eastAsia="黑体"/>
+        </w:rPr>
         <w:t xml:space="preserve"> </w:t>
       </w:r>
       <w:r>
         <w:rPr>
-          <w:rFonts w:hint="eastAsia"/>
+          <w:rFonts w:hint="eastAsia" w:eastAsia="黑体"/>
         </w:rPr>
         <w:t xml:space="preserve">一端接节点②、另一端接节点③。</w:t>
       </w:r>
@@ -425,11 +484,14 @@
       <w:pPr/>
       <w:r>
         <w:rPr>
-          <w:rFonts w:hint="eastAsia"/>
+          <w:rFonts w:hint="eastAsia" w:eastAsia="黑体"/>
         </w:rPr>
         <w:t xml:space="preserve">由此构成”接口经</w:t>
       </w:r>
       <w:r>
+        <w:rPr>
+          <w:rFonts w:eastAsia="黑体"/>
+        </w:rPr>
         <w:t xml:space="preserve"> </w:t>
       </w:r>
       <m:oMath>
@@ -447,29 +509,38 @@
         </m:sSub>
       </m:oMath>
       <w:r>
+        <w:rPr>
+          <w:rFonts w:eastAsia="黑体"/>
+        </w:rPr>
         <w:t xml:space="preserve"> </w:t>
       </w:r>
       <w:r>
         <w:rPr>
-          <w:rFonts w:hint="eastAsia"/>
+          <w:rFonts w:hint="eastAsia" w:eastAsia="黑体"/>
         </w:rPr>
         <w:t xml:space="preserve">到</w:t>
       </w:r>
       <w:r>
+        <w:rPr>
+          <w:rFonts w:eastAsia="黑体"/>
+        </w:rPr>
         <w:t xml:space="preserve"> IC </w:t>
       </w:r>
       <w:r>
         <w:rPr>
-          <w:rFonts w:hint="eastAsia"/>
+          <w:rFonts w:hint="eastAsia" w:eastAsia="黑体"/>
         </w:rPr>
         <w:t xml:space="preserve">引脚、防护器件与滤波电容并联于引脚与地之间”的端口级静电放电防护组态，静电脉冲从接口进入时防护器件先于</w:t>
       </w:r>
       <w:r>
+        <w:rPr>
+          <w:rFonts w:eastAsia="黑体"/>
+        </w:rPr>
         <w:t xml:space="preserve"> IC </w:t>
       </w:r>
       <w:r>
         <w:rPr>
-          <w:rFonts w:hint="eastAsia"/>
+          <w:rFonts w:hint="eastAsia" w:eastAsia="黑体"/>
         </w:rPr>
         <w:t xml:space="preserve">内部结构击穿导通，把瞬态电压钳制在安全范围并把电流导向地，</w:t>
       </w:r>
@@ -482,20 +553,26 @@
         </m:r>
       </m:oMath>
       <w:r>
+        <w:rPr>
+          <w:rFonts w:eastAsia="黑体"/>
+        </w:rPr>
         <w:t xml:space="preserve"> </w:t>
       </w:r>
       <w:r>
         <w:rPr>
-          <w:rFonts w:hint="eastAsia"/>
+          <w:rFonts w:hint="eastAsia" w:eastAsia="黑体"/>
         </w:rPr>
         <w:t xml:space="preserve">滤波抑制高频分量，保护</w:t>
       </w:r>
       <w:r>
+        <w:rPr>
+          <w:rFonts w:eastAsia="黑体"/>
+        </w:rPr>
         <w:t xml:space="preserve"> IC </w:t>
       </w:r>
       <w:r>
         <w:rPr>
-          <w:rFonts w:hint="eastAsia"/>
+          <w:rFonts w:hint="eastAsia" w:eastAsia="黑体"/>
         </w:rPr>
         <w:t xml:space="preserve">引脚。</w:t>
       </w:r>
@@ -508,7 +585,7 @@
       </w:pPr>
       <w:r>
         <w:rPr>
-          <w:rFonts w:hint="eastAsia"/>
+          <w:rFonts w:hint="eastAsia" w:eastAsia="黑体"/>
         </w:rPr>
         <w:t xml:space="preserve">工作原理</w:t>
       </w:r>
@@ -519,25 +596,31 @@
       </w:pPr>
       <w:r>
         <w:rPr>
-          <w:rFonts w:hint="eastAsia"/>
+          <w:rFonts w:hint="eastAsia" w:eastAsia="黑体"/>
         </w:rPr>
         <w:t xml:space="preserve">静电脉冲从接口端子进入时，防护器件先于</w:t>
       </w:r>
       <w:r>
+        <w:rPr>
+          <w:rFonts w:eastAsia="黑体"/>
+        </w:rPr>
         <w:t xml:space="preserve"> IC </w:t>
       </w:r>
       <w:r>
         <w:rPr>
-          <w:rFonts w:hint="eastAsia"/>
+          <w:rFonts w:hint="eastAsia" w:eastAsia="黑体"/>
         </w:rPr>
         <w:t xml:space="preserve">内部结构击穿导通，将瞬态电压钳制在其安全动作电压附近，并把放电电流导向地或电源轨，使</w:t>
       </w:r>
       <w:r>
+        <w:rPr>
+          <w:rFonts w:eastAsia="黑体"/>
+        </w:rPr>
         <w:t xml:space="preserve"> IC </w:t>
       </w:r>
       <w:r>
         <w:rPr>
-          <w:rFonts w:hint="eastAsia"/>
+          <w:rFonts w:hint="eastAsia" w:eastAsia="黑体"/>
         </w:rPr>
         <w:t xml:space="preserve">引脚电压不超过其绝对最大额定值，脉冲过后器件恢复高阻、正常信号透明通过。</w:t>
       </w:r>
@@ -550,7 +633,7 @@
       </w:pPr>
       <w:r>
         <w:rPr>
-          <w:rFonts w:hint="eastAsia"/>
+          <w:rFonts w:hint="eastAsia" w:eastAsia="黑体"/>
         </w:rPr>
         <w:t xml:space="preserve">关键计算公式</w:t>
       </w:r>
@@ -564,7 +647,7 @@
       </w:pPr>
       <w:r>
         <w:rPr>
-          <w:rFonts w:hint="eastAsia"/>
+          <w:rFonts w:hint="eastAsia" w:eastAsia="黑体"/>
         </w:rPr>
         <w:t xml:space="preserve">防护钳位电压（近似）：</w:t>
       </w:r>
@@ -678,7 +761,7 @@
       </w:pPr>
       <w:r>
         <w:rPr>
-          <w:rFonts w:hint="eastAsia"/>
+          <w:rFonts w:hint="eastAsia" w:eastAsia="黑体"/>
         </w:rPr>
         <w:t xml:space="preserve">限流电阻与电容构成的低通截止频率：</w:t>
       </w:r>
@@ -756,7 +839,7 @@
       </w:pPr>
       <w:r>
         <w:rPr>
-          <w:rFonts w:hint="eastAsia"/>
+          <w:rFonts w:hint="eastAsia" w:eastAsia="黑体"/>
         </w:rPr>
         <w:t xml:space="preserve">静电脉冲能量：</w:t>
       </w:r>
@@ -848,7 +931,7 @@
       </w:pPr>
       <w:r>
         <w:rPr>
-          <w:rFonts w:hint="eastAsia"/>
+          <w:rFonts w:hint="eastAsia" w:eastAsia="黑体"/>
         </w:rPr>
         <w:t xml:space="preserve">放电电流上升沿速率：</w:t>
       </w:r>
@@ -969,7 +1052,7 @@
             </w:pPr>
             <w:r>
               <w:rPr>
-                <w:rFonts w:hint="eastAsia"/>
+                <w:rFonts w:hint="eastAsia" w:eastAsia="黑体"/>
               </w:rPr>
               <w:t xml:space="preserve">符号</w:t>
             </w:r>
@@ -983,7 +1066,7 @@
             </w:pPr>
             <w:r>
               <w:rPr>
-                <w:rFonts w:hint="eastAsia"/>
+                <w:rFonts w:hint="eastAsia" w:eastAsia="黑体"/>
               </w:rPr>
               <w:t xml:space="preserve">含义</w:t>
             </w:r>
@@ -997,7 +1080,7 @@
             </w:pPr>
             <w:r>
               <w:rPr>
-                <w:rFonts w:hint="eastAsia"/>
+                <w:rFonts w:hint="eastAsia" w:eastAsia="黑体"/>
               </w:rPr>
               <w:t xml:space="preserve">单位</w:t>
             </w:r>
@@ -1029,6 +1112,9 @@
               </m:sSub>
             </m:oMath>
             <w:r>
+              <w:rPr>
+                <w:rFonts w:eastAsia="黑体"/>
+              </w:rPr>
               <w:t xml:space="preserve">​</w:t>
             </w:r>
           </w:p>
@@ -1041,7 +1127,7 @@
             </w:pPr>
             <w:r>
               <w:rPr>
-                <w:rFonts w:hint="eastAsia"/>
+                <w:rFonts w:hint="eastAsia" w:eastAsia="黑体"/>
               </w:rPr>
               <w:t xml:space="preserve">击穿电压</w:t>
             </w:r>
@@ -1054,6 +1140,9 @@
               <w:pStyle w:val="Compact"/>
             </w:pPr>
             <w:r>
+              <w:rPr>
+                <w:rFonts w:eastAsia="黑体"/>
+              </w:rPr>
               <w:t xml:space="preserve">V</w:t>
             </w:r>
           </w:p>
@@ -1087,6 +1176,9 @@
               </m:sSub>
             </m:oMath>
             <w:r>
+              <w:rPr>
+                <w:rFonts w:eastAsia="黑体"/>
+              </w:rPr>
               <w:t xml:space="preserve">​</w:t>
             </w:r>
           </w:p>
@@ -1099,7 +1191,7 @@
             </w:pPr>
             <w:r>
               <w:rPr>
-                <w:rFonts w:hint="eastAsia"/>
+                <w:rFonts w:hint="eastAsia" w:eastAsia="黑体"/>
               </w:rPr>
               <w:t xml:space="preserve">导通动态电阻</w:t>
             </w:r>
@@ -1112,6 +1204,9 @@
               <w:pStyle w:val="Compact"/>
             </w:pPr>
             <w:r>
+              <w:rPr>
+                <w:rFonts w:eastAsia="黑体"/>
+              </w:rPr>
               <w:t xml:space="preserve">Ω</w:t>
             </w:r>
           </w:p>
@@ -1139,6 +1234,9 @@
               </m:sSub>
             </m:oMath>
             <w:r>
+              <w:rPr>
+                <w:rFonts w:eastAsia="黑体"/>
+              </w:rPr>
               <w:t xml:space="preserve">​</w:t>
             </w:r>
           </w:p>
@@ -1151,7 +1249,7 @@
             </w:pPr>
             <w:r>
               <w:rPr>
-                <w:rFonts w:hint="eastAsia"/>
+                <w:rFonts w:hint="eastAsia" w:eastAsia="黑体"/>
               </w:rPr>
               <w:t xml:space="preserve">串联限流电阻</w:t>
             </w:r>
@@ -1164,6 +1262,9 @@
               <w:pStyle w:val="Compact"/>
             </w:pPr>
             <w:r>
+              <w:rPr>
+                <w:rFonts w:eastAsia="黑体"/>
+              </w:rPr>
               <w:t xml:space="preserve">Ω</w:t>
             </w:r>
           </w:p>
@@ -1182,6 +1283,9 @@
               </m:r>
             </m:oMath>
             <w:r>
+              <w:rPr>
+                <w:rFonts w:eastAsia="黑体"/>
+              </w:rPr>
               <w:t xml:space="preserve">​</w:t>
             </w:r>
           </w:p>
@@ -1194,16 +1298,19 @@
             </w:pPr>
             <w:r>
               <w:rPr>
-                <w:rFonts w:hint="eastAsia"/>
+                <w:rFonts w:hint="eastAsia" w:eastAsia="黑体"/>
               </w:rPr>
               <w:t xml:space="preserve">滤波</w:t>
             </w:r>
             <w:r>
+              <w:rPr>
+                <w:rFonts w:eastAsia="黑体"/>
+              </w:rPr>
               <w:t xml:space="preserve"> / </w:t>
             </w:r>
             <w:r>
               <w:rPr>
-                <w:rFonts w:hint="eastAsia"/>
+                <w:rFonts w:hint="eastAsia" w:eastAsia="黑体"/>
               </w:rPr>
               <w:t xml:space="preserve">等效电容</w:t>
             </w:r>
@@ -1216,6 +1323,9 @@
               <w:pStyle w:val="Compact"/>
             </w:pPr>
             <w:r>
+              <w:rPr>
+                <w:rFonts w:eastAsia="黑体"/>
+              </w:rPr>
               <w:t xml:space="preserve">F</w:t>
             </w:r>
           </w:p>
@@ -1246,6 +1356,9 @@
               </m:sSub>
             </m:oMath>
             <w:r>
+              <w:rPr>
+                <w:rFonts w:eastAsia="黑体"/>
+              </w:rPr>
               <w:t xml:space="preserve">​</w:t>
             </w:r>
           </w:p>
@@ -1258,7 +1371,7 @@
             </w:pPr>
             <w:r>
               <w:rPr>
-                <w:rFonts w:hint="eastAsia"/>
+                <w:rFonts w:hint="eastAsia" w:eastAsia="黑体"/>
               </w:rPr>
               <w:t xml:space="preserve">峰值脉冲电流</w:t>
             </w:r>
@@ -1271,6 +1384,9 @@
               <w:pStyle w:val="Compact"/>
             </w:pPr>
             <w:r>
+              <w:rPr>
+                <w:rFonts w:eastAsia="黑体"/>
+              </w:rPr>
               <w:t xml:space="preserve">A</w:t>
             </w:r>
           </w:p>
@@ -1298,6 +1414,9 @@
               </m:sSub>
             </m:oMath>
             <w:r>
+              <w:rPr>
+                <w:rFonts w:eastAsia="黑体"/>
+              </w:rPr>
               <w:t xml:space="preserve">​</w:t>
             </w:r>
           </w:p>
@@ -1310,7 +1429,7 @@
             </w:pPr>
             <w:r>
               <w:rPr>
-                <w:rFonts w:hint="eastAsia"/>
+                <w:rFonts w:hint="eastAsia" w:eastAsia="黑体"/>
               </w:rPr>
               <w:t xml:space="preserve">电流上升时间</w:t>
             </w:r>
@@ -1323,6 +1442,9 @@
               <w:pStyle w:val="Compact"/>
             </w:pPr>
             <w:r>
+              <w:rPr>
+                <w:rFonts w:eastAsia="黑体"/>
+              </w:rPr>
               <w:t xml:space="preserve">s</w:t>
             </w:r>
           </w:p>
@@ -1337,7 +1459,7 @@
       </w:pPr>
       <w:r>
         <w:rPr>
-          <w:rFonts w:hint="eastAsia"/>
+          <w:rFonts w:hint="eastAsia" w:eastAsia="黑体"/>
         </w:rPr>
         <w:t xml:space="preserve">元件调整影响</w:t>
       </w:r>
@@ -1369,6 +1491,7 @@
       </m:oMath>
       <w:r>
         <w:rPr>
+          <w:rFonts w:eastAsia="黑体"/>
           <w:b/>
           <w:bCs/>
         </w:rPr>
@@ -1376,21 +1499,27 @@
       </w:r>
       <w:r>
         <w:rPr>
-          <w:rFonts w:hint="eastAsia"/>
+          <w:rFonts w:hint="eastAsia" w:eastAsia="黑体"/>
           <w:b/>
           <w:bCs/>
         </w:rPr>
         <w:t xml:space="preserve">调低</w:t>
       </w:r>
       <w:r>
+        <w:rPr>
+          <w:rFonts w:eastAsia="黑体"/>
+        </w:rPr>
         <w:t xml:space="preserve"> </w:t>
       </w:r>
       <w:r>
+        <w:rPr>
+          <w:rFonts w:eastAsia="黑体"/>
+        </w:rPr>
         <w:t xml:space="preserve">→ </w:t>
       </w:r>
       <w:r>
         <w:rPr>
-          <w:rFonts w:hint="eastAsia"/>
+          <w:rFonts w:hint="eastAsia" w:eastAsia="黑体"/>
         </w:rPr>
         <w:t xml:space="preserve">钳位更低、更早导通，保护更强，但接近工作电压时漏电增大。</w:t>
       </w:r>
@@ -1405,7 +1534,7 @@
       </w:pPr>
       <w:r>
         <w:rPr>
-          <w:rFonts w:hint="eastAsia"/>
+          <w:rFonts w:hint="eastAsia" w:eastAsia="黑体"/>
           <w:b/>
           <w:bCs/>
         </w:rPr>
@@ -1413,6 +1542,7 @@
       </w:r>
       <w:r>
         <w:rPr>
+          <w:rFonts w:eastAsia="黑体"/>
           <w:b/>
           <w:bCs/>
         </w:rPr>
@@ -1434,6 +1564,7 @@
       </m:oMath>
       <w:r>
         <w:rPr>
+          <w:rFonts w:eastAsia="黑体"/>
           <w:b/>
           <w:bCs/>
         </w:rPr>
@@ -1441,21 +1572,27 @@
       </w:r>
       <w:r>
         <w:rPr>
-          <w:rFonts w:hint="eastAsia"/>
+          <w:rFonts w:hint="eastAsia" w:eastAsia="黑体"/>
           <w:b/>
           <w:bCs/>
         </w:rPr>
         <w:t xml:space="preserve">增大</w:t>
       </w:r>
       <w:r>
+        <w:rPr>
+          <w:rFonts w:eastAsia="黑体"/>
+        </w:rPr>
         <w:t xml:space="preserve"> </w:t>
       </w:r>
       <w:r>
+        <w:rPr>
+          <w:rFonts w:eastAsia="黑体"/>
+        </w:rPr>
         <w:t xml:space="preserve">→ </w:t>
       </w:r>
       <w:r>
         <w:rPr>
-          <w:rFonts w:hint="eastAsia"/>
+          <w:rFonts w:hint="eastAsia" w:eastAsia="黑体"/>
         </w:rPr>
         <w:t xml:space="preserve">泄放电流减小，可减轻防护器件负担，但高速信号带宽受限。</w:t>
       </w:r>
@@ -1470,30 +1607,39 @@
       </w:pPr>
       <w:r>
         <w:rPr>
-          <w:rFonts w:hint="eastAsia"/>
+          <w:rFonts w:hint="eastAsia" w:eastAsia="黑体"/>
           <w:b/>
           <w:bCs/>
         </w:rPr>
         <w:t xml:space="preserve">滤波电容增大</w:t>
       </w:r>
       <w:r>
+        <w:rPr>
+          <w:rFonts w:eastAsia="黑体"/>
+        </w:rPr>
         <w:t xml:space="preserve"> </w:t>
       </w:r>
       <w:r>
+        <w:rPr>
+          <w:rFonts w:eastAsia="黑体"/>
+        </w:rPr>
         <w:t xml:space="preserve">→ </w:t>
       </w:r>
       <w:r>
         <w:rPr>
-          <w:rFonts w:hint="eastAsia"/>
+          <w:rFonts w:hint="eastAsia" w:eastAsia="黑体"/>
         </w:rPr>
         <w:t xml:space="preserve">吸收</w:t>
       </w:r>
       <w:r>
+        <w:rPr>
+          <w:rFonts w:eastAsia="黑体"/>
+        </w:rPr>
         <w:t xml:space="preserve"> ESD </w:t>
       </w:r>
       <w:r>
         <w:rPr>
-          <w:rFonts w:hint="eastAsia"/>
+          <w:rFonts w:hint="eastAsia" w:eastAsia="黑体"/>
         </w:rPr>
         <w:t xml:space="preserve">能量更强，但同样降低信号带宽、增加延时。</w:t>
       </w:r>
@@ -1508,21 +1654,27 @@
       </w:pPr>
       <w:r>
         <w:rPr>
-          <w:rFonts w:hint="eastAsia"/>
+          <w:rFonts w:hint="eastAsia" w:eastAsia="黑体"/>
           <w:b/>
           <w:bCs/>
         </w:rPr>
         <w:t xml:space="preserve">器件结电容增大</w:t>
       </w:r>
       <w:r>
+        <w:rPr>
+          <w:rFonts w:eastAsia="黑体"/>
+        </w:rPr>
         <w:t xml:space="preserve"> </w:t>
       </w:r>
       <w:r>
+        <w:rPr>
+          <w:rFonts w:eastAsia="黑体"/>
+        </w:rPr>
         <w:t xml:space="preserve">→ </w:t>
       </w:r>
       <w:r>
         <w:rPr>
-          <w:rFonts w:hint="eastAsia"/>
+          <w:rFonts w:hint="eastAsia" w:eastAsia="黑体"/>
         </w:rPr>
         <w:t xml:space="preserve">高速接口信号劣化，需选低电容型号。</w:t>
       </w:r>
@@ -1537,39 +1689,51 @@
       </w:pPr>
       <w:r>
         <w:rPr>
-          <w:rFonts w:hint="eastAsia"/>
+          <w:rFonts w:hint="eastAsia" w:eastAsia="黑体"/>
           <w:b/>
           <w:bCs/>
         </w:rPr>
         <w:t xml:space="preserve">防护器件容量（峰值脉冲功率）不足</w:t>
       </w:r>
       <w:r>
+        <w:rPr>
+          <w:rFonts w:eastAsia="黑体"/>
+        </w:rPr>
         <w:t xml:space="preserve"> </w:t>
       </w:r>
       <w:r>
+        <w:rPr>
+          <w:rFonts w:eastAsia="黑体"/>
+        </w:rPr>
         <w:t xml:space="preserve">→ </w:t>
       </w:r>
       <w:r>
         <w:rPr>
-          <w:rFonts w:hint="eastAsia"/>
+          <w:rFonts w:hint="eastAsia" w:eastAsia="黑体"/>
         </w:rPr>
         <w:t xml:space="preserve">强</w:t>
       </w:r>
       <w:r>
+        <w:rPr>
+          <w:rFonts w:eastAsia="黑体"/>
+        </w:rPr>
         <w:t xml:space="preserve"> ESD </w:t>
       </w:r>
       <w:r>
         <w:rPr>
-          <w:rFonts w:hint="eastAsia"/>
+          <w:rFonts w:hint="eastAsia" w:eastAsia="黑体"/>
         </w:rPr>
         <w:t xml:space="preserve">冲击下可能失效，需按</w:t>
       </w:r>
       <w:r>
+        <w:rPr>
+          <w:rFonts w:eastAsia="黑体"/>
+        </w:rPr>
         <w:t xml:space="preserve"> IEC </w:t>
       </w:r>
       <w:r>
         <w:rPr>
-          <w:rFonts w:hint="eastAsia"/>
+          <w:rFonts w:hint="eastAsia" w:eastAsia="黑体"/>
         </w:rPr>
         <w:t xml:space="preserve">等级选型。</w:t>
       </w:r>
@@ -1582,7 +1746,7 @@
       </w:pPr>
       <w:r>
         <w:rPr>
-          <w:rFonts w:hint="eastAsia"/>
+          <w:rFonts w:hint="eastAsia" w:eastAsia="黑体"/>
         </w:rPr>
         <w:t xml:space="preserve">典型参数示例</w:t>
       </w:r>
@@ -1597,11 +1761,14 @@
       </w:pPr>
       <w:r>
         <w:rPr>
-          <w:rFonts w:hint="eastAsia"/>
+          <w:rFonts w:hint="eastAsia" w:eastAsia="黑体"/>
         </w:rPr>
         <w:t xml:space="preserve">取</w:t>
       </w:r>
       <w:r>
+        <w:rPr>
+          <w:rFonts w:eastAsia="黑体"/>
+        </w:rPr>
         <w:t xml:space="preserve"> </w:t>
       </w:r>
       <m:oMath>
@@ -1641,6 +1808,9 @@
         </m:r>
       </m:oMath>
       <w:r>
+        <w:rPr>
+          <w:rFonts w:eastAsia="黑体"/>
+        </w:rPr>
         <w:t xml:space="preserve">、</w:t>
       </w:r>
       <m:oMath>
@@ -1683,6 +1853,9 @@
         </m:r>
       </m:oMath>
       <w:r>
+        <w:rPr>
+          <w:rFonts w:eastAsia="黑体"/>
+        </w:rPr>
         <w:t xml:space="preserve">、</w:t>
       </w:r>
       <m:oMath>
@@ -1723,16 +1896,19 @@
       </m:oMath>
       <w:r>
         <w:rPr>
-          <w:rFonts w:hint="eastAsia"/>
+          <w:rFonts w:hint="eastAsia" w:eastAsia="黑体"/>
         </w:rPr>
         <w:t xml:space="preserve">（IEC</w:t>
       </w:r>
       <w:r>
+        <w:rPr>
+          <w:rFonts w:eastAsia="黑体"/>
+        </w:rPr>
         <w:t xml:space="preserve"> 4 </w:t>
       </w:r>
       <w:r>
         <w:rPr>
-          <w:rFonts w:hint="eastAsia"/>
+          <w:rFonts w:hint="eastAsia" w:eastAsia="黑体"/>
         </w:rPr>
         <w:t xml:space="preserve">级）：</w:t>
       </w:r>
@@ -1810,16 +1986,19 @@
       </m:oMath>
       <w:r>
         <w:rPr>
-          <w:rFonts w:hint="eastAsia"/>
+          <w:rFonts w:hint="eastAsia" w:eastAsia="黑体"/>
         </w:rPr>
         <w:t xml:space="preserve">，对</w:t>
       </w:r>
       <w:r>
+        <w:rPr>
+          <w:rFonts w:eastAsia="黑体"/>
+        </w:rPr>
         <w:t xml:space="preserve"> 3.3 V </w:t>
       </w:r>
       <w:r>
         <w:rPr>
-          <w:rFonts w:hint="eastAsia"/>
+          <w:rFonts w:hint="eastAsia" w:eastAsia="黑体"/>
         </w:rPr>
         <w:t xml:space="preserve">逻辑引脚仍能防护。</w:t>
       </w:r>
@@ -1834,11 +2013,14 @@
       </w:pPr>
       <w:r>
         <w:rPr>
-          <w:rFonts w:hint="eastAsia"/>
+          <w:rFonts w:hint="eastAsia" w:eastAsia="黑体"/>
         </w:rPr>
         <w:t xml:space="preserve">低速按键输入：取</w:t>
       </w:r>
       <w:r>
+        <w:rPr>
+          <w:rFonts w:eastAsia="黑体"/>
+        </w:rPr>
         <w:t xml:space="preserve"> </w:t>
       </w:r>
       <m:oMath>
@@ -1875,6 +2057,9 @@
         </m:r>
       </m:oMath>
       <w:r>
+        <w:rPr>
+          <w:rFonts w:eastAsia="黑体"/>
+        </w:rPr>
         <w:t xml:space="preserve">、</w:t>
       </w:r>
       <m:oMath>
@@ -1903,7 +2088,7 @@
       </m:oMath>
       <w:r>
         <w:rPr>
-          <w:rFonts w:hint="eastAsia"/>
+          <w:rFonts w:hint="eastAsia" w:eastAsia="黑体"/>
         </w:rPr>
         <w:t xml:space="preserve">，</w:t>
       </w:r>
@@ -2008,16 +2193,19 @@
       </m:oMath>
       <w:r>
         <w:rPr>
-          <w:rFonts w:hint="eastAsia"/>
+          <w:rFonts w:hint="eastAsia" w:eastAsia="黑体"/>
         </w:rPr>
         <w:t xml:space="preserve">，足以滤除</w:t>
       </w:r>
       <w:r>
+        <w:rPr>
+          <w:rFonts w:eastAsia="黑体"/>
+        </w:rPr>
         <w:t xml:space="preserve"> ESD </w:t>
       </w:r>
       <w:r>
         <w:rPr>
-          <w:rFonts w:hint="eastAsia"/>
+          <w:rFonts w:hint="eastAsia" w:eastAsia="黑体"/>
         </w:rPr>
         <w:t xml:space="preserve">高频分量。</w:t>
       </w:r>
@@ -2030,7 +2218,7 @@
       </w:pPr>
       <w:r>
         <w:rPr>
-          <w:rFonts w:hint="eastAsia"/>
+          <w:rFonts w:hint="eastAsia" w:eastAsia="黑体"/>
         </w:rPr>
         <w:t xml:space="preserve">常见器件型号</w:t>
       </w:r>
@@ -2044,29 +2232,38 @@
         </w:numPr>
       </w:pPr>
       <w:r>
+        <w:rPr>
+          <w:rFonts w:eastAsia="黑体"/>
+        </w:rPr>
         <w:t xml:space="preserve">ESD </w:t>
       </w:r>
       <w:r>
         <w:rPr>
-          <w:rFonts w:hint="eastAsia"/>
+          <w:rFonts w:hint="eastAsia" w:eastAsia="黑体"/>
         </w:rPr>
         <w:t xml:space="preserve">二极管：TI</w:t>
       </w:r>
       <w:r>
+        <w:rPr>
+          <w:rFonts w:eastAsia="黑体"/>
+        </w:rPr>
         <w:t xml:space="preserve"> TPD4E </w:t>
       </w:r>
       <w:r>
         <w:rPr>
-          <w:rFonts w:hint="eastAsia"/>
+          <w:rFonts w:hint="eastAsia" w:eastAsia="黑体"/>
         </w:rPr>
         <w:t xml:space="preserve">系列（TPD4E05U06）、Nexperia</w:t>
       </w:r>
       <w:r>
+        <w:rPr>
+          <w:rFonts w:eastAsia="黑体"/>
+        </w:rPr>
         <w:t xml:space="preserve"> PESD5V0、ON Semi ESDR </w:t>
       </w:r>
       <w:r>
         <w:rPr>
-          <w:rFonts w:hint="eastAsia"/>
+          <w:rFonts w:hint="eastAsia" w:eastAsia="黑体"/>
         </w:rPr>
         <w:t xml:space="preserve">系列。</w:t>
       </w:r>
@@ -2081,25 +2278,31 @@
       </w:pPr>
       <w:r>
         <w:rPr>
-          <w:rFonts w:hint="eastAsia"/>
+          <w:rFonts w:hint="eastAsia" w:eastAsia="黑体"/>
         </w:rPr>
         <w:t xml:space="preserve">TVS：Littelfuse</w:t>
       </w:r>
       <w:r>
+        <w:rPr>
+          <w:rFonts w:eastAsia="黑体"/>
+        </w:rPr>
         <w:t xml:space="preserve"> SP </w:t>
       </w:r>
       <w:r>
         <w:rPr>
-          <w:rFonts w:hint="eastAsia"/>
+          <w:rFonts w:hint="eastAsia" w:eastAsia="黑体"/>
         </w:rPr>
         <w:t xml:space="preserve">系列、Bourns</w:t>
       </w:r>
       <w:r>
+        <w:rPr>
+          <w:rFonts w:eastAsia="黑体"/>
+        </w:rPr>
         <w:t xml:space="preserve"> CDSOT23 </w:t>
       </w:r>
       <w:r>
         <w:rPr>
-          <w:rFonts w:hint="eastAsia"/>
+          <w:rFonts w:hint="eastAsia" w:eastAsia="黑体"/>
         </w:rPr>
         <w:t xml:space="preserve">系列。</w:t>
       </w:r>
@@ -2114,16 +2317,19 @@
       </w:pPr>
       <w:r>
         <w:rPr>
-          <w:rFonts w:hint="eastAsia"/>
+          <w:rFonts w:hint="eastAsia" w:eastAsia="黑体"/>
         </w:rPr>
         <w:t xml:space="preserve">集成防护</w:t>
       </w:r>
       <w:r>
+        <w:rPr>
+          <w:rFonts w:eastAsia="黑体"/>
+        </w:rPr>
         <w:t xml:space="preserve"> + </w:t>
       </w:r>
       <w:r>
         <w:rPr>
-          <w:rFonts w:hint="eastAsia"/>
+          <w:rFonts w:hint="eastAsia" w:eastAsia="黑体"/>
         </w:rPr>
         <w:t xml:space="preserve">滤波：常用按需选型。</w:t>
       </w:r>
@@ -2136,7 +2342,7 @@
       </w:pPr>
       <w:r>
         <w:rPr>
-          <w:rFonts w:hint="eastAsia"/>
+          <w:rFonts w:hint="eastAsia" w:eastAsia="黑体"/>
         </w:rPr>
         <w:t xml:space="preserve">注意事项</w:t>
       </w:r>
@@ -2151,11 +2357,14 @@
       </w:pPr>
       <w:r>
         <w:rPr>
-          <w:rFonts w:hint="eastAsia"/>
+          <w:rFonts w:hint="eastAsia" w:eastAsia="黑体"/>
         </w:rPr>
         <w:t xml:space="preserve">防护器件应紧靠接口与芯片引脚，减小走线寄生电感，否则钳位电压会叠加</w:t>
       </w:r>
       <w:r>
+        <w:rPr>
+          <w:rFonts w:eastAsia="黑体"/>
+        </w:rPr>
         <w:t xml:space="preserve"> </w:t>
       </w:r>
       <m:oMath>
@@ -2185,11 +2394,14 @@
         </m:f>
       </m:oMath>
       <w:r>
+        <w:rPr>
+          <w:rFonts w:eastAsia="黑体"/>
+        </w:rPr>
         <w:t xml:space="preserve"> </w:t>
       </w:r>
       <w:r>
         <w:rPr>
-          <w:rFonts w:hint="eastAsia"/>
+          <w:rFonts w:hint="eastAsia" w:eastAsia="黑体"/>
         </w:rPr>
         <w:t xml:space="preserve">尖峰。</w:t>
       </w:r>
@@ -2204,7 +2416,7 @@
       </w:pPr>
       <w:r>
         <w:rPr>
-          <w:rFonts w:hint="eastAsia"/>
+          <w:rFonts w:hint="eastAsia" w:eastAsia="黑体"/>
         </w:rPr>
         <w:t xml:space="preserve">防护器件的击穿电压要大于信号最大正常工作电压，小于被保护器件引脚耐压。</w:t>
       </w:r>
@@ -2219,7 +2431,7 @@
       </w:pPr>
       <w:r>
         <w:rPr>
-          <w:rFonts w:hint="eastAsia"/>
+          <w:rFonts w:hint="eastAsia" w:eastAsia="黑体"/>
         </w:rPr>
         <w:t xml:space="preserve">高速接口（USB3、HDMI、以太网）必须选低结电容专用器件。</w:t>
       </w:r>
@@ -2234,16 +2446,19 @@
       </w:pPr>
       <w:r>
         <w:rPr>
-          <w:rFonts w:hint="eastAsia"/>
+          <w:rFonts w:hint="eastAsia" w:eastAsia="黑体"/>
         </w:rPr>
         <w:t xml:space="preserve">回流路径（地）阻抗要低，避免</w:t>
       </w:r>
       <w:r>
+        <w:rPr>
+          <w:rFonts w:eastAsia="黑体"/>
+        </w:rPr>
         <w:t xml:space="preserve"> ESD </w:t>
       </w:r>
       <w:r>
         <w:rPr>
-          <w:rFonts w:hint="eastAsia"/>
+          <w:rFonts w:hint="eastAsia" w:eastAsia="黑体"/>
         </w:rPr>
         <w:t xml:space="preserve">电流抬高地电位造成二次损坏。</w:t>
       </w:r>
@@ -2256,7 +2471,7 @@
       </w:pPr>
       <w:r>
         <w:rPr>
-          <w:rFonts w:hint="eastAsia"/>
+          <w:rFonts w:hint="eastAsia" w:eastAsia="黑体"/>
         </w:rPr>
         <w:t xml:space="preserve">参考资料</w:t>
       </w:r>
@@ -2270,6 +2485,9 @@
         </w:numPr>
       </w:pPr>
       <w:r>
+        <w:rPr>
+          <w:rFonts w:eastAsia="黑体"/>
+        </w:rPr>
         <w:t xml:space="preserve">Wikipedia: ESD protection。</w:t>
       </w:r>
     </w:p>
@@ -2282,15 +2500,21 @@
         </w:numPr>
       </w:pPr>
       <w:r>
+        <w:rPr>
+          <w:rFonts w:eastAsia="黑体"/>
+        </w:rPr>
         <w:t xml:space="preserve">TI </w:t>
       </w:r>
       <w:r>
         <w:rPr>
-          <w:rFonts w:hint="eastAsia"/>
+          <w:rFonts w:hint="eastAsia" w:eastAsia="黑体"/>
         </w:rPr>
         <w:t xml:space="preserve">官网：System-Level</w:t>
       </w:r>
       <w:r>
+        <w:rPr>
+          <w:rFonts w:eastAsia="黑体"/>
+        </w:rPr>
         <w:t xml:space="preserve"> ESD/EMI Protection Guide。</w:t>
       </w:r>
     </w:p>
@@ -2303,15 +2527,21 @@
         </w:numPr>
       </w:pPr>
       <w:r>
+        <w:rPr>
+          <w:rFonts w:eastAsia="黑体"/>
+        </w:rPr>
         <w:t xml:space="preserve">Nexperia </w:t>
       </w:r>
       <w:r>
         <w:rPr>
-          <w:rFonts w:hint="eastAsia"/>
+          <w:rFonts w:hint="eastAsia" w:eastAsia="黑体"/>
         </w:rPr>
         <w:t xml:space="preserve">官网：ESD</w:t>
       </w:r>
       <w:r>
+        <w:rPr>
+          <w:rFonts w:eastAsia="黑体"/>
+        </w:rPr>
         <w:t xml:space="preserve"> protection application notes。</w:t>
       </w:r>
     </w:p>
@@ -2324,11 +2554,11 @@
       </w:pPr>
       <w:r>
         <w:rPr>
-          <w:rFonts w:ascii="Times New Roman" w:hAnsi="Times New Roman"/>
+          <w:rFonts w:ascii="Times New Roman" w:hAnsi="Times New Roman" w:eastAsia="黑体"/>
           <w:color w:val="555555"/>
           <w:sz w:val="21"/>
         </w:rPr>
-        <w:t>材料收集者：杜文杰</w:t>
+        <w:t>材料收集者：杜文杰，WX手机：19519196569，QQ:3478827729</w:t>
       </w:r>
     </w:p>
     <w:sectPr>
@@ -2348,7 +2578,7 @@
 </file>
 
 <file path=word/footer1.xml><?xml version="1.0" encoding="utf-8"?>
-<w:ftr xmlns:m="http://schemas.openxmlformats.org/officeDocument/2006/math" xmlns:mc="http://schemas.openxmlformats.org/markup-compatibility/2006" xmlns:mo="http://schemas.microsoft.com/office/mac/office/2008/main" xmlns:mv="urn:schemas-microsoft-com:mac:vml" xmlns:o="urn:schemas-microsoft-com:office:office" xmlns:r="http://schemas.openxmlformats.org/officeDocument/2006/relationships" xmlns:v="urn:schemas-microsoft-com:vml" xmlns:w10="urn:schemas-microsoft-com:office:word" xmlns:w14="http://schemas.microsoft.com/office/word/2010/wordml" xmlns:w="http://schemas.openxmlformats.org/wordprocessingml/2006/main" xmlns:wne="http://schemas.microsoft.com/office/word/2006/wordml" xmlns:wp14="http://schemas.microsoft.com/office/word/2010/wordprocessingDrawing" xmlns:wp="http://schemas.openxmlformats.org/drawingml/2006/wordprocessingDrawing" xmlns:wpc="http://schemas.microsoft.com/office/word/2010/wordprocessingCanvas" xmlns:wpg="http://schemas.microsoft.com/office/word/2010/wordprocessingGroup" xmlns:wpi="http://schemas.microsoft.com/office/word/2010/wordprocessingInk" xmlns:wps="http://schemas.microsoft.com/office/word/2010/wordprocessingShape" mc:Ignorable="w14 wp14">
+<w:ftr xmlns:mc="http://schemas.openxmlformats.org/markup-compatibility/2006" xmlns:w="http://schemas.openxmlformats.org/wordprocessingml/2006/main" xmlns:m="http://schemas.openxmlformats.org/officeDocument/2006/math" xmlns:mo="http://schemas.microsoft.com/office/mac/office/2008/main" xmlns:mv="urn:schemas-microsoft-com:mac:vml" xmlns:o="urn:schemas-microsoft-com:office:office" xmlns:r="http://schemas.openxmlformats.org/officeDocument/2006/relationships" xmlns:v="urn:schemas-microsoft-com:vml" xmlns:w10="urn:schemas-microsoft-com:office:word" xmlns:w14="http://schemas.microsoft.com/office/word/2010/wordml" xmlns:wne="http://schemas.microsoft.com/office/word/2006/wordml" xmlns:wp14="http://schemas.microsoft.com/office/word/2010/wordprocessingDrawing" xmlns:wp="http://schemas.openxmlformats.org/drawingml/2006/wordprocessingDrawing" xmlns:wpc="http://schemas.microsoft.com/office/word/2010/wordprocessingCanvas" xmlns:wpg="http://schemas.microsoft.com/office/word/2010/wordprocessingGroup" xmlns:wpi="http://schemas.microsoft.com/office/word/2010/wordprocessingInk" xmlns:wps="http://schemas.microsoft.com/office/word/2010/wordprocessingShape" mc:Ignorable="w14 wp14">
   <w:p>
     <w:pPr>
       <w:pStyle w:val="Footer"/>
@@ -2356,12 +2586,14 @@
     </w:pPr>
     <w:r>
       <w:rPr>
+        <w:rFonts w:eastAsia="黑体"/>
         <w:sz w:val="18"/>
       </w:rPr>
       <w:t xml:space="preserve">第 </w:t>
     </w:r>
     <w:r>
       <w:rPr>
+        <w:rFonts w:eastAsia="黑体"/>
         <w:sz w:val="18"/>
       </w:rPr>
       <w:fldChar w:fldCharType="begin"/>
@@ -2370,6 +2602,7 @@
     </w:r>
     <w:r>
       <w:rPr>
+        <w:rFonts w:eastAsia="黑体"/>
         <w:sz w:val="18"/>
       </w:rPr>
       <w:t xml:space="preserve"> 页</w:t>
@@ -2383,6 +2616,9 @@
   <w:footnote w:type="continuationSeparator" w:id="0">
     <w:p>
       <w:r>
+        <w:rPr>
+          <w:rFonts w:eastAsia="黑体"/>
+        </w:rPr>
         <w:continuationSeparator/>
       </w:r>
     </w:p>
@@ -2390,6 +2626,9 @@
   <w:footnote w:type="separator" w:id="-1">
     <w:p>
       <w:r>
+        <w:rPr>
+          <w:rFonts w:eastAsia="黑体"/>
+        </w:rPr>
         <w:separator/>
       </w:r>
     </w:p>
@@ -2398,7 +2637,7 @@
 </file>
 
 <file path=word/header1.xml><?xml version="1.0" encoding="utf-8"?>
-<w:hdr xmlns:m="http://schemas.openxmlformats.org/officeDocument/2006/math" xmlns:mc="http://schemas.openxmlformats.org/markup-compatibility/2006" xmlns:mo="http://schemas.microsoft.com/office/mac/office/2008/main" xmlns:mv="urn:schemas-microsoft-com:mac:vml" xmlns:o="urn:schemas-microsoft-com:office:office" xmlns:r="http://schemas.openxmlformats.org/officeDocument/2006/relationships" xmlns:v="urn:schemas-microsoft-com:vml" xmlns:w10="urn:schemas-microsoft-com:office:word" xmlns:w14="http://schemas.microsoft.com/office/word/2010/wordml" xmlns:w="http://schemas.openxmlformats.org/wordprocessingml/2006/main" xmlns:wne="http://schemas.microsoft.com/office/word/2006/wordml" xmlns:wp14="http://schemas.microsoft.com/office/word/2010/wordprocessingDrawing" xmlns:wp="http://schemas.openxmlformats.org/drawingml/2006/wordprocessingDrawing" xmlns:wpc="http://schemas.microsoft.com/office/word/2010/wordprocessingCanvas" xmlns:wpg="http://schemas.microsoft.com/office/word/2010/wordprocessingGroup" xmlns:wpi="http://schemas.microsoft.com/office/word/2010/wordprocessingInk" xmlns:wps="http://schemas.microsoft.com/office/word/2010/wordprocessingShape" mc:Ignorable="w14 wp14">
+<w:hdr xmlns:mc="http://schemas.openxmlformats.org/markup-compatibility/2006" xmlns:w="http://schemas.openxmlformats.org/wordprocessingml/2006/main" xmlns:m="http://schemas.openxmlformats.org/officeDocument/2006/math" xmlns:mo="http://schemas.microsoft.com/office/mac/office/2008/main" xmlns:mv="urn:schemas-microsoft-com:mac:vml" xmlns:o="urn:schemas-microsoft-com:office:office" xmlns:r="http://schemas.openxmlformats.org/officeDocument/2006/relationships" xmlns:v="urn:schemas-microsoft-com:vml" xmlns:w10="urn:schemas-microsoft-com:office:word" xmlns:w14="http://schemas.microsoft.com/office/word/2010/wordml" xmlns:wne="http://schemas.microsoft.com/office/word/2006/wordml" xmlns:wp14="http://schemas.microsoft.com/office/word/2010/wordprocessingDrawing" xmlns:wp="http://schemas.openxmlformats.org/drawingml/2006/wordprocessingDrawing" xmlns:wpc="http://schemas.microsoft.com/office/word/2010/wordprocessingCanvas" xmlns:wpg="http://schemas.microsoft.com/office/word/2010/wordprocessingGroup" xmlns:wpi="http://schemas.microsoft.com/office/word/2010/wordprocessingInk" xmlns:wps="http://schemas.microsoft.com/office/word/2010/wordprocessingShape" mc:Ignorable="w14 wp14">
   <w:p>
     <w:pPr>
       <w:pStyle w:val="Header"/>
@@ -2406,7 +2645,7 @@
     </w:pPr>
     <w:r>
       <w:rPr>
-        <w:rFonts w:ascii="Times New Roman" w:hAnsi="Times New Roman"/>
+        <w:rFonts w:ascii="Times New Roman" w:hAnsi="Times New Roman" w:eastAsia="黑体"/>
         <w:sz w:val="18"/>
         <w:rFonts w:eastAsia="黑体"/>
         <w:rFonts w:eastAsia="黑体"/>
@@ -2418,7 +2657,7 @@
 </file>
 
 <file path=word/numbering.xml><?xml version="1.0" encoding="utf-8"?>
-<w:numbering xmlns:m="http://schemas.openxmlformats.org/officeDocument/2006/math" xmlns:mc="http://schemas.openxmlformats.org/markup-compatibility/2006" xmlns:mo="http://schemas.microsoft.com/office/mac/office/2008/main" xmlns:mv="urn:schemas-microsoft-com:mac:vml" xmlns:o="urn:schemas-microsoft-com:office:office" xmlns:r="http://schemas.openxmlformats.org/officeDocument/2006/relationships" xmlns:v="urn:schemas-microsoft-com:vml" xmlns:w="http://schemas.openxmlformats.org/wordprocessingml/2006/main" xmlns:w10="urn:schemas-microsoft-com:office:word" xmlns:w14="http://schemas.microsoft.com/office/word/2010/wordml" xmlns:wne="http://schemas.microsoft.com/office/word/2006/wordml" xmlns:wp="http://schemas.openxmlformats.org/drawingml/2006/wordprocessingDrawing" xmlns:wp14="http://schemas.microsoft.com/office/word/2010/wordprocessingDrawing" xmlns:wpc="http://schemas.microsoft.com/office/word/2010/wordprocessingCanvas" xmlns:wpg="http://schemas.microsoft.com/office/word/2010/wordprocessingGroup" xmlns:wpi="http://schemas.microsoft.com/office/word/2010/wordprocessingInk" xmlns:wps="http://schemas.microsoft.com/office/word/2010/wordprocessingShape" mc:Ignorable="w14 wp14">
+<w:numbering xmlns:mc="http://schemas.openxmlformats.org/markup-compatibility/2006" xmlns:w="http://schemas.openxmlformats.org/wordprocessingml/2006/main" xmlns:m="http://schemas.openxmlformats.org/officeDocument/2006/math" xmlns:mo="http://schemas.microsoft.com/office/mac/office/2008/main" xmlns:mv="urn:schemas-microsoft-com:mac:vml" xmlns:o="urn:schemas-microsoft-com:office:office" xmlns:r="http://schemas.openxmlformats.org/officeDocument/2006/relationships" xmlns:v="urn:schemas-microsoft-com:vml" xmlns:w10="urn:schemas-microsoft-com:office:word" xmlns:w14="http://schemas.microsoft.com/office/word/2010/wordml" xmlns:wne="http://schemas.microsoft.com/office/word/2006/wordml" xmlns:wp="http://schemas.openxmlformats.org/drawingml/2006/wordprocessingDrawing" xmlns:wp14="http://schemas.microsoft.com/office/word/2010/wordprocessingDrawing" xmlns:wpc="http://schemas.microsoft.com/office/word/2010/wordprocessingCanvas" xmlns:wpg="http://schemas.microsoft.com/office/word/2010/wordprocessingGroup" xmlns:wpi="http://schemas.microsoft.com/office/word/2010/wordprocessingInk" xmlns:wps="http://schemas.microsoft.com/office/word/2010/wordprocessingShape" mc:Ignorable="w14 wp14">
   <w:abstractNum w:abstractNumId="0">
     <w:nsid w:val="FFFFFF7C"/>
     <w:multiLevelType w:val="singleLevel"/>
@@ -2505,7 +2744,7 @@
         <w:ind w:hanging="360" w:left="1440"/>
       </w:pPr>
       <w:rPr>
-        <w:rFonts w:ascii="Symbol" w:hAnsi="Symbol" w:hint="default"/>
+        <w:rFonts w:ascii="Symbol" w:hAnsi="Symbol" w:hint="default" w:eastAsia="黑体"/>
       </w:rPr>
     </w:lvl>
   </w:abstractNum>
@@ -2526,7 +2765,7 @@
         <w:ind w:hanging="360" w:left="1080"/>
       </w:pPr>
       <w:rPr>
-        <w:rFonts w:ascii="Symbol" w:hAnsi="Symbol" w:hint="default"/>
+        <w:rFonts w:ascii="Symbol" w:hAnsi="Symbol" w:hint="default" w:eastAsia="黑体"/>
       </w:rPr>
     </w:lvl>
   </w:abstractNum>
@@ -2547,7 +2786,7 @@
         <w:ind w:hanging="360" w:left="720"/>
       </w:pPr>
       <w:rPr>
-        <w:rFonts w:ascii="Symbol" w:hAnsi="Symbol" w:hint="default"/>
+        <w:rFonts w:ascii="Symbol" w:hAnsi="Symbol" w:hint="default" w:eastAsia="黑体"/>
       </w:rPr>
     </w:lvl>
   </w:abstractNum>
@@ -2586,7 +2825,7 @@
         <w:ind w:hanging="360" w:left="360"/>
       </w:pPr>
       <w:rPr>
-        <w:rFonts w:ascii="Symbol" w:hAnsi="Symbol" w:hint="default"/>
+        <w:rFonts w:ascii="Symbol" w:hAnsi="Symbol" w:hint="default" w:eastAsia="黑体"/>
       </w:rPr>
     </w:lvl>
   </w:abstractNum>
@@ -2677,7 +2916,7 @@
         <w:ind w:left="720" w:hanging="360"/>
       </w:pPr>
       <w:rPr>
-        <w:rFonts w:ascii="Symbol" w:hAnsi="Symbol" w:cs="Symbol" w:hint="default"/>
+        <w:rFonts w:ascii="Symbol" w:hAnsi="Symbol" w:cs="Symbol" w:hint="default" w:eastAsia="黑体"/>
       </w:rPr>
     </w:lvl>
     <w:lvl w:ilvl="1">
@@ -2688,7 +2927,7 @@
         <w:ind w:left="1440" w:hanging="360"/>
       </w:pPr>
       <w:rPr>
-        <w:rFonts w:ascii="Courier New" w:hAnsi="Courier New" w:cs="Courier New" w:hint="default"/>
+        <w:rFonts w:ascii="Courier New" w:hAnsi="Courier New" w:cs="Courier New" w:hint="default" w:eastAsia="黑体"/>
       </w:rPr>
     </w:lvl>
     <w:lvl w:ilvl="2">
@@ -2699,7 +2938,7 @@
         <w:ind w:left="2160" w:hanging="360"/>
       </w:pPr>
       <w:rPr>
-        <w:rFonts w:ascii="Wingdings" w:hAnsi="Wingdings" w:cs="Wingdings" w:hint="default"/>
+        <w:rFonts w:ascii="Wingdings" w:hAnsi="Wingdings" w:cs="Wingdings" w:hint="default" w:eastAsia="黑体"/>
       </w:rPr>
     </w:lvl>
     <w:lvl w:ilvl="3">
@@ -2710,7 +2949,7 @@
         <w:ind w:left="2880" w:hanging="360"/>
       </w:pPr>
       <w:rPr>
-        <w:rFonts w:ascii="Symbol" w:hAnsi="Symbol" w:cs="Symbol" w:hint="default"/>
+        <w:rFonts w:ascii="Symbol" w:hAnsi="Symbol" w:cs="Symbol" w:hint="default" w:eastAsia="黑体"/>
       </w:rPr>
     </w:lvl>
     <w:lvl w:ilvl="4">
@@ -2721,7 +2960,7 @@
         <w:ind w:left="3600" w:hanging="360"/>
       </w:pPr>
       <w:rPr>
-        <w:rFonts w:ascii="Courier New" w:hAnsi="Courier New" w:cs="Courier New" w:hint="default"/>
+        <w:rFonts w:ascii="Courier New" w:hAnsi="Courier New" w:cs="Courier New" w:hint="default" w:eastAsia="黑体"/>
       </w:rPr>
     </w:lvl>
     <w:lvl w:ilvl="5">
@@ -2732,7 +2971,7 @@
         <w:ind w:left="4320" w:hanging="360"/>
       </w:pPr>
       <w:rPr>
-        <w:rFonts w:ascii="Wingdings" w:hAnsi="Wingdings" w:cs="Wingdings" w:hint="default"/>
+        <w:rFonts w:ascii="Wingdings" w:hAnsi="Wingdings" w:cs="Wingdings" w:hint="default" w:eastAsia="黑体"/>
       </w:rPr>
     </w:lvl>
     <w:lvl w:ilvl="6">
@@ -2743,7 +2982,7 @@
         <w:ind w:left="5040" w:hanging="360"/>
       </w:pPr>
       <w:rPr>
-        <w:rFonts w:ascii="Symbol" w:hAnsi="Symbol" w:cs="Symbol" w:hint="default"/>
+        <w:rFonts w:ascii="Symbol" w:hAnsi="Symbol" w:cs="Symbol" w:hint="default" w:eastAsia="黑体"/>
       </w:rPr>
     </w:lvl>
     <w:lvl w:ilvl="7">
@@ -2754,7 +2993,7 @@
         <w:ind w:left="5760" w:hanging="360"/>
       </w:pPr>
       <w:rPr>
-        <w:rFonts w:ascii="Courier New" w:hAnsi="Courier New" w:cs="Courier New" w:hint="default"/>
+        <w:rFonts w:ascii="Courier New" w:hAnsi="Courier New" w:cs="Courier New" w:hint="default" w:eastAsia="黑体"/>
       </w:rPr>
     </w:lvl>
     <w:lvl w:ilvl="8">
@@ -2765,7 +3004,7 @@
         <w:ind w:left="6480" w:hanging="360"/>
       </w:pPr>
       <w:rPr>
-        <w:rFonts w:ascii="Wingdings" w:hAnsi="Wingdings" w:cs="Wingdings" w:hint="default"/>
+        <w:rFonts w:ascii="Wingdings" w:hAnsi="Wingdings" w:cs="Wingdings" w:hint="default" w:eastAsia="黑体"/>
       </w:rPr>
     </w:lvl>
   </w:abstractNum>
@@ -2821,11 +3060,11 @@
 </file>
 
 <file path=word/styles.xml><?xml version="1.0" encoding="utf-8"?>
-<w:styles xmlns:mc="http://schemas.openxmlformats.org/markup-compatibility/2006" xmlns:r="http://schemas.openxmlformats.org/officeDocument/2006/relationships" xmlns:w="http://schemas.openxmlformats.org/wordprocessingml/2006/main" xmlns:w14="http://schemas.microsoft.com/office/word/2010/wordml" mc:Ignorable="w14">
+<w:styles xmlns:mc="http://schemas.openxmlformats.org/markup-compatibility/2006" xmlns:w="http://schemas.openxmlformats.org/wordprocessingml/2006/main" xmlns:r="http://schemas.openxmlformats.org/officeDocument/2006/relationships" xmlns:w14="http://schemas.microsoft.com/office/word/2010/wordml" mc:Ignorable="w14">
   <w:docDefaults>
     <w:rPrDefault>
       <w:rPr>
-        <w:rFonts w:asciiTheme="minorHAnsi" w:cstheme="minorBidi" w:eastAsiaTheme="minorEastAsia" w:hAnsiTheme="minorHAnsi"/>
+        <w:rFonts w:asciiTheme="minorHAnsi" w:cstheme="minorBidi" w:hAnsiTheme="minorHAnsi" w:eastAsia="黑体"/>
         <w:sz w:val="22"/>
         <w:szCs w:val="22"/>
         <w:lang w:bidi="ar-SA" w:eastAsia="en-US" w:val="en-US"/>
@@ -3047,7 +3286,7 @@
       <w:outlineLvl w:val="0"/>
     </w:pPr>
     <w:rPr>
-      <w:rFonts w:ascii="Times New Roman" w:asciiTheme="majorHAnsi" w:cstheme="majorBidi" w:eastAsia="黑体" w:eastAsiaTheme="majorEastAsia" w:hAnsi="Times New Roman" w:hAnsiTheme="majorHAnsi"/>
+      <w:rFonts w:ascii="Times New Roman" w:asciiTheme="majorHAnsi" w:cstheme="majorBidi" w:eastAsia="黑体" w:hAnsi="Times New Roman" w:hAnsiTheme="majorHAnsi"/>
       <w:b/>
       <w:bCs/>
       <w:color w:val="1F3864"/>
@@ -3071,7 +3310,7 @@
       <w:outlineLvl w:val="1"/>
     </w:pPr>
     <w:rPr>
-      <w:rFonts w:ascii="Times New Roman" w:asciiTheme="majorHAnsi" w:cstheme="majorBidi" w:eastAsia="黑体" w:eastAsiaTheme="majorEastAsia" w:hAnsi="Times New Roman" w:hAnsiTheme="majorHAnsi"/>
+      <w:rFonts w:ascii="Times New Roman" w:asciiTheme="majorHAnsi" w:cstheme="majorBidi" w:eastAsia="黑体" w:hAnsi="Times New Roman" w:hAnsiTheme="majorHAnsi"/>
       <w:b/>
       <w:bCs/>
       <w:color w:val="2E4E7E"/>
@@ -3095,7 +3334,7 @@
       <w:outlineLvl w:val="2"/>
     </w:pPr>
     <w:rPr>
-      <w:rFonts w:ascii="Times New Roman" w:asciiTheme="majorHAnsi" w:cstheme="majorBidi" w:eastAsia="黑体" w:eastAsiaTheme="majorEastAsia" w:hAnsi="Times New Roman" w:hAnsiTheme="majorHAnsi"/>
+      <w:rFonts w:ascii="Times New Roman" w:asciiTheme="majorHAnsi" w:cstheme="majorBidi" w:eastAsia="黑体" w:hAnsi="Times New Roman" w:hAnsiTheme="majorHAnsi"/>
       <w:b/>
       <w:bCs/>
       <w:color w:val="2E4E7E"/>
@@ -3119,7 +3358,7 @@
       <w:outlineLvl w:val="3"/>
     </w:pPr>
     <w:rPr>
-      <w:rFonts w:ascii="Times New Roman" w:asciiTheme="majorHAnsi" w:cstheme="majorBidi" w:eastAsia="黑体" w:eastAsiaTheme="majorEastAsia" w:hAnsi="Times New Roman" w:hAnsiTheme="majorHAnsi"/>
+      <w:rFonts w:ascii="Times New Roman" w:asciiTheme="majorHAnsi" w:cstheme="majorBidi" w:eastAsia="黑体" w:hAnsi="Times New Roman" w:hAnsiTheme="majorHAnsi"/>
       <w:b/>
       <w:bCs/>
       <w:i/>
@@ -3145,7 +3384,7 @@
       <w:outlineLvl w:val="4"/>
     </w:pPr>
     <w:rPr>
-      <w:rFonts w:ascii="Times New Roman" w:asciiTheme="majorHAnsi" w:cstheme="majorBidi" w:eastAsia="黑体" w:eastAsiaTheme="majorEastAsia" w:hAnsi="Times New Roman" w:hAnsiTheme="majorHAnsi"/>
+      <w:rFonts w:ascii="Times New Roman" w:asciiTheme="majorHAnsi" w:cstheme="majorBidi" w:eastAsia="黑体" w:hAnsi="Times New Roman" w:hAnsiTheme="majorHAnsi"/>
       <w:b/>
       <w:color w:val="333333"/>
       <w:sz w:val="22"/>
@@ -3168,7 +3407,7 @@
       <w:outlineLvl w:val="5"/>
     </w:pPr>
     <w:rPr>
-      <w:rFonts w:asciiTheme="majorHAnsi" w:cstheme="majorBidi" w:eastAsiaTheme="majorEastAsia" w:hAnsiTheme="majorHAnsi"/>
+      <w:rFonts w:asciiTheme="majorHAnsi" w:cstheme="majorBidi" w:hAnsiTheme="majorHAnsi" w:eastAsia="黑体"/>
       <w:i/>
       <w:iCs/>
       <w:color w:themeColor="accent1" w:themeShade="7F" w:val="243F60"/>
@@ -3191,7 +3430,7 @@
       <w:outlineLvl w:val="6"/>
     </w:pPr>
     <w:rPr>
-      <w:rFonts w:asciiTheme="majorHAnsi" w:cstheme="majorBidi" w:eastAsiaTheme="majorEastAsia" w:hAnsiTheme="majorHAnsi"/>
+      <w:rFonts w:asciiTheme="majorHAnsi" w:cstheme="majorBidi" w:hAnsiTheme="majorHAnsi" w:eastAsia="黑体"/>
       <w:i/>
       <w:iCs/>
       <w:color w:themeColor="text1" w:themeTint="BF" w:val="404040"/>
@@ -3214,7 +3453,7 @@
       <w:outlineLvl w:val="7"/>
     </w:pPr>
     <w:rPr>
-      <w:rFonts w:asciiTheme="majorHAnsi" w:cstheme="majorBidi" w:eastAsiaTheme="majorEastAsia" w:hAnsiTheme="majorHAnsi"/>
+      <w:rFonts w:asciiTheme="majorHAnsi" w:cstheme="majorBidi" w:hAnsiTheme="majorHAnsi" w:eastAsia="黑体"/>
       <w:color w:themeColor="accent1" w:val="4F81BD"/>
       <w:sz w:val="20"/>
       <w:szCs w:val="20"/>
@@ -3237,7 +3476,7 @@
       <w:outlineLvl w:val="8"/>
     </w:pPr>
     <w:rPr>
-      <w:rFonts w:asciiTheme="majorHAnsi" w:cstheme="majorBidi" w:eastAsiaTheme="majorEastAsia" w:hAnsiTheme="majorHAnsi"/>
+      <w:rFonts w:asciiTheme="majorHAnsi" w:cstheme="majorBidi" w:hAnsiTheme="majorHAnsi" w:eastAsia="黑体"/>
       <w:i/>
       <w:iCs/>
       <w:color w:themeColor="text1" w:themeTint="BF" w:val="404040"/>
@@ -3288,7 +3527,7 @@
     <w:uiPriority w:val="9"/>
     <w:rsid w:val="00FC693F"/>
     <w:rPr>
-      <w:rFonts w:asciiTheme="majorHAnsi" w:cstheme="majorBidi" w:eastAsiaTheme="majorEastAsia" w:hAnsiTheme="majorHAnsi"/>
+      <w:rFonts w:asciiTheme="majorHAnsi" w:cstheme="majorBidi" w:hAnsiTheme="majorHAnsi" w:eastAsia="黑体"/>
       <w:b/>
       <w:bCs/>
       <w:color w:themeColor="accent1" w:themeShade="BF" w:val="365F91"/>
@@ -3303,7 +3542,7 @@
     <w:uiPriority w:val="9"/>
     <w:rsid w:val="00FC693F"/>
     <w:rPr>
-      <w:rFonts w:asciiTheme="majorHAnsi" w:cstheme="majorBidi" w:eastAsiaTheme="majorEastAsia" w:hAnsiTheme="majorHAnsi"/>
+      <w:rFonts w:asciiTheme="majorHAnsi" w:cstheme="majorBidi" w:hAnsiTheme="majorHAnsi" w:eastAsia="黑体"/>
       <w:b/>
       <w:bCs/>
       <w:color w:themeColor="accent1" w:val="4F81BD"/>
@@ -3318,7 +3557,7 @@
     <w:uiPriority w:val="9"/>
     <w:rsid w:val="00FC693F"/>
     <w:rPr>
-      <w:rFonts w:asciiTheme="majorHAnsi" w:cstheme="majorBidi" w:eastAsiaTheme="majorEastAsia" w:hAnsiTheme="majorHAnsi"/>
+      <w:rFonts w:asciiTheme="majorHAnsi" w:cstheme="majorBidi" w:hAnsiTheme="majorHAnsi" w:eastAsia="黑体"/>
       <w:b/>
       <w:bCs/>
       <w:color w:themeColor="accent1" w:val="4F81BD"/>
@@ -3341,7 +3580,7 @@
       <w:contextualSpacing/>
     </w:pPr>
     <w:rPr>
-      <w:rFonts w:ascii="Times New Roman" w:asciiTheme="majorHAnsi" w:cstheme="majorBidi" w:eastAsia="黑体" w:eastAsiaTheme="majorEastAsia" w:hAnsi="Times New Roman" w:hAnsiTheme="majorHAnsi"/>
+      <w:rFonts w:ascii="Times New Roman" w:asciiTheme="majorHAnsi" w:cstheme="majorBidi" w:eastAsia="黑体" w:hAnsi="Times New Roman" w:hAnsiTheme="majorHAnsi"/>
       <w:b/>
       <w:color w:val="1F3864"/>
       <w:spacing w:val="5"/>
@@ -3357,7 +3596,7 @@
     <w:uiPriority w:val="10"/>
     <w:rsid w:val="00FC693F"/>
     <w:rPr>
-      <w:rFonts w:asciiTheme="majorHAnsi" w:cstheme="majorBidi" w:eastAsiaTheme="majorEastAsia" w:hAnsiTheme="majorHAnsi"/>
+      <w:rFonts w:asciiTheme="majorHAnsi" w:cstheme="majorBidi" w:hAnsiTheme="majorHAnsi" w:eastAsia="黑体"/>
       <w:color w:themeColor="text2" w:themeShade="BF" w:val="17365D"/>
       <w:spacing w:val="5"/>
       <w:kern w:val="28"/>
@@ -3379,7 +3618,7 @@
       </w:numPr>
     </w:pPr>
     <w:rPr>
-      <w:rFonts w:asciiTheme="majorHAnsi" w:cstheme="majorBidi" w:eastAsiaTheme="majorEastAsia" w:hAnsiTheme="majorHAnsi"/>
+      <w:rFonts w:asciiTheme="majorHAnsi" w:cstheme="majorBidi" w:hAnsiTheme="majorHAnsi" w:eastAsia="黑体"/>
       <w:i/>
       <w:iCs/>
       <w:color w:themeColor="accent1" w:val="4F81BD"/>
@@ -3395,7 +3634,7 @@
     <w:uiPriority w:val="11"/>
     <w:rsid w:val="00FC693F"/>
     <w:rPr>
-      <w:rFonts w:asciiTheme="majorHAnsi" w:cstheme="majorBidi" w:eastAsiaTheme="majorEastAsia" w:hAnsiTheme="majorHAnsi"/>
+      <w:rFonts w:asciiTheme="majorHAnsi" w:cstheme="majorBidi" w:hAnsiTheme="majorHAnsi" w:eastAsia="黑体"/>
       <w:i/>
       <w:iCs/>
       <w:color w:themeColor="accent1" w:val="4F81BD"/>
@@ -3462,6 +3701,7 @@
       <w:spacing w:after="120"/>
     </w:pPr>
     <w:rPr>
+      <w:rFonts w:eastAsia="黑体"/>
       <w:sz w:val="16"/>
       <w:szCs w:val="16"/>
     </w:rPr>
@@ -3473,6 +3713,7 @@
     <w:uiPriority w:val="99"/>
     <w:rsid w:val="00AA1D8D"/>
     <w:rPr>
+      <w:rFonts w:eastAsia="黑体"/>
       <w:sz w:val="16"/>
       <w:szCs w:val="16"/>
     </w:rPr>
@@ -3642,7 +3883,7 @@
       </w:tabs>
     </w:pPr>
     <w:rPr>
-      <w:rFonts w:ascii="Courier" w:hAnsi="Courier"/>
+      <w:rFonts w:ascii="Courier" w:hAnsi="Courier" w:eastAsia="黑体"/>
       <w:sz w:val="20"/>
       <w:szCs w:val="20"/>
     </w:rPr>
@@ -3654,7 +3895,7 @@
     <w:uiPriority w:val="99"/>
     <w:rsid w:val="0029639D"/>
     <w:rPr>
-      <w:rFonts w:ascii="Courier" w:hAnsi="Courier"/>
+      <w:rFonts w:ascii="Courier" w:hAnsi="Courier" w:eastAsia="黑体"/>
       <w:sz w:val="20"/>
       <w:szCs w:val="20"/>
     </w:rPr>
@@ -3690,6 +3931,7 @@
     <w:uiPriority w:val="29"/>
     <w:rsid w:val="00FC693F"/>
     <w:rPr>
+      <w:rFonts w:eastAsia="黑体"/>
       <w:i/>
       <w:iCs/>
       <w:color w:themeColor="text1" w:val="000000"/>
@@ -3703,7 +3945,7 @@
     <w:semiHidden/>
     <w:rsid w:val="00FC693F"/>
     <w:rPr>
-      <w:rFonts w:asciiTheme="majorHAnsi" w:cstheme="majorBidi" w:eastAsiaTheme="majorEastAsia" w:hAnsiTheme="majorHAnsi"/>
+      <w:rFonts w:asciiTheme="majorHAnsi" w:cstheme="majorBidi" w:hAnsiTheme="majorHAnsi" w:eastAsia="黑体"/>
       <w:b/>
       <w:bCs/>
       <w:i/>
@@ -3719,7 +3961,7 @@
     <w:semiHidden/>
     <w:rsid w:val="00FC693F"/>
     <w:rPr>
-      <w:rFonts w:asciiTheme="majorHAnsi" w:cstheme="majorBidi" w:eastAsiaTheme="majorEastAsia" w:hAnsiTheme="majorHAnsi"/>
+      <w:rFonts w:asciiTheme="majorHAnsi" w:cstheme="majorBidi" w:hAnsiTheme="majorHAnsi" w:eastAsia="黑体"/>
       <w:color w:themeColor="accent1" w:themeShade="7F" w:val="243F60"/>
     </w:rPr>
   </w:style>
@@ -3731,7 +3973,7 @@
     <w:semiHidden/>
     <w:rsid w:val="00FC693F"/>
     <w:rPr>
-      <w:rFonts w:asciiTheme="majorHAnsi" w:cstheme="majorBidi" w:eastAsiaTheme="majorEastAsia" w:hAnsiTheme="majorHAnsi"/>
+      <w:rFonts w:asciiTheme="majorHAnsi" w:cstheme="majorBidi" w:hAnsiTheme="majorHAnsi" w:eastAsia="黑体"/>
       <w:i/>
       <w:iCs/>
       <w:color w:themeColor="accent1" w:themeShade="7F" w:val="243F60"/>
@@ -3745,7 +3987,7 @@
     <w:semiHidden/>
     <w:rsid w:val="00FC693F"/>
     <w:rPr>
-      <w:rFonts w:asciiTheme="majorHAnsi" w:cstheme="majorBidi" w:eastAsiaTheme="majorEastAsia" w:hAnsiTheme="majorHAnsi"/>
+      <w:rFonts w:asciiTheme="majorHAnsi" w:cstheme="majorBidi" w:hAnsiTheme="majorHAnsi" w:eastAsia="黑体"/>
       <w:i/>
       <w:iCs/>
       <w:color w:themeColor="text1" w:themeTint="BF" w:val="404040"/>
@@ -3759,7 +4001,7 @@
     <w:semiHidden/>
     <w:rsid w:val="00FC693F"/>
     <w:rPr>
-      <w:rFonts w:asciiTheme="majorHAnsi" w:cstheme="majorBidi" w:eastAsiaTheme="majorEastAsia" w:hAnsiTheme="majorHAnsi"/>
+      <w:rFonts w:asciiTheme="majorHAnsi" w:cstheme="majorBidi" w:hAnsiTheme="majorHAnsi" w:eastAsia="黑体"/>
       <w:color w:themeColor="accent1" w:val="4F81BD"/>
       <w:sz w:val="20"/>
       <w:szCs w:val="20"/>
@@ -3773,7 +4015,7 @@
     <w:semiHidden/>
     <w:rsid w:val="00FC693F"/>
     <w:rPr>
-      <w:rFonts w:asciiTheme="majorHAnsi" w:cstheme="majorBidi" w:eastAsiaTheme="majorEastAsia" w:hAnsiTheme="majorHAnsi"/>
+      <w:rFonts w:asciiTheme="majorHAnsi" w:cstheme="majorBidi" w:hAnsiTheme="majorHAnsi" w:eastAsia="黑体"/>
       <w:i/>
       <w:iCs/>
       <w:color w:themeColor="text1" w:themeTint="BF" w:val="404040"/>
@@ -3794,6 +4036,7 @@
       <w:spacing w:line="240" w:lineRule="auto"/>
     </w:pPr>
     <w:rPr>
+      <w:rFonts w:eastAsia="黑体"/>
       <w:b/>
       <w:bCs/>
       <w:color w:themeColor="accent1" w:val="4F81BD"/>
@@ -3808,6 +4051,7 @@
     <w:qFormat/>
     <w:rsid w:val="00FC693F"/>
     <w:rPr>
+      <w:rFonts w:eastAsia="黑体"/>
       <w:b/>
       <w:bCs/>
     </w:rPr>
@@ -3819,6 +4063,7 @@
     <w:qFormat/>
     <w:rsid w:val="00FC693F"/>
     <w:rPr>
+      <w:rFonts w:eastAsia="黑体"/>
       <w:i/>
       <w:iCs/>
     </w:rPr>
@@ -3839,6 +4084,7 @@
       <w:ind w:left="936" w:right="936"/>
     </w:pPr>
     <w:rPr>
+      <w:rFonts w:eastAsia="黑体"/>
       <w:b/>
       <w:bCs/>
       <w:i/>
@@ -3853,6 +4099,7 @@
     <w:uiPriority w:val="30"/>
     <w:rsid w:val="00FC693F"/>
     <w:rPr>
+      <w:rFonts w:eastAsia="黑体"/>
       <w:b/>
       <w:bCs/>
       <w:i/>
@@ -3867,6 +4114,7 @@
     <w:qFormat/>
     <w:rsid w:val="00FC693F"/>
     <w:rPr>
+      <w:rFonts w:eastAsia="黑体"/>
       <w:i/>
       <w:iCs/>
       <w:color w:themeColor="text1" w:themeTint="7F" w:val="808080"/>
@@ -3879,6 +4127,7 @@
     <w:qFormat/>
     <w:rsid w:val="00FC693F"/>
     <w:rPr>
+      <w:rFonts w:eastAsia="黑体"/>
       <w:b/>
       <w:bCs/>
       <w:i/>
@@ -3893,6 +4142,7 @@
     <w:qFormat/>
     <w:rsid w:val="00FC693F"/>
     <w:rPr>
+      <w:rFonts w:eastAsia="黑体"/>
       <w:smallCaps/>
       <w:color w:themeColor="accent2" w:val="C0504D"/>
       <w:u w:val="single"/>
@@ -3905,6 +4155,7 @@
     <w:qFormat/>
     <w:rsid w:val="00FC693F"/>
     <w:rPr>
+      <w:rFonts w:eastAsia="黑体"/>
       <w:b/>
       <w:bCs/>
       <w:smallCaps/>
@@ -3920,6 +4171,7 @@
     <w:qFormat/>
     <w:rsid w:val="00FC693F"/>
     <w:rPr>
+      <w:rFonts w:eastAsia="黑体"/>
       <w:b/>
       <w:bCs/>
       <w:smallCaps/>
@@ -3974,6 +4226,7 @@
       <w:spacing w:after="0" w:line="240" w:lineRule="auto"/>
     </w:pPr>
     <w:rPr>
+      <w:rFonts w:eastAsia="黑体"/>
       <w:color w:themeColor="text1" w:themeShade="BF" w:val="000000"/>
     </w:rPr>
     <w:tblPr>
@@ -3996,6 +4249,7 @@
         <w:spacing w:after="0" w:before="0" w:line="240" w:lineRule="auto"/>
       </w:pPr>
       <w:rPr>
+        <w:rFonts w:eastAsia="黑体"/>
         <w:b/>
         <w:bCs/>
       </w:rPr>
@@ -4016,6 +4270,7 @@
         <w:spacing w:after="0" w:before="0" w:line="240" w:lineRule="auto"/>
       </w:pPr>
       <w:rPr>
+        <w:rFonts w:eastAsia="黑体"/>
         <w:b/>
         <w:bCs/>
       </w:rPr>
@@ -4033,12 +4288,14 @@
     </w:tblStylePr>
     <w:tblStylePr w:type="firstCol">
       <w:rPr>
+        <w:rFonts w:eastAsia="黑体"/>
         <w:b/>
         <w:bCs/>
       </w:rPr>
     </w:tblStylePr>
     <w:tblStylePr w:type="lastCol">
       <w:rPr>
+        <w:rFonts w:eastAsia="黑体"/>
         <w:b/>
         <w:bCs/>
       </w:rPr>
@@ -4077,6 +4334,7 @@
       <w:spacing w:after="0" w:line="240" w:lineRule="auto"/>
     </w:pPr>
     <w:rPr>
+      <w:rFonts w:eastAsia="黑体"/>
       <w:color w:themeColor="accent1" w:themeShade="BF" w:val="365F91"/>
     </w:rPr>
     <w:tblPr>
@@ -4099,6 +4357,7 @@
         <w:spacing w:after="0" w:before="0" w:line="240" w:lineRule="auto"/>
       </w:pPr>
       <w:rPr>
+        <w:rFonts w:eastAsia="黑体"/>
         <w:b/>
         <w:bCs/>
       </w:rPr>
@@ -4119,6 +4378,7 @@
         <w:spacing w:after="0" w:before="0" w:line="240" w:lineRule="auto"/>
       </w:pPr>
       <w:rPr>
+        <w:rFonts w:eastAsia="黑体"/>
         <w:b/>
         <w:bCs/>
       </w:rPr>
@@ -4136,12 +4396,14 @@
     </w:tblStylePr>
     <w:tblStylePr w:type="firstCol">
       <w:rPr>
+        <w:rFonts w:eastAsia="黑体"/>
         <w:b/>
         <w:bCs/>
       </w:rPr>
     </w:tblStylePr>
     <w:tblStylePr w:type="lastCol">
       <w:rPr>
+        <w:rFonts w:eastAsia="黑体"/>
         <w:b/>
         <w:bCs/>
       </w:rPr>
@@ -4180,6 +4442,7 @@
       <w:spacing w:after="0" w:line="240" w:lineRule="auto"/>
     </w:pPr>
     <w:rPr>
+      <w:rFonts w:eastAsia="黑体"/>
       <w:color w:themeColor="accent2" w:themeShade="BF" w:val="943634"/>
     </w:rPr>
     <w:tblPr>
@@ -4202,6 +4465,7 @@
         <w:spacing w:after="0" w:before="0" w:line="240" w:lineRule="auto"/>
       </w:pPr>
       <w:rPr>
+        <w:rFonts w:eastAsia="黑体"/>
         <w:b/>
         <w:bCs/>
       </w:rPr>
@@ -4222,6 +4486,7 @@
         <w:spacing w:after="0" w:before="0" w:line="240" w:lineRule="auto"/>
       </w:pPr>
       <w:rPr>
+        <w:rFonts w:eastAsia="黑体"/>
         <w:b/>
         <w:bCs/>
       </w:rPr>
@@ -4239,12 +4504,14 @@
     </w:tblStylePr>
     <w:tblStylePr w:type="firstCol">
       <w:rPr>
+        <w:rFonts w:eastAsia="黑体"/>
         <w:b/>
         <w:bCs/>
       </w:rPr>
     </w:tblStylePr>
     <w:tblStylePr w:type="lastCol">
       <w:rPr>
+        <w:rFonts w:eastAsia="黑体"/>
         <w:b/>
         <w:bCs/>
       </w:rPr>
@@ -4283,6 +4550,7 @@
       <w:spacing w:after="0" w:line="240" w:lineRule="auto"/>
     </w:pPr>
     <w:rPr>
+      <w:rFonts w:eastAsia="黑体"/>
       <w:color w:themeColor="accent3" w:themeShade="BF" w:val="76923C"/>
     </w:rPr>
     <w:tblPr>
@@ -4305,6 +4573,7 @@
         <w:spacing w:after="0" w:before="0" w:line="240" w:lineRule="auto"/>
       </w:pPr>
       <w:rPr>
+        <w:rFonts w:eastAsia="黑体"/>
         <w:b/>
         <w:bCs/>
       </w:rPr>
@@ -4325,6 +4594,7 @@
         <w:spacing w:after="0" w:before="0" w:line="240" w:lineRule="auto"/>
       </w:pPr>
       <w:rPr>
+        <w:rFonts w:eastAsia="黑体"/>
         <w:b/>
         <w:bCs/>
       </w:rPr>
@@ -4342,12 +4612,14 @@
     </w:tblStylePr>
     <w:tblStylePr w:type="firstCol">
       <w:rPr>
+        <w:rFonts w:eastAsia="黑体"/>
         <w:b/>
         <w:bCs/>
       </w:rPr>
     </w:tblStylePr>
     <w:tblStylePr w:type="lastCol">
       <w:rPr>
+        <w:rFonts w:eastAsia="黑体"/>
         <w:b/>
         <w:bCs/>
       </w:rPr>
@@ -4386,6 +4658,7 @@
       <w:spacing w:after="0" w:line="240" w:lineRule="auto"/>
     </w:pPr>
     <w:rPr>
+      <w:rFonts w:eastAsia="黑体"/>
       <w:color w:themeColor="accent4" w:themeShade="BF" w:val="5F497A"/>
     </w:rPr>
     <w:tblPr>
@@ -4408,6 +4681,7 @@
         <w:spacing w:after="0" w:before="0" w:line="240" w:lineRule="auto"/>
       </w:pPr>
       <w:rPr>
+        <w:rFonts w:eastAsia="黑体"/>
         <w:b/>
         <w:bCs/>
       </w:rPr>
@@ -4428,6 +4702,7 @@
         <w:spacing w:after="0" w:before="0" w:line="240" w:lineRule="auto"/>
       </w:pPr>
       <w:rPr>
+        <w:rFonts w:eastAsia="黑体"/>
         <w:b/>
         <w:bCs/>
       </w:rPr>
@@ -4445,12 +4720,14 @@
     </w:tblStylePr>
     <w:tblStylePr w:type="firstCol">
       <w:rPr>
+        <w:rFonts w:eastAsia="黑体"/>
         <w:b/>
         <w:bCs/>
       </w:rPr>
     </w:tblStylePr>
     <w:tblStylePr w:type="lastCol">
       <w:rPr>
+        <w:rFonts w:eastAsia="黑体"/>
         <w:b/>
         <w:bCs/>
       </w:rPr>
@@ -4489,6 +4766,7 @@
       <w:spacing w:after="0" w:line="240" w:lineRule="auto"/>
     </w:pPr>
     <w:rPr>
+      <w:rFonts w:eastAsia="黑体"/>
       <w:color w:themeColor="accent5" w:themeShade="BF" w:val="31849B"/>
     </w:rPr>
     <w:tblPr>
@@ -4511,6 +4789,7 @@
         <w:spacing w:after="0" w:before="0" w:line="240" w:lineRule="auto"/>
       </w:pPr>
       <w:rPr>
+        <w:rFonts w:eastAsia="黑体"/>
         <w:b/>
         <w:bCs/>
       </w:rPr>
@@ -4531,6 +4810,7 @@
         <w:spacing w:after="0" w:before="0" w:line="240" w:lineRule="auto"/>
       </w:pPr>
       <w:rPr>
+        <w:rFonts w:eastAsia="黑体"/>
         <w:b/>
         <w:bCs/>
       </w:rPr>
@@ -4548,12 +4828,14 @@
     </w:tblStylePr>
     <w:tblStylePr w:type="firstCol">
       <w:rPr>
+        <w:rFonts w:eastAsia="黑体"/>
         <w:b/>
         <w:bCs/>
       </w:rPr>
     </w:tblStylePr>
     <w:tblStylePr w:type="lastCol">
       <w:rPr>
+        <w:rFonts w:eastAsia="黑体"/>
         <w:b/>
         <w:bCs/>
       </w:rPr>
@@ -4592,6 +4874,7 @@
       <w:spacing w:after="0" w:line="240" w:lineRule="auto"/>
     </w:pPr>
     <w:rPr>
+      <w:rFonts w:eastAsia="黑体"/>
       <w:color w:themeColor="accent6" w:themeShade="BF" w:val="E36C0A"/>
     </w:rPr>
     <w:tblPr>
@@ -4614,6 +4897,7 @@
         <w:spacing w:after="0" w:before="0" w:line="240" w:lineRule="auto"/>
       </w:pPr>
       <w:rPr>
+        <w:rFonts w:eastAsia="黑体"/>
         <w:b/>
         <w:bCs/>
       </w:rPr>
@@ -4634,6 +4918,7 @@
         <w:spacing w:after="0" w:before="0" w:line="240" w:lineRule="auto"/>
       </w:pPr>
       <w:rPr>
+        <w:rFonts w:eastAsia="黑体"/>
         <w:b/>
         <w:bCs/>
       </w:rPr>
@@ -4651,12 +4936,14 @@
     </w:tblStylePr>
     <w:tblStylePr w:type="firstCol">
       <w:rPr>
+        <w:rFonts w:eastAsia="黑体"/>
         <w:b/>
         <w:bCs/>
       </w:rPr>
     </w:tblStylePr>
     <w:tblStylePr w:type="lastCol">
       <w:rPr>
+        <w:rFonts w:eastAsia="黑体"/>
         <w:b/>
         <w:bCs/>
       </w:rPr>
@@ -4716,6 +5003,7 @@
         <w:spacing w:after="0" w:before="0" w:line="240" w:lineRule="auto"/>
       </w:pPr>
       <w:rPr>
+        <w:rFonts w:eastAsia="黑体"/>
         <w:b/>
         <w:bCs/>
         <w:color w:themeColor="background1" w:val="FFFFFF"/>
@@ -4730,6 +5018,7 @@
         <w:spacing w:after="0" w:before="0" w:line="240" w:lineRule="auto"/>
       </w:pPr>
       <w:rPr>
+        <w:rFonts w:eastAsia="黑体"/>
         <w:b/>
         <w:bCs/>
       </w:rPr>
@@ -4745,12 +5034,14 @@
     </w:tblStylePr>
     <w:tblStylePr w:type="firstCol">
       <w:rPr>
+        <w:rFonts w:eastAsia="黑体"/>
         <w:b/>
         <w:bCs/>
       </w:rPr>
     </w:tblStylePr>
     <w:tblStylePr w:type="lastCol">
       <w:rPr>
+        <w:rFonts w:eastAsia="黑体"/>
         <w:b/>
         <w:bCs/>
       </w:rPr>
@@ -4808,6 +5099,7 @@
         <w:spacing w:after="0" w:before="0" w:line="240" w:lineRule="auto"/>
       </w:pPr>
       <w:rPr>
+        <w:rFonts w:eastAsia="黑体"/>
         <w:b/>
         <w:bCs/>
         <w:color w:themeColor="background1" w:val="FFFFFF"/>
@@ -4822,6 +5114,7 @@
         <w:spacing w:after="0" w:before="0" w:line="240" w:lineRule="auto"/>
       </w:pPr>
       <w:rPr>
+        <w:rFonts w:eastAsia="黑体"/>
         <w:b/>
         <w:bCs/>
       </w:rPr>
@@ -4837,12 +5130,14 @@
     </w:tblStylePr>
     <w:tblStylePr w:type="firstCol">
       <w:rPr>
+        <w:rFonts w:eastAsia="黑体"/>
         <w:b/>
         <w:bCs/>
       </w:rPr>
     </w:tblStylePr>
     <w:tblStylePr w:type="lastCol">
       <w:rPr>
+        <w:rFonts w:eastAsia="黑体"/>
         <w:b/>
         <w:bCs/>
       </w:rPr>
@@ -4900,6 +5195,7 @@
         <w:spacing w:after="0" w:before="0" w:line="240" w:lineRule="auto"/>
       </w:pPr>
       <w:rPr>
+        <w:rFonts w:eastAsia="黑体"/>
         <w:b/>
         <w:bCs/>
         <w:color w:themeColor="background1" w:val="FFFFFF"/>
@@ -4914,6 +5210,7 @@
         <w:spacing w:after="0" w:before="0" w:line="240" w:lineRule="auto"/>
       </w:pPr>
       <w:rPr>
+        <w:rFonts w:eastAsia="黑体"/>
         <w:b/>
         <w:bCs/>
       </w:rPr>
@@ -4929,12 +5226,14 @@
     </w:tblStylePr>
     <w:tblStylePr w:type="firstCol">
       <w:rPr>
+        <w:rFonts w:eastAsia="黑体"/>
         <w:b/>
         <w:bCs/>
       </w:rPr>
     </w:tblStylePr>
     <w:tblStylePr w:type="lastCol">
       <w:rPr>
+        <w:rFonts w:eastAsia="黑体"/>
         <w:b/>
         <w:bCs/>
       </w:rPr>
@@ -4992,6 +5291,7 @@
         <w:spacing w:after="0" w:before="0" w:line="240" w:lineRule="auto"/>
       </w:pPr>
       <w:rPr>
+        <w:rFonts w:eastAsia="黑体"/>
         <w:b/>
         <w:bCs/>
         <w:color w:themeColor="background1" w:val="FFFFFF"/>
@@ -5006,6 +5306,7 @@
         <w:spacing w:after="0" w:before="0" w:line="240" w:lineRule="auto"/>
       </w:pPr>
       <w:rPr>
+        <w:rFonts w:eastAsia="黑体"/>
         <w:b/>
         <w:bCs/>
       </w:rPr>
@@ -5021,12 +5322,14 @@
     </w:tblStylePr>
     <w:tblStylePr w:type="firstCol">
       <w:rPr>
+        <w:rFonts w:eastAsia="黑体"/>
         <w:b/>
         <w:bCs/>
       </w:rPr>
     </w:tblStylePr>
     <w:tblStylePr w:type="lastCol">
       <w:rPr>
+        <w:rFonts w:eastAsia="黑体"/>
         <w:b/>
         <w:bCs/>
       </w:rPr>
@@ -5084,6 +5387,7 @@
         <w:spacing w:after="0" w:before="0" w:line="240" w:lineRule="auto"/>
       </w:pPr>
       <w:rPr>
+        <w:rFonts w:eastAsia="黑体"/>
         <w:b/>
         <w:bCs/>
         <w:color w:themeColor="background1" w:val="FFFFFF"/>
@@ -5098,6 +5402,7 @@
         <w:spacing w:after="0" w:before="0" w:line="240" w:lineRule="auto"/>
       </w:pPr>
       <w:rPr>
+        <w:rFonts w:eastAsia="黑体"/>
         <w:b/>
         <w:bCs/>
       </w:rPr>
@@ -5113,12 +5418,14 @@
     </w:tblStylePr>
     <w:tblStylePr w:type="firstCol">
       <w:rPr>
+        <w:rFonts w:eastAsia="黑体"/>
         <w:b/>
         <w:bCs/>
       </w:rPr>
     </w:tblStylePr>
     <w:tblStylePr w:type="lastCol">
       <w:rPr>
+        <w:rFonts w:eastAsia="黑体"/>
         <w:b/>
         <w:bCs/>
       </w:rPr>
@@ -5176,6 +5483,7 @@
         <w:spacing w:after="0" w:before="0" w:line="240" w:lineRule="auto"/>
       </w:pPr>
       <w:rPr>
+        <w:rFonts w:eastAsia="黑体"/>
         <w:b/>
         <w:bCs/>
         <w:color w:themeColor="background1" w:val="FFFFFF"/>
@@ -5190,6 +5498,7 @@
         <w:spacing w:after="0" w:before="0" w:line="240" w:lineRule="auto"/>
       </w:pPr>
       <w:rPr>
+        <w:rFonts w:eastAsia="黑体"/>
         <w:b/>
         <w:bCs/>
       </w:rPr>
@@ -5205,12 +5514,14 @@
     </w:tblStylePr>
     <w:tblStylePr w:type="firstCol">
       <w:rPr>
+        <w:rFonts w:eastAsia="黑体"/>
         <w:b/>
         <w:bCs/>
       </w:rPr>
     </w:tblStylePr>
     <w:tblStylePr w:type="lastCol">
       <w:rPr>
+        <w:rFonts w:eastAsia="黑体"/>
         <w:b/>
         <w:bCs/>
       </w:rPr>
@@ -5268,6 +5579,7 @@
         <w:spacing w:after="0" w:before="0" w:line="240" w:lineRule="auto"/>
       </w:pPr>
       <w:rPr>
+        <w:rFonts w:eastAsia="黑体"/>
         <w:b/>
         <w:bCs/>
         <w:color w:themeColor="background1" w:val="FFFFFF"/>
@@ -5282,6 +5594,7 @@
         <w:spacing w:after="0" w:before="0" w:line="240" w:lineRule="auto"/>
       </w:pPr>
       <w:rPr>
+        <w:rFonts w:eastAsia="黑体"/>
         <w:b/>
         <w:bCs/>
       </w:rPr>
@@ -5297,12 +5610,14 @@
     </w:tblStylePr>
     <w:tblStylePr w:type="firstCol">
       <w:rPr>
+        <w:rFonts w:eastAsia="黑体"/>
         <w:b/>
         <w:bCs/>
       </w:rPr>
     </w:tblStylePr>
     <w:tblStylePr w:type="lastCol">
       <w:rPr>
+        <w:rFonts w:eastAsia="黑体"/>
         <w:b/>
         <w:bCs/>
       </w:rPr>
@@ -5362,7 +5677,7 @@
         <w:spacing w:after="0" w:before="0" w:line="240" w:lineRule="auto"/>
       </w:pPr>
       <w:rPr>
-        <w:rFonts w:asciiTheme="majorHAnsi" w:cstheme="majorBidi" w:eastAsiaTheme="majorEastAsia" w:hAnsiTheme="majorHAnsi"/>
+        <w:rFonts w:asciiTheme="majorHAnsi" w:cstheme="majorBidi" w:hAnsiTheme="majorHAnsi" w:eastAsia="黑体"/>
         <w:b/>
         <w:bCs/>
       </w:rPr>
@@ -5383,7 +5698,7 @@
         <w:spacing w:after="0" w:before="0" w:line="240" w:lineRule="auto"/>
       </w:pPr>
       <w:rPr>
-        <w:rFonts w:asciiTheme="majorHAnsi" w:cstheme="majorBidi" w:eastAsiaTheme="majorEastAsia" w:hAnsiTheme="majorHAnsi"/>
+        <w:rFonts w:asciiTheme="majorHAnsi" w:cstheme="majorBidi" w:hAnsiTheme="majorHAnsi" w:eastAsia="黑体"/>
         <w:b/>
         <w:bCs/>
       </w:rPr>
@@ -5401,14 +5716,14 @@
     </w:tblStylePr>
     <w:tblStylePr w:type="firstCol">
       <w:rPr>
-        <w:rFonts w:asciiTheme="majorHAnsi" w:cstheme="majorBidi" w:eastAsiaTheme="majorEastAsia" w:hAnsiTheme="majorHAnsi"/>
+        <w:rFonts w:asciiTheme="majorHAnsi" w:cstheme="majorBidi" w:hAnsiTheme="majorHAnsi" w:eastAsia="黑体"/>
         <w:b/>
         <w:bCs/>
       </w:rPr>
     </w:tblStylePr>
     <w:tblStylePr w:type="lastCol">
       <w:rPr>
-        <w:rFonts w:asciiTheme="majorHAnsi" w:cstheme="majorBidi" w:eastAsiaTheme="majorEastAsia" w:hAnsiTheme="majorHAnsi"/>
+        <w:rFonts w:asciiTheme="majorHAnsi" w:cstheme="majorBidi" w:hAnsiTheme="majorHAnsi" w:eastAsia="黑体"/>
         <w:b/>
         <w:bCs/>
       </w:rPr>
@@ -5492,7 +5807,7 @@
         <w:spacing w:after="0" w:before="0" w:line="240" w:lineRule="auto"/>
       </w:pPr>
       <w:rPr>
-        <w:rFonts w:asciiTheme="majorHAnsi" w:cstheme="majorBidi" w:eastAsiaTheme="majorEastAsia" w:hAnsiTheme="majorHAnsi"/>
+        <w:rFonts w:asciiTheme="majorHAnsi" w:cstheme="majorBidi" w:hAnsiTheme="majorHAnsi" w:eastAsia="黑体"/>
         <w:b/>
         <w:bCs/>
       </w:rPr>
@@ -5513,7 +5828,7 @@
         <w:spacing w:after="0" w:before="0" w:line="240" w:lineRule="auto"/>
       </w:pPr>
       <w:rPr>
-        <w:rFonts w:asciiTheme="majorHAnsi" w:cstheme="majorBidi" w:eastAsiaTheme="majorEastAsia" w:hAnsiTheme="majorHAnsi"/>
+        <w:rFonts w:asciiTheme="majorHAnsi" w:cstheme="majorBidi" w:hAnsiTheme="majorHAnsi" w:eastAsia="黑体"/>
         <w:b/>
         <w:bCs/>
       </w:rPr>
@@ -5531,14 +5846,14 @@
     </w:tblStylePr>
     <w:tblStylePr w:type="firstCol">
       <w:rPr>
-        <w:rFonts w:asciiTheme="majorHAnsi" w:cstheme="majorBidi" w:eastAsiaTheme="majorEastAsia" w:hAnsiTheme="majorHAnsi"/>
+        <w:rFonts w:asciiTheme="majorHAnsi" w:cstheme="majorBidi" w:hAnsiTheme="majorHAnsi" w:eastAsia="黑体"/>
         <w:b/>
         <w:bCs/>
       </w:rPr>
     </w:tblStylePr>
     <w:tblStylePr w:type="lastCol">
       <w:rPr>
-        <w:rFonts w:asciiTheme="majorHAnsi" w:cstheme="majorBidi" w:eastAsiaTheme="majorEastAsia" w:hAnsiTheme="majorHAnsi"/>
+        <w:rFonts w:asciiTheme="majorHAnsi" w:cstheme="majorBidi" w:hAnsiTheme="majorHAnsi" w:eastAsia="黑体"/>
         <w:b/>
         <w:bCs/>
       </w:rPr>
@@ -5622,7 +5937,7 @@
         <w:spacing w:after="0" w:before="0" w:line="240" w:lineRule="auto"/>
       </w:pPr>
       <w:rPr>
-        <w:rFonts w:asciiTheme="majorHAnsi" w:cstheme="majorBidi" w:eastAsiaTheme="majorEastAsia" w:hAnsiTheme="majorHAnsi"/>
+        <w:rFonts w:asciiTheme="majorHAnsi" w:cstheme="majorBidi" w:hAnsiTheme="majorHAnsi" w:eastAsia="黑体"/>
         <w:b/>
         <w:bCs/>
       </w:rPr>
@@ -5643,7 +5958,7 @@
         <w:spacing w:after="0" w:before="0" w:line="240" w:lineRule="auto"/>
       </w:pPr>
       <w:rPr>
-        <w:rFonts w:asciiTheme="majorHAnsi" w:cstheme="majorBidi" w:eastAsiaTheme="majorEastAsia" w:hAnsiTheme="majorHAnsi"/>
+        <w:rFonts w:asciiTheme="majorHAnsi" w:cstheme="majorBidi" w:hAnsiTheme="majorHAnsi" w:eastAsia="黑体"/>
         <w:b/>
         <w:bCs/>
       </w:rPr>
@@ -5661,14 +5976,14 @@
     </w:tblStylePr>
     <w:tblStylePr w:type="firstCol">
       <w:rPr>
-        <w:rFonts w:asciiTheme="majorHAnsi" w:cstheme="majorBidi" w:eastAsiaTheme="majorEastAsia" w:hAnsiTheme="majorHAnsi"/>
+        <w:rFonts w:asciiTheme="majorHAnsi" w:cstheme="majorBidi" w:hAnsiTheme="majorHAnsi" w:eastAsia="黑体"/>
         <w:b/>
         <w:bCs/>
       </w:rPr>
     </w:tblStylePr>
     <w:tblStylePr w:type="lastCol">
       <w:rPr>
-        <w:rFonts w:asciiTheme="majorHAnsi" w:cstheme="majorBidi" w:eastAsiaTheme="majorEastAsia" w:hAnsiTheme="majorHAnsi"/>
+        <w:rFonts w:asciiTheme="majorHAnsi" w:cstheme="majorBidi" w:hAnsiTheme="majorHAnsi" w:eastAsia="黑体"/>
         <w:b/>
         <w:bCs/>
       </w:rPr>
@@ -5752,7 +6067,7 @@
         <w:spacing w:after="0" w:before="0" w:line="240" w:lineRule="auto"/>
       </w:pPr>
       <w:rPr>
-        <w:rFonts w:asciiTheme="majorHAnsi" w:cstheme="majorBidi" w:eastAsiaTheme="majorEastAsia" w:hAnsiTheme="majorHAnsi"/>
+        <w:rFonts w:asciiTheme="majorHAnsi" w:cstheme="majorBidi" w:hAnsiTheme="majorHAnsi" w:eastAsia="黑体"/>
         <w:b/>
         <w:bCs/>
       </w:rPr>
@@ -5773,7 +6088,7 @@
         <w:spacing w:after="0" w:before="0" w:line="240" w:lineRule="auto"/>
       </w:pPr>
       <w:rPr>
-        <w:rFonts w:asciiTheme="majorHAnsi" w:cstheme="majorBidi" w:eastAsiaTheme="majorEastAsia" w:hAnsiTheme="majorHAnsi"/>
+        <w:rFonts w:asciiTheme="majorHAnsi" w:cstheme="majorBidi" w:hAnsiTheme="majorHAnsi" w:eastAsia="黑体"/>
         <w:b/>
         <w:bCs/>
       </w:rPr>
@@ -5791,14 +6106,14 @@
     </w:tblStylePr>
     <w:tblStylePr w:type="firstCol">
       <w:rPr>
-        <w:rFonts w:asciiTheme="majorHAnsi" w:cstheme="majorBidi" w:eastAsiaTheme="majorEastAsia" w:hAnsiTheme="majorHAnsi"/>
+        <w:rFonts w:asciiTheme="majorHAnsi" w:cstheme="majorBidi" w:hAnsiTheme="majorHAnsi" w:eastAsia="黑体"/>
         <w:b/>
         <w:bCs/>
       </w:rPr>
     </w:tblStylePr>
     <w:tblStylePr w:type="lastCol">
       <w:rPr>
-        <w:rFonts w:asciiTheme="majorHAnsi" w:cstheme="majorBidi" w:eastAsiaTheme="majorEastAsia" w:hAnsiTheme="majorHAnsi"/>
+        <w:rFonts w:asciiTheme="majorHAnsi" w:cstheme="majorBidi" w:hAnsiTheme="majorHAnsi" w:eastAsia="黑体"/>
         <w:b/>
         <w:bCs/>
       </w:rPr>
@@ -5882,7 +6197,7 @@
         <w:spacing w:after="0" w:before="0" w:line="240" w:lineRule="auto"/>
       </w:pPr>
       <w:rPr>
-        <w:rFonts w:asciiTheme="majorHAnsi" w:cstheme="majorBidi" w:eastAsiaTheme="majorEastAsia" w:hAnsiTheme="majorHAnsi"/>
+        <w:rFonts w:asciiTheme="majorHAnsi" w:cstheme="majorBidi" w:hAnsiTheme="majorHAnsi" w:eastAsia="黑体"/>
         <w:b/>
         <w:bCs/>
       </w:rPr>
@@ -5903,7 +6218,7 @@
         <w:spacing w:after="0" w:before="0" w:line="240" w:lineRule="auto"/>
       </w:pPr>
       <w:rPr>
-        <w:rFonts w:asciiTheme="majorHAnsi" w:cstheme="majorBidi" w:eastAsiaTheme="majorEastAsia" w:hAnsiTheme="majorHAnsi"/>
+        <w:rFonts w:asciiTheme="majorHAnsi" w:cstheme="majorBidi" w:hAnsiTheme="majorHAnsi" w:eastAsia="黑体"/>
         <w:b/>
         <w:bCs/>
       </w:rPr>
@@ -5921,14 +6236,14 @@
     </w:tblStylePr>
     <w:tblStylePr w:type="firstCol">
       <w:rPr>
-        <w:rFonts w:asciiTheme="majorHAnsi" w:cstheme="majorBidi" w:eastAsiaTheme="majorEastAsia" w:hAnsiTheme="majorHAnsi"/>
+        <w:rFonts w:asciiTheme="majorHAnsi" w:cstheme="majorBidi" w:hAnsiTheme="majorHAnsi" w:eastAsia="黑体"/>
         <w:b/>
         <w:bCs/>
       </w:rPr>
     </w:tblStylePr>
     <w:tblStylePr w:type="lastCol">
       <w:rPr>
-        <w:rFonts w:asciiTheme="majorHAnsi" w:cstheme="majorBidi" w:eastAsiaTheme="majorEastAsia" w:hAnsiTheme="majorHAnsi"/>
+        <w:rFonts w:asciiTheme="majorHAnsi" w:cstheme="majorBidi" w:hAnsiTheme="majorHAnsi" w:eastAsia="黑体"/>
         <w:b/>
         <w:bCs/>
       </w:rPr>
@@ -6012,7 +6327,7 @@
         <w:spacing w:after="0" w:before="0" w:line="240" w:lineRule="auto"/>
       </w:pPr>
       <w:rPr>
-        <w:rFonts w:asciiTheme="majorHAnsi" w:cstheme="majorBidi" w:eastAsiaTheme="majorEastAsia" w:hAnsiTheme="majorHAnsi"/>
+        <w:rFonts w:asciiTheme="majorHAnsi" w:cstheme="majorBidi" w:hAnsiTheme="majorHAnsi" w:eastAsia="黑体"/>
         <w:b/>
         <w:bCs/>
       </w:rPr>
@@ -6033,7 +6348,7 @@
         <w:spacing w:after="0" w:before="0" w:line="240" w:lineRule="auto"/>
       </w:pPr>
       <w:rPr>
-        <w:rFonts w:asciiTheme="majorHAnsi" w:cstheme="majorBidi" w:eastAsiaTheme="majorEastAsia" w:hAnsiTheme="majorHAnsi"/>
+        <w:rFonts w:asciiTheme="majorHAnsi" w:cstheme="majorBidi" w:hAnsiTheme="majorHAnsi" w:eastAsia="黑体"/>
         <w:b/>
         <w:bCs/>
       </w:rPr>
@@ -6051,14 +6366,14 @@
     </w:tblStylePr>
     <w:tblStylePr w:type="firstCol">
       <w:rPr>
-        <w:rFonts w:asciiTheme="majorHAnsi" w:cstheme="majorBidi" w:eastAsiaTheme="majorEastAsia" w:hAnsiTheme="majorHAnsi"/>
+        <w:rFonts w:asciiTheme="majorHAnsi" w:cstheme="majorBidi" w:hAnsiTheme="majorHAnsi" w:eastAsia="黑体"/>
         <w:b/>
         <w:bCs/>
       </w:rPr>
     </w:tblStylePr>
     <w:tblStylePr w:type="lastCol">
       <w:rPr>
-        <w:rFonts w:asciiTheme="majorHAnsi" w:cstheme="majorBidi" w:eastAsiaTheme="majorEastAsia" w:hAnsiTheme="majorHAnsi"/>
+        <w:rFonts w:asciiTheme="majorHAnsi" w:cstheme="majorBidi" w:hAnsiTheme="majorHAnsi" w:eastAsia="黑体"/>
         <w:b/>
         <w:bCs/>
       </w:rPr>
@@ -6142,7 +6457,7 @@
         <w:spacing w:after="0" w:before="0" w:line="240" w:lineRule="auto"/>
       </w:pPr>
       <w:rPr>
-        <w:rFonts w:asciiTheme="majorHAnsi" w:cstheme="majorBidi" w:eastAsiaTheme="majorEastAsia" w:hAnsiTheme="majorHAnsi"/>
+        <w:rFonts w:asciiTheme="majorHAnsi" w:cstheme="majorBidi" w:hAnsiTheme="majorHAnsi" w:eastAsia="黑体"/>
         <w:b/>
         <w:bCs/>
       </w:rPr>
@@ -6163,7 +6478,7 @@
         <w:spacing w:after="0" w:before="0" w:line="240" w:lineRule="auto"/>
       </w:pPr>
       <w:rPr>
-        <w:rFonts w:asciiTheme="majorHAnsi" w:cstheme="majorBidi" w:eastAsiaTheme="majorEastAsia" w:hAnsiTheme="majorHAnsi"/>
+        <w:rFonts w:asciiTheme="majorHAnsi" w:cstheme="majorBidi" w:hAnsiTheme="majorHAnsi" w:eastAsia="黑体"/>
         <w:b/>
         <w:bCs/>
       </w:rPr>
@@ -6181,14 +6496,14 @@
     </w:tblStylePr>
     <w:tblStylePr w:type="firstCol">
       <w:rPr>
-        <w:rFonts w:asciiTheme="majorHAnsi" w:cstheme="majorBidi" w:eastAsiaTheme="majorEastAsia" w:hAnsiTheme="majorHAnsi"/>
+        <w:rFonts w:asciiTheme="majorHAnsi" w:cstheme="majorBidi" w:hAnsiTheme="majorHAnsi" w:eastAsia="黑体"/>
         <w:b/>
         <w:bCs/>
       </w:rPr>
     </w:tblStylePr>
     <w:tblStylePr w:type="lastCol">
       <w:rPr>
-        <w:rFonts w:asciiTheme="majorHAnsi" w:cstheme="majorBidi" w:eastAsiaTheme="majorEastAsia" w:hAnsiTheme="majorHAnsi"/>
+        <w:rFonts w:asciiTheme="majorHAnsi" w:cstheme="majorBidi" w:hAnsiTheme="majorHAnsi" w:eastAsia="黑体"/>
         <w:b/>
         <w:bCs/>
       </w:rPr>
@@ -6271,6 +6586,7 @@
         <w:spacing w:after="0" w:before="0" w:line="240" w:lineRule="auto"/>
       </w:pPr>
       <w:rPr>
+        <w:rFonts w:eastAsia="黑体"/>
         <w:b/>
         <w:bCs/>
         <w:color w:themeColor="background1" w:val="FFFFFF"/>
@@ -6293,6 +6609,7 @@
         <w:spacing w:after="0" w:before="0" w:line="240" w:lineRule="auto"/>
       </w:pPr>
       <w:rPr>
+        <w:rFonts w:eastAsia="黑体"/>
         <w:b/>
         <w:bCs/>
       </w:rPr>
@@ -6310,12 +6627,14 @@
     </w:tblStylePr>
     <w:tblStylePr w:type="firstCol">
       <w:rPr>
+        <w:rFonts w:eastAsia="黑体"/>
         <w:b/>
         <w:bCs/>
       </w:rPr>
     </w:tblStylePr>
     <w:tblStylePr w:type="lastCol">
       <w:rPr>
+        <w:rFonts w:eastAsia="黑体"/>
         <w:b/>
         <w:bCs/>
       </w:rPr>
@@ -6377,6 +6696,7 @@
         <w:spacing w:after="0" w:before="0" w:line="240" w:lineRule="auto"/>
       </w:pPr>
       <w:rPr>
+        <w:rFonts w:eastAsia="黑体"/>
         <w:b/>
         <w:bCs/>
         <w:color w:themeColor="background1" w:val="FFFFFF"/>
@@ -6399,6 +6719,7 @@
         <w:spacing w:after="0" w:before="0" w:line="240" w:lineRule="auto"/>
       </w:pPr>
       <w:rPr>
+        <w:rFonts w:eastAsia="黑体"/>
         <w:b/>
         <w:bCs/>
       </w:rPr>
@@ -6416,12 +6737,14 @@
     </w:tblStylePr>
     <w:tblStylePr w:type="firstCol">
       <w:rPr>
+        <w:rFonts w:eastAsia="黑体"/>
         <w:b/>
         <w:bCs/>
       </w:rPr>
     </w:tblStylePr>
     <w:tblStylePr w:type="lastCol">
       <w:rPr>
+        <w:rFonts w:eastAsia="黑体"/>
         <w:b/>
         <w:bCs/>
       </w:rPr>
@@ -6483,6 +6806,7 @@
         <w:spacing w:after="0" w:before="0" w:line="240" w:lineRule="auto"/>
       </w:pPr>
       <w:rPr>
+        <w:rFonts w:eastAsia="黑体"/>
         <w:b/>
         <w:bCs/>
         <w:color w:themeColor="background1" w:val="FFFFFF"/>
@@ -6505,6 +6829,7 @@
         <w:spacing w:after="0" w:before="0" w:line="240" w:lineRule="auto"/>
       </w:pPr>
       <w:rPr>
+        <w:rFonts w:eastAsia="黑体"/>
         <w:b/>
         <w:bCs/>
       </w:rPr>
@@ -6522,12 +6847,14 @@
     </w:tblStylePr>
     <w:tblStylePr w:type="firstCol">
       <w:rPr>
+        <w:rFonts w:eastAsia="黑体"/>
         <w:b/>
         <w:bCs/>
       </w:rPr>
     </w:tblStylePr>
     <w:tblStylePr w:type="lastCol">
       <w:rPr>
+        <w:rFonts w:eastAsia="黑体"/>
         <w:b/>
         <w:bCs/>
       </w:rPr>
@@ -6589,6 +6916,7 @@
         <w:spacing w:after="0" w:before="0" w:line="240" w:lineRule="auto"/>
       </w:pPr>
       <w:rPr>
+        <w:rFonts w:eastAsia="黑体"/>
         <w:b/>
         <w:bCs/>
         <w:color w:themeColor="background1" w:val="FFFFFF"/>
@@ -6611,6 +6939,7 @@
         <w:spacing w:after="0" w:before="0" w:line="240" w:lineRule="auto"/>
       </w:pPr>
       <w:rPr>
+        <w:rFonts w:eastAsia="黑体"/>
         <w:b/>
         <w:bCs/>
       </w:rPr>
@@ -6628,12 +6957,14 @@
     </w:tblStylePr>
     <w:tblStylePr w:type="firstCol">
       <w:rPr>
+        <w:rFonts w:eastAsia="黑体"/>
         <w:b/>
         <w:bCs/>
       </w:rPr>
     </w:tblStylePr>
     <w:tblStylePr w:type="lastCol">
       <w:rPr>
+        <w:rFonts w:eastAsia="黑体"/>
         <w:b/>
         <w:bCs/>
       </w:rPr>
@@ -6695,6 +7026,7 @@
         <w:spacing w:after="0" w:before="0" w:line="240" w:lineRule="auto"/>
       </w:pPr>
       <w:rPr>
+        <w:rFonts w:eastAsia="黑体"/>
         <w:b/>
         <w:bCs/>
         <w:color w:themeColor="background1" w:val="FFFFFF"/>
@@ -6717,6 +7049,7 @@
         <w:spacing w:after="0" w:before="0" w:line="240" w:lineRule="auto"/>
       </w:pPr>
       <w:rPr>
+        <w:rFonts w:eastAsia="黑体"/>
         <w:b/>
         <w:bCs/>
       </w:rPr>
@@ -6734,12 +7067,14 @@
     </w:tblStylePr>
     <w:tblStylePr w:type="firstCol">
       <w:rPr>
+        <w:rFonts w:eastAsia="黑体"/>
         <w:b/>
         <w:bCs/>
       </w:rPr>
     </w:tblStylePr>
     <w:tblStylePr w:type="lastCol">
       <w:rPr>
+        <w:rFonts w:eastAsia="黑体"/>
         <w:b/>
         <w:bCs/>
       </w:rPr>
@@ -6801,6 +7136,7 @@
         <w:spacing w:after="0" w:before="0" w:line="240" w:lineRule="auto"/>
       </w:pPr>
       <w:rPr>
+        <w:rFonts w:eastAsia="黑体"/>
         <w:b/>
         <w:bCs/>
         <w:color w:themeColor="background1" w:val="FFFFFF"/>
@@ -6823,6 +7159,7 @@
         <w:spacing w:after="0" w:before="0" w:line="240" w:lineRule="auto"/>
       </w:pPr>
       <w:rPr>
+        <w:rFonts w:eastAsia="黑体"/>
         <w:b/>
         <w:bCs/>
       </w:rPr>
@@ -6840,12 +7177,14 @@
     </w:tblStylePr>
     <w:tblStylePr w:type="firstCol">
       <w:rPr>
+        <w:rFonts w:eastAsia="黑体"/>
         <w:b/>
         <w:bCs/>
       </w:rPr>
     </w:tblStylePr>
     <w:tblStylePr w:type="lastCol">
       <w:rPr>
+        <w:rFonts w:eastAsia="黑体"/>
         <w:b/>
         <w:bCs/>
       </w:rPr>
@@ -6907,6 +7246,7 @@
         <w:spacing w:after="0" w:before="0" w:line="240" w:lineRule="auto"/>
       </w:pPr>
       <w:rPr>
+        <w:rFonts w:eastAsia="黑体"/>
         <w:b/>
         <w:bCs/>
         <w:color w:themeColor="background1" w:val="FFFFFF"/>
@@ -6929,6 +7269,7 @@
         <w:spacing w:after="0" w:before="0" w:line="240" w:lineRule="auto"/>
       </w:pPr>
       <w:rPr>
+        <w:rFonts w:eastAsia="黑体"/>
         <w:b/>
         <w:bCs/>
       </w:rPr>
@@ -6946,12 +7287,14 @@
     </w:tblStylePr>
     <w:tblStylePr w:type="firstCol">
       <w:rPr>
+        <w:rFonts w:eastAsia="黑体"/>
         <w:b/>
         <w:bCs/>
       </w:rPr>
     </w:tblStylePr>
     <w:tblStylePr w:type="lastCol">
       <w:rPr>
+        <w:rFonts w:eastAsia="黑体"/>
         <w:b/>
         <w:bCs/>
       </w:rPr>
@@ -7010,6 +7353,7 @@
         <w:spacing w:after="0" w:before="0" w:line="240" w:lineRule="auto"/>
       </w:pPr>
       <w:rPr>
+        <w:rFonts w:eastAsia="黑体"/>
         <w:b/>
         <w:bCs/>
         <w:color w:themeColor="background1" w:val="FFFFFF"/>
@@ -7032,6 +7376,7 @@
         <w:spacing w:after="0" w:before="0" w:line="240" w:lineRule="auto"/>
       </w:pPr>
       <w:rPr>
+        <w:rFonts w:eastAsia="黑体"/>
         <w:color w:val="auto"/>
       </w:rPr>
       <w:tblPr/>
@@ -7049,6 +7394,7 @@
     </w:tblStylePr>
     <w:tblStylePr w:type="firstCol">
       <w:rPr>
+        <w:rFonts w:eastAsia="黑体"/>
         <w:b/>
         <w:bCs/>
         <w:color w:themeColor="background1" w:val="FFFFFF"/>
@@ -7068,6 +7414,7 @@
     </w:tblStylePr>
     <w:tblStylePr w:type="lastCol">
       <w:rPr>
+        <w:rFonts w:eastAsia="黑体"/>
         <w:b/>
         <w:bCs/>
         <w:color w:themeColor="background1" w:val="FFFFFF"/>
@@ -7116,6 +7463,7 @@
     </w:tblStylePr>
     <w:tblStylePr w:type="nwCell">
       <w:rPr>
+        <w:rFonts w:eastAsia="黑体"/>
         <w:color w:themeColor="background1" w:val="FFFFFF"/>
       </w:rPr>
       <w:tblPr/>
@@ -7159,6 +7507,7 @@
         <w:spacing w:after="0" w:before="0" w:line="240" w:lineRule="auto"/>
       </w:pPr>
       <w:rPr>
+        <w:rFonts w:eastAsia="黑体"/>
         <w:b/>
         <w:bCs/>
         <w:color w:themeColor="background1" w:val="FFFFFF"/>
@@ -7181,6 +7530,7 @@
         <w:spacing w:after="0" w:before="0" w:line="240" w:lineRule="auto"/>
       </w:pPr>
       <w:rPr>
+        <w:rFonts w:eastAsia="黑体"/>
         <w:color w:val="auto"/>
       </w:rPr>
       <w:tblPr/>
@@ -7198,6 +7548,7 @@
     </w:tblStylePr>
     <w:tblStylePr w:type="firstCol">
       <w:rPr>
+        <w:rFonts w:eastAsia="黑体"/>
         <w:b/>
         <w:bCs/>
         <w:color w:themeColor="background1" w:val="FFFFFF"/>
@@ -7217,6 +7568,7 @@
     </w:tblStylePr>
     <w:tblStylePr w:type="lastCol">
       <w:rPr>
+        <w:rFonts w:eastAsia="黑体"/>
         <w:b/>
         <w:bCs/>
         <w:color w:themeColor="background1" w:val="FFFFFF"/>
@@ -7265,6 +7617,7 @@
     </w:tblStylePr>
     <w:tblStylePr w:type="nwCell">
       <w:rPr>
+        <w:rFonts w:eastAsia="黑体"/>
         <w:color w:themeColor="background1" w:val="FFFFFF"/>
       </w:rPr>
       <w:tblPr/>
@@ -7308,6 +7661,7 @@
         <w:spacing w:after="0" w:before="0" w:line="240" w:lineRule="auto"/>
       </w:pPr>
       <w:rPr>
+        <w:rFonts w:eastAsia="黑体"/>
         <w:b/>
         <w:bCs/>
         <w:color w:themeColor="background1" w:val="FFFFFF"/>
@@ -7330,6 +7684,7 @@
         <w:spacing w:after="0" w:before="0" w:line="240" w:lineRule="auto"/>
       </w:pPr>
       <w:rPr>
+        <w:rFonts w:eastAsia="黑体"/>
         <w:color w:val="auto"/>
       </w:rPr>
       <w:tblPr/>
@@ -7347,6 +7702,7 @@
     </w:tblStylePr>
     <w:tblStylePr w:type="firstCol">
       <w:rPr>
+        <w:rFonts w:eastAsia="黑体"/>
         <w:b/>
         <w:bCs/>
         <w:color w:themeColor="background1" w:val="FFFFFF"/>
@@ -7366,6 +7722,7 @@
     </w:tblStylePr>
     <w:tblStylePr w:type="lastCol">
       <w:rPr>
+        <w:rFonts w:eastAsia="黑体"/>
         <w:b/>
         <w:bCs/>
         <w:color w:themeColor="background1" w:val="FFFFFF"/>
@@ -7414,6 +7771,7 @@
     </w:tblStylePr>
     <w:tblStylePr w:type="nwCell">
       <w:rPr>
+        <w:rFonts w:eastAsia="黑体"/>
         <w:color w:themeColor="background1" w:val="FFFFFF"/>
       </w:rPr>
       <w:tblPr/>
@@ -7457,6 +7815,7 @@
         <w:spacing w:after="0" w:before="0" w:line="240" w:lineRule="auto"/>
       </w:pPr>
       <w:rPr>
+        <w:rFonts w:eastAsia="黑体"/>
         <w:b/>
         <w:bCs/>
         <w:color w:themeColor="background1" w:val="FFFFFF"/>
@@ -7479,6 +7838,7 @@
         <w:spacing w:after="0" w:before="0" w:line="240" w:lineRule="auto"/>
       </w:pPr>
       <w:rPr>
+        <w:rFonts w:eastAsia="黑体"/>
         <w:color w:val="auto"/>
       </w:rPr>
       <w:tblPr/>
@@ -7496,6 +7856,7 @@
     </w:tblStylePr>
     <w:tblStylePr w:type="firstCol">
       <w:rPr>
+        <w:rFonts w:eastAsia="黑体"/>
         <w:b/>
         <w:bCs/>
         <w:color w:themeColor="background1" w:val="FFFFFF"/>
@@ -7515,6 +7876,7 @@
     </w:tblStylePr>
     <w:tblStylePr w:type="lastCol">
       <w:rPr>
+        <w:rFonts w:eastAsia="黑体"/>
         <w:b/>
         <w:bCs/>
         <w:color w:themeColor="background1" w:val="FFFFFF"/>
@@ -7563,6 +7925,7 @@
     </w:tblStylePr>
     <w:tblStylePr w:type="nwCell">
       <w:rPr>
+        <w:rFonts w:eastAsia="黑体"/>
         <w:color w:themeColor="background1" w:val="FFFFFF"/>
       </w:rPr>
       <w:tblPr/>
@@ -7606,6 +7969,7 @@
         <w:spacing w:after="0" w:before="0" w:line="240" w:lineRule="auto"/>
       </w:pPr>
       <w:rPr>
+        <w:rFonts w:eastAsia="黑体"/>
         <w:b/>
         <w:bCs/>
         <w:color w:themeColor="background1" w:val="FFFFFF"/>
@@ -7628,6 +7992,7 @@
         <w:spacing w:after="0" w:before="0" w:line="240" w:lineRule="auto"/>
       </w:pPr>
       <w:rPr>
+        <w:rFonts w:eastAsia="黑体"/>
         <w:color w:val="auto"/>
       </w:rPr>
       <w:tblPr/>
@@ -7645,6 +8010,7 @@
     </w:tblStylePr>
     <w:tblStylePr w:type="firstCol">
       <w:rPr>
+        <w:rFonts w:eastAsia="黑体"/>
         <w:b/>
         <w:bCs/>
         <w:color w:themeColor="background1" w:val="FFFFFF"/>
@@ -7664,6 +8030,7 @@
     </w:tblStylePr>
     <w:tblStylePr w:type="lastCol">
       <w:rPr>
+        <w:rFonts w:eastAsia="黑体"/>
         <w:b/>
         <w:bCs/>
         <w:color w:themeColor="background1" w:val="FFFFFF"/>
@@ -7712,6 +8079,7 @@
     </w:tblStylePr>
     <w:tblStylePr w:type="nwCell">
       <w:rPr>
+        <w:rFonts w:eastAsia="黑体"/>
         <w:color w:themeColor="background1" w:val="FFFFFF"/>
       </w:rPr>
       <w:tblPr/>
@@ -7755,6 +8123,7 @@
         <w:spacing w:after="0" w:before="0" w:line="240" w:lineRule="auto"/>
       </w:pPr>
       <w:rPr>
+        <w:rFonts w:eastAsia="黑体"/>
         <w:b/>
         <w:bCs/>
         <w:color w:themeColor="background1" w:val="FFFFFF"/>
@@ -7777,6 +8146,7 @@
         <w:spacing w:after="0" w:before="0" w:line="240" w:lineRule="auto"/>
       </w:pPr>
       <w:rPr>
+        <w:rFonts w:eastAsia="黑体"/>
         <w:color w:val="auto"/>
       </w:rPr>
       <w:tblPr/>
@@ -7794,6 +8164,7 @@
     </w:tblStylePr>
     <w:tblStylePr w:type="firstCol">
       <w:rPr>
+        <w:rFonts w:eastAsia="黑体"/>
         <w:b/>
         <w:bCs/>
         <w:color w:themeColor="background1" w:val="FFFFFF"/>
@@ -7813,6 +8184,7 @@
     </w:tblStylePr>
     <w:tblStylePr w:type="lastCol">
       <w:rPr>
+        <w:rFonts w:eastAsia="黑体"/>
         <w:b/>
         <w:bCs/>
         <w:color w:themeColor="background1" w:val="FFFFFF"/>
@@ -7861,6 +8233,7 @@
     </w:tblStylePr>
     <w:tblStylePr w:type="nwCell">
       <w:rPr>
+        <w:rFonts w:eastAsia="黑体"/>
         <w:color w:themeColor="background1" w:val="FFFFFF"/>
       </w:rPr>
       <w:tblPr/>
@@ -7904,6 +8277,7 @@
         <w:spacing w:after="0" w:before="0" w:line="240" w:lineRule="auto"/>
       </w:pPr>
       <w:rPr>
+        <w:rFonts w:eastAsia="黑体"/>
         <w:b/>
         <w:bCs/>
         <w:color w:themeColor="background1" w:val="FFFFFF"/>
@@ -7926,6 +8300,7 @@
         <w:spacing w:after="0" w:before="0" w:line="240" w:lineRule="auto"/>
       </w:pPr>
       <w:rPr>
+        <w:rFonts w:eastAsia="黑体"/>
         <w:color w:val="auto"/>
       </w:rPr>
       <w:tblPr/>
@@ -7943,6 +8318,7 @@
     </w:tblStylePr>
     <w:tblStylePr w:type="firstCol">
       <w:rPr>
+        <w:rFonts w:eastAsia="黑体"/>
         <w:b/>
         <w:bCs/>
         <w:color w:themeColor="background1" w:val="FFFFFF"/>
@@ -7962,6 +8338,7 @@
     </w:tblStylePr>
     <w:tblStylePr w:type="lastCol">
       <w:rPr>
+        <w:rFonts w:eastAsia="黑体"/>
         <w:b/>
         <w:bCs/>
         <w:color w:themeColor="background1" w:val="FFFFFF"/>
@@ -8010,6 +8387,7 @@
     </w:tblStylePr>
     <w:tblStylePr w:type="nwCell">
       <w:rPr>
+        <w:rFonts w:eastAsia="黑体"/>
         <w:color w:themeColor="background1" w:val="FFFFFF"/>
       </w:rPr>
       <w:tblPr/>
@@ -8034,6 +8412,7 @@
       <w:spacing w:after="0" w:line="240" w:lineRule="auto"/>
     </w:pPr>
     <w:rPr>
+      <w:rFonts w:eastAsia="黑体"/>
       <w:color w:themeColor="text1" w:val="000000"/>
     </w:rPr>
     <w:tblPr>
@@ -8053,7 +8432,7 @@
     </w:tblPr>
     <w:tblStylePr w:type="firstRow">
       <w:rPr>
-        <w:rFonts w:asciiTheme="majorHAnsi" w:cstheme="majorBidi" w:eastAsiaTheme="majorEastAsia" w:hAnsiTheme="majorHAnsi"/>
+        <w:rFonts w:asciiTheme="majorHAnsi" w:cstheme="majorBidi" w:hAnsiTheme="majorHAnsi" w:eastAsia="黑体"/>
       </w:rPr>
       <w:tblPr/>
       <w:tcPr>
@@ -8065,6 +8444,7 @@
     </w:tblStylePr>
     <w:tblStylePr w:type="lastRow">
       <w:rPr>
+        <w:rFonts w:eastAsia="黑体"/>
         <w:b/>
         <w:bCs/>
         <w:color w:themeColor="text2" w:val="1F497D"/>
@@ -8079,12 +8459,14 @@
     </w:tblStylePr>
     <w:tblStylePr w:type="firstCol">
       <w:rPr>
+        <w:rFonts w:eastAsia="黑体"/>
         <w:b/>
         <w:bCs/>
       </w:rPr>
     </w:tblStylePr>
     <w:tblStylePr w:type="lastCol">
       <w:rPr>
+        <w:rFonts w:eastAsia="黑体"/>
         <w:b/>
         <w:bCs/>
       </w:rPr>
@@ -8118,6 +8500,7 @@
       <w:spacing w:after="0" w:line="240" w:lineRule="auto"/>
     </w:pPr>
     <w:rPr>
+      <w:rFonts w:eastAsia="黑体"/>
       <w:color w:themeColor="text1" w:val="000000"/>
     </w:rPr>
     <w:tblPr>
@@ -8137,7 +8520,7 @@
     </w:tblPr>
     <w:tblStylePr w:type="firstRow">
       <w:rPr>
-        <w:rFonts w:asciiTheme="majorHAnsi" w:cstheme="majorBidi" w:eastAsiaTheme="majorEastAsia" w:hAnsiTheme="majorHAnsi"/>
+        <w:rFonts w:asciiTheme="majorHAnsi" w:cstheme="majorBidi" w:hAnsiTheme="majorHAnsi" w:eastAsia="黑体"/>
       </w:rPr>
       <w:tblPr/>
       <w:tcPr>
@@ -8149,6 +8532,7 @@
     </w:tblStylePr>
     <w:tblStylePr w:type="lastRow">
       <w:rPr>
+        <w:rFonts w:eastAsia="黑体"/>
         <w:b/>
         <w:bCs/>
         <w:color w:themeColor="text2" w:val="1F497D"/>
@@ -8163,12 +8547,14 @@
     </w:tblStylePr>
     <w:tblStylePr w:type="firstCol">
       <w:rPr>
+        <w:rFonts w:eastAsia="黑体"/>
         <w:b/>
         <w:bCs/>
       </w:rPr>
     </w:tblStylePr>
     <w:tblStylePr w:type="lastCol">
       <w:rPr>
+        <w:rFonts w:eastAsia="黑体"/>
         <w:b/>
         <w:bCs/>
       </w:rPr>
@@ -8202,6 +8588,7 @@
       <w:spacing w:after="0" w:line="240" w:lineRule="auto"/>
     </w:pPr>
     <w:rPr>
+      <w:rFonts w:eastAsia="黑体"/>
       <w:color w:themeColor="text1" w:val="000000"/>
     </w:rPr>
     <w:tblPr>
@@ -8221,7 +8608,7 @@
     </w:tblPr>
     <w:tblStylePr w:type="firstRow">
       <w:rPr>
-        <w:rFonts w:asciiTheme="majorHAnsi" w:cstheme="majorBidi" w:eastAsiaTheme="majorEastAsia" w:hAnsiTheme="majorHAnsi"/>
+        <w:rFonts w:asciiTheme="majorHAnsi" w:cstheme="majorBidi" w:hAnsiTheme="majorHAnsi" w:eastAsia="黑体"/>
       </w:rPr>
       <w:tblPr/>
       <w:tcPr>
@@ -8233,6 +8620,7 @@
     </w:tblStylePr>
     <w:tblStylePr w:type="lastRow">
       <w:rPr>
+        <w:rFonts w:eastAsia="黑体"/>
         <w:b/>
         <w:bCs/>
         <w:color w:themeColor="text2" w:val="1F497D"/>
@@ -8247,12 +8635,14 @@
     </w:tblStylePr>
     <w:tblStylePr w:type="firstCol">
       <w:rPr>
+        <w:rFonts w:eastAsia="黑体"/>
         <w:b/>
         <w:bCs/>
       </w:rPr>
     </w:tblStylePr>
     <w:tblStylePr w:type="lastCol">
       <w:rPr>
+        <w:rFonts w:eastAsia="黑体"/>
         <w:b/>
         <w:bCs/>
       </w:rPr>
@@ -8286,6 +8676,7 @@
       <w:spacing w:after="0" w:line="240" w:lineRule="auto"/>
     </w:pPr>
     <w:rPr>
+      <w:rFonts w:eastAsia="黑体"/>
       <w:color w:themeColor="text1" w:val="000000"/>
     </w:rPr>
     <w:tblPr>
@@ -8305,7 +8696,7 @@
     </w:tblPr>
     <w:tblStylePr w:type="firstRow">
       <w:rPr>
-        <w:rFonts w:asciiTheme="majorHAnsi" w:cstheme="majorBidi" w:eastAsiaTheme="majorEastAsia" w:hAnsiTheme="majorHAnsi"/>
+        <w:rFonts w:asciiTheme="majorHAnsi" w:cstheme="majorBidi" w:hAnsiTheme="majorHAnsi" w:eastAsia="黑体"/>
       </w:rPr>
       <w:tblPr/>
       <w:tcPr>
@@ -8317,6 +8708,7 @@
     </w:tblStylePr>
     <w:tblStylePr w:type="lastRow">
       <w:rPr>
+        <w:rFonts w:eastAsia="黑体"/>
         <w:b/>
         <w:bCs/>
         <w:color w:themeColor="text2" w:val="1F497D"/>
@@ -8331,12 +8723,14 @@
     </w:tblStylePr>
     <w:tblStylePr w:type="firstCol">
       <w:rPr>
+        <w:rFonts w:eastAsia="黑体"/>
         <w:b/>
         <w:bCs/>
       </w:rPr>
     </w:tblStylePr>
     <w:tblStylePr w:type="lastCol">
       <w:rPr>
+        <w:rFonts w:eastAsia="黑体"/>
         <w:b/>
         <w:bCs/>
       </w:rPr>
@@ -8370,6 +8764,7 @@
       <w:spacing w:after="0" w:line="240" w:lineRule="auto"/>
     </w:pPr>
     <w:rPr>
+      <w:rFonts w:eastAsia="黑体"/>
       <w:color w:themeColor="text1" w:val="000000"/>
     </w:rPr>
     <w:tblPr>
@@ -8389,7 +8784,7 @@
     </w:tblPr>
     <w:tblStylePr w:type="firstRow">
       <w:rPr>
-        <w:rFonts w:asciiTheme="majorHAnsi" w:cstheme="majorBidi" w:eastAsiaTheme="majorEastAsia" w:hAnsiTheme="majorHAnsi"/>
+        <w:rFonts w:asciiTheme="majorHAnsi" w:cstheme="majorBidi" w:hAnsiTheme="majorHAnsi" w:eastAsia="黑体"/>
       </w:rPr>
       <w:tblPr/>
       <w:tcPr>
@@ -8401,6 +8796,7 @@
     </w:tblStylePr>
     <w:tblStylePr w:type="lastRow">
       <w:rPr>
+        <w:rFonts w:eastAsia="黑体"/>
         <w:b/>
         <w:bCs/>
         <w:color w:themeColor="text2" w:val="1F497D"/>
@@ -8415,12 +8811,14 @@
     </w:tblStylePr>
     <w:tblStylePr w:type="firstCol">
       <w:rPr>
+        <w:rFonts w:eastAsia="黑体"/>
         <w:b/>
         <w:bCs/>
       </w:rPr>
     </w:tblStylePr>
     <w:tblStylePr w:type="lastCol">
       <w:rPr>
+        <w:rFonts w:eastAsia="黑体"/>
         <w:b/>
         <w:bCs/>
       </w:rPr>
@@ -8454,6 +8852,7 @@
       <w:spacing w:after="0" w:line="240" w:lineRule="auto"/>
     </w:pPr>
     <w:rPr>
+      <w:rFonts w:eastAsia="黑体"/>
       <w:color w:themeColor="text1" w:val="000000"/>
     </w:rPr>
     <w:tblPr>
@@ -8473,7 +8872,7 @@
     </w:tblPr>
     <w:tblStylePr w:type="firstRow">
       <w:rPr>
-        <w:rFonts w:asciiTheme="majorHAnsi" w:cstheme="majorBidi" w:eastAsiaTheme="majorEastAsia" w:hAnsiTheme="majorHAnsi"/>
+        <w:rFonts w:asciiTheme="majorHAnsi" w:cstheme="majorBidi" w:hAnsiTheme="majorHAnsi" w:eastAsia="黑体"/>
       </w:rPr>
       <w:tblPr/>
       <w:tcPr>
@@ -8485,6 +8884,7 @@
     </w:tblStylePr>
     <w:tblStylePr w:type="lastRow">
       <w:rPr>
+        <w:rFonts w:eastAsia="黑体"/>
         <w:b/>
         <w:bCs/>
         <w:color w:themeColor="text2" w:val="1F497D"/>
@@ -8499,12 +8899,14 @@
     </w:tblStylePr>
     <w:tblStylePr w:type="firstCol">
       <w:rPr>
+        <w:rFonts w:eastAsia="黑体"/>
         <w:b/>
         <w:bCs/>
       </w:rPr>
     </w:tblStylePr>
     <w:tblStylePr w:type="lastCol">
       <w:rPr>
+        <w:rFonts w:eastAsia="黑体"/>
         <w:b/>
         <w:bCs/>
       </w:rPr>
@@ -8538,6 +8940,7 @@
       <w:spacing w:after="0" w:line="240" w:lineRule="auto"/>
     </w:pPr>
     <w:rPr>
+      <w:rFonts w:eastAsia="黑体"/>
       <w:color w:themeColor="text1" w:val="000000"/>
     </w:rPr>
     <w:tblPr>
@@ -8557,7 +8960,7 @@
     </w:tblPr>
     <w:tblStylePr w:type="firstRow">
       <w:rPr>
-        <w:rFonts w:asciiTheme="majorHAnsi" w:cstheme="majorBidi" w:eastAsiaTheme="majorEastAsia" w:hAnsiTheme="majorHAnsi"/>
+        <w:rFonts w:asciiTheme="majorHAnsi" w:cstheme="majorBidi" w:hAnsiTheme="majorHAnsi" w:eastAsia="黑体"/>
       </w:rPr>
       <w:tblPr/>
       <w:tcPr>
@@ -8569,6 +8972,7 @@
     </w:tblStylePr>
     <w:tblStylePr w:type="lastRow">
       <w:rPr>
+        <w:rFonts w:eastAsia="黑体"/>
         <w:b/>
         <w:bCs/>
         <w:color w:themeColor="text2" w:val="1F497D"/>
@@ -8583,12 +8987,14 @@
     </w:tblStylePr>
     <w:tblStylePr w:type="firstCol">
       <w:rPr>
+        <w:rFonts w:eastAsia="黑体"/>
         <w:b/>
         <w:bCs/>
       </w:rPr>
     </w:tblStylePr>
     <w:tblStylePr w:type="lastCol">
       <w:rPr>
+        <w:rFonts w:eastAsia="黑体"/>
         <w:b/>
         <w:bCs/>
       </w:rPr>
@@ -8622,7 +9028,7 @@
       <w:spacing w:after="0" w:line="240" w:lineRule="auto"/>
     </w:pPr>
     <w:rPr>
-      <w:rFonts w:asciiTheme="majorHAnsi" w:cstheme="majorBidi" w:eastAsiaTheme="majorEastAsia" w:hAnsiTheme="majorHAnsi"/>
+      <w:rFonts w:asciiTheme="majorHAnsi" w:cstheme="majorBidi" w:hAnsiTheme="majorHAnsi" w:eastAsia="黑体"/>
       <w:color w:themeColor="text1" w:val="000000"/>
     </w:rPr>
     <w:tblPr>
@@ -8644,6 +9050,7 @@
     </w:tblPr>
     <w:tblStylePr w:type="firstRow">
       <w:rPr>
+        <w:rFonts w:eastAsia="黑体"/>
         <w:sz w:val="24"/>
         <w:szCs w:val="24"/>
       </w:rPr>
@@ -8750,7 +9157,7 @@
       <w:spacing w:after="0" w:line="240" w:lineRule="auto"/>
     </w:pPr>
     <w:rPr>
-      <w:rFonts w:asciiTheme="majorHAnsi" w:cstheme="majorBidi" w:eastAsiaTheme="majorEastAsia" w:hAnsiTheme="majorHAnsi"/>
+      <w:rFonts w:asciiTheme="majorHAnsi" w:cstheme="majorBidi" w:hAnsiTheme="majorHAnsi" w:eastAsia="黑体"/>
       <w:color w:themeColor="text1" w:val="000000"/>
     </w:rPr>
     <w:tblPr>
@@ -8772,6 +9179,7 @@
     </w:tblPr>
     <w:tblStylePr w:type="firstRow">
       <w:rPr>
+        <w:rFonts w:eastAsia="黑体"/>
         <w:sz w:val="24"/>
         <w:szCs w:val="24"/>
       </w:rPr>
@@ -8878,7 +9286,7 @@
       <w:spacing w:after="0" w:line="240" w:lineRule="auto"/>
     </w:pPr>
     <w:rPr>
-      <w:rFonts w:asciiTheme="majorHAnsi" w:cstheme="majorBidi" w:eastAsiaTheme="majorEastAsia" w:hAnsiTheme="majorHAnsi"/>
+      <w:rFonts w:asciiTheme="majorHAnsi" w:cstheme="majorBidi" w:hAnsiTheme="majorHAnsi" w:eastAsia="黑体"/>
       <w:color w:themeColor="text1" w:val="000000"/>
     </w:rPr>
     <w:tblPr>
@@ -8900,6 +9308,7 @@
     </w:tblPr>
     <w:tblStylePr w:type="firstRow">
       <w:rPr>
+        <w:rFonts w:eastAsia="黑体"/>
         <w:sz w:val="24"/>
         <w:szCs w:val="24"/>
       </w:rPr>
@@ -9006,7 +9415,7 @@
       <w:spacing w:after="0" w:line="240" w:lineRule="auto"/>
     </w:pPr>
     <w:rPr>
-      <w:rFonts w:asciiTheme="majorHAnsi" w:cstheme="majorBidi" w:eastAsiaTheme="majorEastAsia" w:hAnsiTheme="majorHAnsi"/>
+      <w:rFonts w:asciiTheme="majorHAnsi" w:cstheme="majorBidi" w:hAnsiTheme="majorHAnsi" w:eastAsia="黑体"/>
       <w:color w:themeColor="text1" w:val="000000"/>
     </w:rPr>
     <w:tblPr>
@@ -9028,6 +9437,7 @@
     </w:tblPr>
     <w:tblStylePr w:type="firstRow">
       <w:rPr>
+        <w:rFonts w:eastAsia="黑体"/>
         <w:sz w:val="24"/>
         <w:szCs w:val="24"/>
       </w:rPr>
@@ -9134,7 +9544,7 @@
       <w:spacing w:after="0" w:line="240" w:lineRule="auto"/>
     </w:pPr>
     <w:rPr>
-      <w:rFonts w:asciiTheme="majorHAnsi" w:cstheme="majorBidi" w:eastAsiaTheme="majorEastAsia" w:hAnsiTheme="majorHAnsi"/>
+      <w:rFonts w:asciiTheme="majorHAnsi" w:cstheme="majorBidi" w:hAnsiTheme="majorHAnsi" w:eastAsia="黑体"/>
       <w:color w:themeColor="text1" w:val="000000"/>
     </w:rPr>
     <w:tblPr>
@@ -9156,6 +9566,7 @@
     </w:tblPr>
     <w:tblStylePr w:type="firstRow">
       <w:rPr>
+        <w:rFonts w:eastAsia="黑体"/>
         <w:sz w:val="24"/>
         <w:szCs w:val="24"/>
       </w:rPr>
@@ -9262,7 +9673,7 @@
       <w:spacing w:after="0" w:line="240" w:lineRule="auto"/>
     </w:pPr>
     <w:rPr>
-      <w:rFonts w:asciiTheme="majorHAnsi" w:cstheme="majorBidi" w:eastAsiaTheme="majorEastAsia" w:hAnsiTheme="majorHAnsi"/>
+      <w:rFonts w:asciiTheme="majorHAnsi" w:cstheme="majorBidi" w:hAnsiTheme="majorHAnsi" w:eastAsia="黑体"/>
       <w:color w:themeColor="text1" w:val="000000"/>
     </w:rPr>
     <w:tblPr>
@@ -9284,6 +9695,7 @@
     </w:tblPr>
     <w:tblStylePr w:type="firstRow">
       <w:rPr>
+        <w:rFonts w:eastAsia="黑体"/>
         <w:sz w:val="24"/>
         <w:szCs w:val="24"/>
       </w:rPr>
@@ -9390,7 +9802,7 @@
       <w:spacing w:after="0" w:line="240" w:lineRule="auto"/>
     </w:pPr>
     <w:rPr>
-      <w:rFonts w:asciiTheme="majorHAnsi" w:cstheme="majorBidi" w:eastAsiaTheme="majorEastAsia" w:hAnsiTheme="majorHAnsi"/>
+      <w:rFonts w:asciiTheme="majorHAnsi" w:cstheme="majorBidi" w:hAnsiTheme="majorHAnsi" w:eastAsia="黑体"/>
       <w:color w:themeColor="text1" w:val="000000"/>
     </w:rPr>
     <w:tblPr>
@@ -9412,6 +9824,7 @@
     </w:tblPr>
     <w:tblStylePr w:type="firstRow">
       <w:rPr>
+        <w:rFonts w:eastAsia="黑体"/>
         <w:sz w:val="24"/>
         <w:szCs w:val="24"/>
       </w:rPr>
@@ -9541,12 +9954,14 @@
     </w:tcPr>
     <w:tblStylePr w:type="firstRow">
       <w:rPr>
+        <w:rFonts w:eastAsia="黑体"/>
         <w:b/>
         <w:bCs/>
       </w:rPr>
     </w:tblStylePr>
     <w:tblStylePr w:type="lastRow">
       <w:rPr>
+        <w:rFonts w:eastAsia="黑体"/>
         <w:b/>
         <w:bCs/>
       </w:rPr>
@@ -9559,12 +9974,14 @@
     </w:tblStylePr>
     <w:tblStylePr w:type="firstCol">
       <w:rPr>
+        <w:rFonts w:eastAsia="黑体"/>
         <w:b/>
         <w:bCs/>
       </w:rPr>
     </w:tblStylePr>
     <w:tblStylePr w:type="lastCol">
       <w:rPr>
+        <w:rFonts w:eastAsia="黑体"/>
         <w:b/>
         <w:bCs/>
       </w:rPr>
@@ -9614,12 +10031,14 @@
     </w:tcPr>
     <w:tblStylePr w:type="firstRow">
       <w:rPr>
+        <w:rFonts w:eastAsia="黑体"/>
         <w:b/>
         <w:bCs/>
       </w:rPr>
     </w:tblStylePr>
     <w:tblStylePr w:type="lastRow">
       <w:rPr>
+        <w:rFonts w:eastAsia="黑体"/>
         <w:b/>
         <w:bCs/>
       </w:rPr>
@@ -9632,12 +10051,14 @@
     </w:tblStylePr>
     <w:tblStylePr w:type="firstCol">
       <w:rPr>
+        <w:rFonts w:eastAsia="黑体"/>
         <w:b/>
         <w:bCs/>
       </w:rPr>
     </w:tblStylePr>
     <w:tblStylePr w:type="lastCol">
       <w:rPr>
+        <w:rFonts w:eastAsia="黑体"/>
         <w:b/>
         <w:bCs/>
       </w:rPr>
@@ -9687,12 +10108,14 @@
     </w:tcPr>
     <w:tblStylePr w:type="firstRow">
       <w:rPr>
+        <w:rFonts w:eastAsia="黑体"/>
         <w:b/>
         <w:bCs/>
       </w:rPr>
     </w:tblStylePr>
     <w:tblStylePr w:type="lastRow">
       <w:rPr>
+        <w:rFonts w:eastAsia="黑体"/>
         <w:b/>
         <w:bCs/>
       </w:rPr>
@@ -9705,12 +10128,14 @@
     </w:tblStylePr>
     <w:tblStylePr w:type="firstCol">
       <w:rPr>
+        <w:rFonts w:eastAsia="黑体"/>
         <w:b/>
         <w:bCs/>
       </w:rPr>
     </w:tblStylePr>
     <w:tblStylePr w:type="lastCol">
       <w:rPr>
+        <w:rFonts w:eastAsia="黑体"/>
         <w:b/>
         <w:bCs/>
       </w:rPr>
@@ -9760,12 +10185,14 @@
     </w:tcPr>
     <w:tblStylePr w:type="firstRow">
       <w:rPr>
+        <w:rFonts w:eastAsia="黑体"/>
         <w:b/>
         <w:bCs/>
       </w:rPr>
     </w:tblStylePr>
     <w:tblStylePr w:type="lastRow">
       <w:rPr>
+        <w:rFonts w:eastAsia="黑体"/>
         <w:b/>
         <w:bCs/>
       </w:rPr>
@@ -9778,12 +10205,14 @@
     </w:tblStylePr>
     <w:tblStylePr w:type="firstCol">
       <w:rPr>
+        <w:rFonts w:eastAsia="黑体"/>
         <w:b/>
         <w:bCs/>
       </w:rPr>
     </w:tblStylePr>
     <w:tblStylePr w:type="lastCol">
       <w:rPr>
+        <w:rFonts w:eastAsia="黑体"/>
         <w:b/>
         <w:bCs/>
       </w:rPr>
@@ -9833,12 +10262,14 @@
     </w:tcPr>
     <w:tblStylePr w:type="firstRow">
       <w:rPr>
+        <w:rFonts w:eastAsia="黑体"/>
         <w:b/>
         <w:bCs/>
       </w:rPr>
     </w:tblStylePr>
     <w:tblStylePr w:type="lastRow">
       <w:rPr>
+        <w:rFonts w:eastAsia="黑体"/>
         <w:b/>
         <w:bCs/>
       </w:rPr>
@@ -9851,12 +10282,14 @@
     </w:tblStylePr>
     <w:tblStylePr w:type="firstCol">
       <w:rPr>
+        <w:rFonts w:eastAsia="黑体"/>
         <w:b/>
         <w:bCs/>
       </w:rPr>
     </w:tblStylePr>
     <w:tblStylePr w:type="lastCol">
       <w:rPr>
+        <w:rFonts w:eastAsia="黑体"/>
         <w:b/>
         <w:bCs/>
       </w:rPr>
@@ -9906,12 +10339,14 @@
     </w:tcPr>
     <w:tblStylePr w:type="firstRow">
       <w:rPr>
+        <w:rFonts w:eastAsia="黑体"/>
         <w:b/>
         <w:bCs/>
       </w:rPr>
     </w:tblStylePr>
     <w:tblStylePr w:type="lastRow">
       <w:rPr>
+        <w:rFonts w:eastAsia="黑体"/>
         <w:b/>
         <w:bCs/>
       </w:rPr>
@@ -9924,12 +10359,14 @@
     </w:tblStylePr>
     <w:tblStylePr w:type="firstCol">
       <w:rPr>
+        <w:rFonts w:eastAsia="黑体"/>
         <w:b/>
         <w:bCs/>
       </w:rPr>
     </w:tblStylePr>
     <w:tblStylePr w:type="lastCol">
       <w:rPr>
+        <w:rFonts w:eastAsia="黑体"/>
         <w:b/>
         <w:bCs/>
       </w:rPr>
@@ -9979,12 +10416,14 @@
     </w:tcPr>
     <w:tblStylePr w:type="firstRow">
       <w:rPr>
+        <w:rFonts w:eastAsia="黑体"/>
         <w:b/>
         <w:bCs/>
       </w:rPr>
     </w:tblStylePr>
     <w:tblStylePr w:type="lastRow">
       <w:rPr>
+        <w:rFonts w:eastAsia="黑体"/>
         <w:b/>
         <w:bCs/>
       </w:rPr>
@@ -9997,12 +10436,14 @@
     </w:tblStylePr>
     <w:tblStylePr w:type="firstCol">
       <w:rPr>
+        <w:rFonts w:eastAsia="黑体"/>
         <w:b/>
         <w:bCs/>
       </w:rPr>
     </w:tblStylePr>
     <w:tblStylePr w:type="lastCol">
       <w:rPr>
+        <w:rFonts w:eastAsia="黑体"/>
         <w:b/>
         <w:bCs/>
       </w:rPr>
@@ -10029,7 +10470,7 @@
       <w:spacing w:after="0" w:line="240" w:lineRule="auto"/>
     </w:pPr>
     <w:rPr>
-      <w:rFonts w:asciiTheme="majorHAnsi" w:cstheme="majorBidi" w:eastAsiaTheme="majorEastAsia" w:hAnsiTheme="majorHAnsi"/>
+      <w:rFonts w:asciiTheme="majorHAnsi" w:cstheme="majorBidi" w:hAnsiTheme="majorHAnsi" w:eastAsia="黑体"/>
       <w:color w:themeColor="text1" w:val="000000"/>
     </w:rPr>
     <w:tblPr>
@@ -10056,6 +10497,7 @@
     </w:tcPr>
     <w:tblStylePr w:type="firstRow">
       <w:rPr>
+        <w:rFonts w:eastAsia="黑体"/>
         <w:b/>
         <w:bCs/>
         <w:color w:themeColor="text1" w:val="000000"/>
@@ -10067,6 +10509,7 @@
     </w:tblStylePr>
     <w:tblStylePr w:type="lastRow">
       <w:rPr>
+        <w:rFonts w:eastAsia="黑体"/>
         <w:b/>
         <w:bCs/>
         <w:color w:themeColor="text1" w:val="000000"/>
@@ -10086,6 +10529,7 @@
     </w:tblStylePr>
     <w:tblStylePr w:type="firstCol">
       <w:rPr>
+        <w:rFonts w:eastAsia="黑体"/>
         <w:b/>
         <w:bCs/>
         <w:color w:themeColor="text1" w:val="000000"/>
@@ -10105,6 +10549,7 @@
     </w:tblStylePr>
     <w:tblStylePr w:type="lastCol">
       <w:rPr>
+        <w:rFonts w:eastAsia="黑体"/>
         <w:b w:val="0"/>
         <w:bCs w:val="0"/>
         <w:color w:themeColor="text1" w:val="000000"/>
@@ -10154,7 +10599,7 @@
       <w:spacing w:after="0" w:line="240" w:lineRule="auto"/>
     </w:pPr>
     <w:rPr>
-      <w:rFonts w:asciiTheme="majorHAnsi" w:cstheme="majorBidi" w:eastAsiaTheme="majorEastAsia" w:hAnsiTheme="majorHAnsi"/>
+      <w:rFonts w:asciiTheme="majorHAnsi" w:cstheme="majorBidi" w:hAnsiTheme="majorHAnsi" w:eastAsia="黑体"/>
       <w:color w:themeColor="text1" w:val="000000"/>
     </w:rPr>
     <w:tblPr>
@@ -10181,6 +10626,7 @@
     </w:tcPr>
     <w:tblStylePr w:type="firstRow">
       <w:rPr>
+        <w:rFonts w:eastAsia="黑体"/>
         <w:b/>
         <w:bCs/>
         <w:color w:themeColor="text1" w:val="000000"/>
@@ -10192,6 +10638,7 @@
     </w:tblStylePr>
     <w:tblStylePr w:type="lastRow">
       <w:rPr>
+        <w:rFonts w:eastAsia="黑体"/>
         <w:b/>
         <w:bCs/>
         <w:color w:themeColor="text1" w:val="000000"/>
@@ -10211,6 +10658,7 @@
     </w:tblStylePr>
     <w:tblStylePr w:type="firstCol">
       <w:rPr>
+        <w:rFonts w:eastAsia="黑体"/>
         <w:b/>
         <w:bCs/>
         <w:color w:themeColor="text1" w:val="000000"/>
@@ -10230,6 +10678,7 @@
     </w:tblStylePr>
     <w:tblStylePr w:type="lastCol">
       <w:rPr>
+        <w:rFonts w:eastAsia="黑体"/>
         <w:b w:val="0"/>
         <w:bCs w:val="0"/>
         <w:color w:themeColor="text1" w:val="000000"/>
@@ -10279,7 +10728,7 @@
       <w:spacing w:after="0" w:line="240" w:lineRule="auto"/>
     </w:pPr>
     <w:rPr>
-      <w:rFonts w:asciiTheme="majorHAnsi" w:cstheme="majorBidi" w:eastAsiaTheme="majorEastAsia" w:hAnsiTheme="majorHAnsi"/>
+      <w:rFonts w:asciiTheme="majorHAnsi" w:cstheme="majorBidi" w:hAnsiTheme="majorHAnsi" w:eastAsia="黑体"/>
       <w:color w:themeColor="text1" w:val="000000"/>
     </w:rPr>
     <w:tblPr>
@@ -10306,6 +10755,7 @@
     </w:tcPr>
     <w:tblStylePr w:type="firstRow">
       <w:rPr>
+        <w:rFonts w:eastAsia="黑体"/>
         <w:b/>
         <w:bCs/>
         <w:color w:themeColor="text1" w:val="000000"/>
@@ -10317,6 +10767,7 @@
     </w:tblStylePr>
     <w:tblStylePr w:type="lastRow">
       <w:rPr>
+        <w:rFonts w:eastAsia="黑体"/>
         <w:b/>
         <w:bCs/>
         <w:color w:themeColor="text1" w:val="000000"/>
@@ -10336,6 +10787,7 @@
     </w:tblStylePr>
     <w:tblStylePr w:type="firstCol">
       <w:rPr>
+        <w:rFonts w:eastAsia="黑体"/>
         <w:b/>
         <w:bCs/>
         <w:color w:themeColor="text1" w:val="000000"/>
@@ -10355,6 +10807,7 @@
     </w:tblStylePr>
     <w:tblStylePr w:type="lastCol">
       <w:rPr>
+        <w:rFonts w:eastAsia="黑体"/>
         <w:b w:val="0"/>
         <w:bCs w:val="0"/>
         <w:color w:themeColor="text1" w:val="000000"/>
@@ -10404,7 +10857,7 @@
       <w:spacing w:after="0" w:line="240" w:lineRule="auto"/>
     </w:pPr>
     <w:rPr>
-      <w:rFonts w:asciiTheme="majorHAnsi" w:cstheme="majorBidi" w:eastAsiaTheme="majorEastAsia" w:hAnsiTheme="majorHAnsi"/>
+      <w:rFonts w:asciiTheme="majorHAnsi" w:cstheme="majorBidi" w:hAnsiTheme="majorHAnsi" w:eastAsia="黑体"/>
       <w:color w:themeColor="text1" w:val="000000"/>
     </w:rPr>
     <w:tblPr>
@@ -10431,6 +10884,7 @@
     </w:tcPr>
     <w:tblStylePr w:type="firstRow">
       <w:rPr>
+        <w:rFonts w:eastAsia="黑体"/>
         <w:b/>
         <w:bCs/>
         <w:color w:themeColor="text1" w:val="000000"/>
@@ -10442,6 +10896,7 @@
     </w:tblStylePr>
     <w:tblStylePr w:type="lastRow">
       <w:rPr>
+        <w:rFonts w:eastAsia="黑体"/>
         <w:b/>
         <w:bCs/>
         <w:color w:themeColor="text1" w:val="000000"/>
@@ -10461,6 +10916,7 @@
     </w:tblStylePr>
     <w:tblStylePr w:type="firstCol">
       <w:rPr>
+        <w:rFonts w:eastAsia="黑体"/>
         <w:b/>
         <w:bCs/>
         <w:color w:themeColor="text1" w:val="000000"/>
@@ -10480,6 +10936,7 @@
     </w:tblStylePr>
     <w:tblStylePr w:type="lastCol">
       <w:rPr>
+        <w:rFonts w:eastAsia="黑体"/>
         <w:b w:val="0"/>
         <w:bCs w:val="0"/>
         <w:color w:themeColor="text1" w:val="000000"/>
@@ -10529,7 +10986,7 @@
       <w:spacing w:after="0" w:line="240" w:lineRule="auto"/>
     </w:pPr>
     <w:rPr>
-      <w:rFonts w:asciiTheme="majorHAnsi" w:cstheme="majorBidi" w:eastAsiaTheme="majorEastAsia" w:hAnsiTheme="majorHAnsi"/>
+      <w:rFonts w:asciiTheme="majorHAnsi" w:cstheme="majorBidi" w:hAnsiTheme="majorHAnsi" w:eastAsia="黑体"/>
       <w:color w:themeColor="text1" w:val="000000"/>
     </w:rPr>
     <w:tblPr>
@@ -10556,6 +11013,7 @@
     </w:tcPr>
     <w:tblStylePr w:type="firstRow">
       <w:rPr>
+        <w:rFonts w:eastAsia="黑体"/>
         <w:b/>
         <w:bCs/>
         <w:color w:themeColor="text1" w:val="000000"/>
@@ -10567,6 +11025,7 @@
     </w:tblStylePr>
     <w:tblStylePr w:type="lastRow">
       <w:rPr>
+        <w:rFonts w:eastAsia="黑体"/>
         <w:b/>
         <w:bCs/>
         <w:color w:themeColor="text1" w:val="000000"/>
@@ -10586,6 +11045,7 @@
     </w:tblStylePr>
     <w:tblStylePr w:type="firstCol">
       <w:rPr>
+        <w:rFonts w:eastAsia="黑体"/>
         <w:b/>
         <w:bCs/>
         <w:color w:themeColor="text1" w:val="000000"/>
@@ -10605,6 +11065,7 @@
     </w:tblStylePr>
     <w:tblStylePr w:type="lastCol">
       <w:rPr>
+        <w:rFonts w:eastAsia="黑体"/>
         <w:b w:val="0"/>
         <w:bCs w:val="0"/>
         <w:color w:themeColor="text1" w:val="000000"/>
@@ -10654,7 +11115,7 @@
       <w:spacing w:after="0" w:line="240" w:lineRule="auto"/>
     </w:pPr>
     <w:rPr>
-      <w:rFonts w:asciiTheme="majorHAnsi" w:cstheme="majorBidi" w:eastAsiaTheme="majorEastAsia" w:hAnsiTheme="majorHAnsi"/>
+      <w:rFonts w:asciiTheme="majorHAnsi" w:cstheme="majorBidi" w:hAnsiTheme="majorHAnsi" w:eastAsia="黑体"/>
       <w:color w:themeColor="text1" w:val="000000"/>
     </w:rPr>
     <w:tblPr>
@@ -10681,6 +11142,7 @@
     </w:tcPr>
     <w:tblStylePr w:type="firstRow">
       <w:rPr>
+        <w:rFonts w:eastAsia="黑体"/>
         <w:b/>
         <w:bCs/>
         <w:color w:themeColor="text1" w:val="000000"/>
@@ -10692,6 +11154,7 @@
     </w:tblStylePr>
     <w:tblStylePr w:type="lastRow">
       <w:rPr>
+        <w:rFonts w:eastAsia="黑体"/>
         <w:b/>
         <w:bCs/>
         <w:color w:themeColor="text1" w:val="000000"/>
@@ -10711,6 +11174,7 @@
     </w:tblStylePr>
     <w:tblStylePr w:type="firstCol">
       <w:rPr>
+        <w:rFonts w:eastAsia="黑体"/>
         <w:b/>
         <w:bCs/>
         <w:color w:themeColor="text1" w:val="000000"/>
@@ -10730,6 +11194,7 @@
     </w:tblStylePr>
     <w:tblStylePr w:type="lastCol">
       <w:rPr>
+        <w:rFonts w:eastAsia="黑体"/>
         <w:b w:val="0"/>
         <w:bCs w:val="0"/>
         <w:color w:themeColor="text1" w:val="000000"/>
@@ -10779,7 +11244,7 @@
       <w:spacing w:after="0" w:line="240" w:lineRule="auto"/>
     </w:pPr>
     <w:rPr>
-      <w:rFonts w:asciiTheme="majorHAnsi" w:cstheme="majorBidi" w:eastAsiaTheme="majorEastAsia" w:hAnsiTheme="majorHAnsi"/>
+      <w:rFonts w:asciiTheme="majorHAnsi" w:cstheme="majorBidi" w:hAnsiTheme="majorHAnsi" w:eastAsia="黑体"/>
       <w:color w:themeColor="text1" w:val="000000"/>
     </w:rPr>
     <w:tblPr>
@@ -10806,6 +11271,7 @@
     </w:tcPr>
     <w:tblStylePr w:type="firstRow">
       <w:rPr>
+        <w:rFonts w:eastAsia="黑体"/>
         <w:b/>
         <w:bCs/>
         <w:color w:themeColor="text1" w:val="000000"/>
@@ -10817,6 +11283,7 @@
     </w:tblStylePr>
     <w:tblStylePr w:type="lastRow">
       <w:rPr>
+        <w:rFonts w:eastAsia="黑体"/>
         <w:b/>
         <w:bCs/>
         <w:color w:themeColor="text1" w:val="000000"/>
@@ -10836,6 +11303,7 @@
     </w:tblStylePr>
     <w:tblStylePr w:type="firstCol">
       <w:rPr>
+        <w:rFonts w:eastAsia="黑体"/>
         <w:b/>
         <w:bCs/>
         <w:color w:themeColor="text1" w:val="000000"/>
@@ -10855,6 +11323,7 @@
     </w:tblStylePr>
     <w:tblStylePr w:type="lastCol">
       <w:rPr>
+        <w:rFonts w:eastAsia="黑体"/>
         <w:b w:val="0"/>
         <w:bCs w:val="0"/>
         <w:color w:themeColor="text1" w:val="000000"/>
@@ -10927,6 +11396,7 @@
     </w:tcPr>
     <w:tblStylePr w:type="firstRow">
       <w:rPr>
+        <w:rFonts w:eastAsia="黑体"/>
         <w:b/>
         <w:bCs/>
         <w:i w:val="0"/>
@@ -10948,6 +11418,7 @@
     </w:tblStylePr>
     <w:tblStylePr w:type="lastRow">
       <w:rPr>
+        <w:rFonts w:eastAsia="黑体"/>
         <w:b/>
         <w:bCs/>
         <w:i w:val="0"/>
@@ -10969,6 +11440,7 @@
     </w:tblStylePr>
     <w:tblStylePr w:type="firstCol">
       <w:rPr>
+        <w:rFonts w:eastAsia="黑体"/>
         <w:b/>
         <w:bCs/>
         <w:i w:val="0"/>
@@ -10988,6 +11460,7 @@
     </w:tblStylePr>
     <w:tblStylePr w:type="lastCol">
       <w:rPr>
+        <w:rFonts w:eastAsia="黑体"/>
         <w:b/>
         <w:bCs/>
         <w:i w:val="0"/>
@@ -11068,6 +11541,7 @@
     </w:tcPr>
     <w:tblStylePr w:type="firstRow">
       <w:rPr>
+        <w:rFonts w:eastAsia="黑体"/>
         <w:b/>
         <w:bCs/>
         <w:i w:val="0"/>
@@ -11089,6 +11563,7 @@
     </w:tblStylePr>
     <w:tblStylePr w:type="lastRow">
       <w:rPr>
+        <w:rFonts w:eastAsia="黑体"/>
         <w:b/>
         <w:bCs/>
         <w:i w:val="0"/>
@@ -11110,6 +11585,7 @@
     </w:tblStylePr>
     <w:tblStylePr w:type="firstCol">
       <w:rPr>
+        <w:rFonts w:eastAsia="黑体"/>
         <w:b/>
         <w:bCs/>
         <w:i w:val="0"/>
@@ -11129,6 +11605,7 @@
     </w:tblStylePr>
     <w:tblStylePr w:type="lastCol">
       <w:rPr>
+        <w:rFonts w:eastAsia="黑体"/>
         <w:b/>
         <w:bCs/>
         <w:i w:val="0"/>
@@ -11209,6 +11686,7 @@
     </w:tcPr>
     <w:tblStylePr w:type="firstRow">
       <w:rPr>
+        <w:rFonts w:eastAsia="黑体"/>
         <w:b/>
         <w:bCs/>
         <w:i w:val="0"/>
@@ -11230,6 +11708,7 @@
     </w:tblStylePr>
     <w:tblStylePr w:type="lastRow">
       <w:rPr>
+        <w:rFonts w:eastAsia="黑体"/>
         <w:b/>
         <w:bCs/>
         <w:i w:val="0"/>
@@ -11251,6 +11730,7 @@
     </w:tblStylePr>
     <w:tblStylePr w:type="firstCol">
       <w:rPr>
+        <w:rFonts w:eastAsia="黑体"/>
         <w:b/>
         <w:bCs/>
         <w:i w:val="0"/>
@@ -11270,6 +11750,7 @@
     </w:tblStylePr>
     <w:tblStylePr w:type="lastCol">
       <w:rPr>
+        <w:rFonts w:eastAsia="黑体"/>
         <w:b/>
         <w:bCs/>
         <w:i w:val="0"/>
@@ -11350,6 +11831,7 @@
     </w:tcPr>
     <w:tblStylePr w:type="firstRow">
       <w:rPr>
+        <w:rFonts w:eastAsia="黑体"/>
         <w:b/>
         <w:bCs/>
         <w:i w:val="0"/>
@@ -11371,6 +11853,7 @@
     </w:tblStylePr>
     <w:tblStylePr w:type="lastRow">
       <w:rPr>
+        <w:rFonts w:eastAsia="黑体"/>
         <w:b/>
         <w:bCs/>
         <w:i w:val="0"/>
@@ -11392,6 +11875,7 @@
     </w:tblStylePr>
     <w:tblStylePr w:type="firstCol">
       <w:rPr>
+        <w:rFonts w:eastAsia="黑体"/>
         <w:b/>
         <w:bCs/>
         <w:i w:val="0"/>
@@ -11411,6 +11895,7 @@
     </w:tblStylePr>
     <w:tblStylePr w:type="lastCol">
       <w:rPr>
+        <w:rFonts w:eastAsia="黑体"/>
         <w:b/>
         <w:bCs/>
         <w:i w:val="0"/>
@@ -11491,6 +11976,7 @@
     </w:tcPr>
     <w:tblStylePr w:type="firstRow">
       <w:rPr>
+        <w:rFonts w:eastAsia="黑体"/>
         <w:b/>
         <w:bCs/>
         <w:i w:val="0"/>
@@ -11512,6 +11998,7 @@
     </w:tblStylePr>
     <w:tblStylePr w:type="lastRow">
       <w:rPr>
+        <w:rFonts w:eastAsia="黑体"/>
         <w:b/>
         <w:bCs/>
         <w:i w:val="0"/>
@@ -11533,6 +12020,7 @@
     </w:tblStylePr>
     <w:tblStylePr w:type="firstCol">
       <w:rPr>
+        <w:rFonts w:eastAsia="黑体"/>
         <w:b/>
         <w:bCs/>
         <w:i w:val="0"/>
@@ -11552,6 +12040,7 @@
     </w:tblStylePr>
     <w:tblStylePr w:type="lastCol">
       <w:rPr>
+        <w:rFonts w:eastAsia="黑体"/>
         <w:b/>
         <w:bCs/>
         <w:i w:val="0"/>
@@ -11632,6 +12121,7 @@
     </w:tcPr>
     <w:tblStylePr w:type="firstRow">
       <w:rPr>
+        <w:rFonts w:eastAsia="黑体"/>
         <w:b/>
         <w:bCs/>
         <w:i w:val="0"/>
@@ -11653,6 +12143,7 @@
     </w:tblStylePr>
     <w:tblStylePr w:type="lastRow">
       <w:rPr>
+        <w:rFonts w:eastAsia="黑体"/>
         <w:b/>
         <w:bCs/>
         <w:i w:val="0"/>
@@ -11674,6 +12165,7 @@
     </w:tblStylePr>
     <w:tblStylePr w:type="firstCol">
       <w:rPr>
+        <w:rFonts w:eastAsia="黑体"/>
         <w:b/>
         <w:bCs/>
         <w:i w:val="0"/>
@@ -11693,6 +12185,7 @@
     </w:tblStylePr>
     <w:tblStylePr w:type="lastCol">
       <w:rPr>
+        <w:rFonts w:eastAsia="黑体"/>
         <w:b/>
         <w:bCs/>
         <w:i w:val="0"/>
@@ -11773,6 +12266,7 @@
     </w:tcPr>
     <w:tblStylePr w:type="firstRow">
       <w:rPr>
+        <w:rFonts w:eastAsia="黑体"/>
         <w:b/>
         <w:bCs/>
         <w:i w:val="0"/>
@@ -11794,6 +12288,7 @@
     </w:tblStylePr>
     <w:tblStylePr w:type="lastRow">
       <w:rPr>
+        <w:rFonts w:eastAsia="黑体"/>
         <w:b/>
         <w:bCs/>
         <w:i w:val="0"/>
@@ -11815,6 +12310,7 @@
     </w:tblStylePr>
     <w:tblStylePr w:type="firstCol">
       <w:rPr>
+        <w:rFonts w:eastAsia="黑体"/>
         <w:b/>
         <w:bCs/>
         <w:i w:val="0"/>
@@ -11834,6 +12330,7 @@
     </w:tblStylePr>
     <w:tblStylePr w:type="lastCol">
       <w:rPr>
+        <w:rFonts w:eastAsia="黑体"/>
         <w:b/>
         <w:bCs/>
         <w:i w:val="0"/>
@@ -11891,6 +12388,7 @@
       <w:spacing w:after="0" w:line="240" w:lineRule="auto"/>
     </w:pPr>
     <w:rPr>
+      <w:rFonts w:eastAsia="黑体"/>
       <w:color w:themeColor="background1" w:val="FFFFFF"/>
     </w:rPr>
     <w:tblPr>
@@ -11909,6 +12407,7 @@
     </w:tcPr>
     <w:tblStylePr w:type="firstRow">
       <w:rPr>
+        <w:rFonts w:eastAsia="黑体"/>
         <w:b/>
         <w:bCs/>
       </w:rPr>
@@ -12005,6 +12504,7 @@
       <w:spacing w:after="0" w:line="240" w:lineRule="auto"/>
     </w:pPr>
     <w:rPr>
+      <w:rFonts w:eastAsia="黑体"/>
       <w:color w:themeColor="background1" w:val="FFFFFF"/>
     </w:rPr>
     <w:tblPr>
@@ -12023,6 +12523,7 @@
     </w:tcPr>
     <w:tblStylePr w:type="firstRow">
       <w:rPr>
+        <w:rFonts w:eastAsia="黑体"/>
         <w:b/>
         <w:bCs/>
       </w:rPr>
@@ -12119,6 +12620,7 @@
       <w:spacing w:after="0" w:line="240" w:lineRule="auto"/>
     </w:pPr>
     <w:rPr>
+      <w:rFonts w:eastAsia="黑体"/>
       <w:color w:themeColor="background1" w:val="FFFFFF"/>
     </w:rPr>
     <w:tblPr>
@@ -12137,6 +12639,7 @@
     </w:tcPr>
     <w:tblStylePr w:type="firstRow">
       <w:rPr>
+        <w:rFonts w:eastAsia="黑体"/>
         <w:b/>
         <w:bCs/>
       </w:rPr>
@@ -12233,6 +12736,7 @@
       <w:spacing w:after="0" w:line="240" w:lineRule="auto"/>
     </w:pPr>
     <w:rPr>
+      <w:rFonts w:eastAsia="黑体"/>
       <w:color w:themeColor="background1" w:val="FFFFFF"/>
     </w:rPr>
     <w:tblPr>
@@ -12251,6 +12755,7 @@
     </w:tcPr>
     <w:tblStylePr w:type="firstRow">
       <w:rPr>
+        <w:rFonts w:eastAsia="黑体"/>
         <w:b/>
         <w:bCs/>
       </w:rPr>
@@ -12347,6 +12852,7 @@
       <w:spacing w:after="0" w:line="240" w:lineRule="auto"/>
     </w:pPr>
     <w:rPr>
+      <w:rFonts w:eastAsia="黑体"/>
       <w:color w:themeColor="background1" w:val="FFFFFF"/>
     </w:rPr>
     <w:tblPr>
@@ -12365,6 +12871,7 @@
     </w:tcPr>
     <w:tblStylePr w:type="firstRow">
       <w:rPr>
+        <w:rFonts w:eastAsia="黑体"/>
         <w:b/>
         <w:bCs/>
       </w:rPr>
@@ -12461,6 +12968,7 @@
       <w:spacing w:after="0" w:line="240" w:lineRule="auto"/>
     </w:pPr>
     <w:rPr>
+      <w:rFonts w:eastAsia="黑体"/>
       <w:color w:themeColor="background1" w:val="FFFFFF"/>
     </w:rPr>
     <w:tblPr>
@@ -12479,6 +12987,7 @@
     </w:tcPr>
     <w:tblStylePr w:type="firstRow">
       <w:rPr>
+        <w:rFonts w:eastAsia="黑体"/>
         <w:b/>
         <w:bCs/>
       </w:rPr>
@@ -12575,6 +13084,7 @@
       <w:spacing w:after="0" w:line="240" w:lineRule="auto"/>
     </w:pPr>
     <w:rPr>
+      <w:rFonts w:eastAsia="黑体"/>
       <w:color w:themeColor="background1" w:val="FFFFFF"/>
     </w:rPr>
     <w:tblPr>
@@ -12593,6 +13103,7 @@
     </w:tcPr>
     <w:tblStylePr w:type="firstRow">
       <w:rPr>
+        <w:rFonts w:eastAsia="黑体"/>
         <w:b/>
         <w:bCs/>
       </w:rPr>
@@ -12689,6 +13200,7 @@
       <w:spacing w:after="0" w:line="240" w:lineRule="auto"/>
     </w:pPr>
     <w:rPr>
+      <w:rFonts w:eastAsia="黑体"/>
       <w:color w:themeColor="text1" w:val="000000"/>
     </w:rPr>
     <w:tblPr>
@@ -12715,6 +13227,7 @@
     </w:tcPr>
     <w:tblStylePr w:type="firstRow">
       <w:rPr>
+        <w:rFonts w:eastAsia="黑体"/>
         <w:b/>
         <w:bCs/>
       </w:rPr>
@@ -12733,6 +13246,7 @@
     </w:tblStylePr>
     <w:tblStylePr w:type="lastRow">
       <w:rPr>
+        <w:rFonts w:eastAsia="黑体"/>
         <w:b/>
         <w:bCs/>
         <w:color w:themeColor="background1" w:val="FFFFFF"/>
@@ -12747,6 +13261,7 @@
     </w:tblStylePr>
     <w:tblStylePr w:type="firstCol">
       <w:rPr>
+        <w:rFonts w:eastAsia="黑体"/>
         <w:color w:themeColor="background1" w:val="FFFFFF"/>
       </w:rPr>
       <w:tblPr/>
@@ -12764,6 +13279,7 @@
     </w:tblStylePr>
     <w:tblStylePr w:type="lastCol">
       <w:rPr>
+        <w:rFonts w:eastAsia="黑体"/>
         <w:color w:themeColor="background1" w:val="FFFFFF"/>
       </w:rPr>
       <w:tblPr/>
@@ -12793,11 +13309,13 @@
     </w:tblStylePr>
     <w:tblStylePr w:type="neCell">
       <w:rPr>
+        <w:rFonts w:eastAsia="黑体"/>
         <w:color w:themeColor="text1" w:val="000000"/>
       </w:rPr>
     </w:tblStylePr>
     <w:tblStylePr w:type="nwCell">
       <w:rPr>
+        <w:rFonts w:eastAsia="黑体"/>
         <w:color w:themeColor="text1" w:val="000000"/>
       </w:rPr>
     </w:tblStylePr>
@@ -12811,6 +13329,7 @@
       <w:spacing w:after="0" w:line="240" w:lineRule="auto"/>
     </w:pPr>
     <w:rPr>
+      <w:rFonts w:eastAsia="黑体"/>
       <w:color w:themeColor="text1" w:val="000000"/>
     </w:rPr>
     <w:tblPr>
@@ -12837,6 +13356,7 @@
     </w:tcPr>
     <w:tblStylePr w:type="firstRow">
       <w:rPr>
+        <w:rFonts w:eastAsia="黑体"/>
         <w:b/>
         <w:bCs/>
       </w:rPr>
@@ -12855,6 +13375,7 @@
     </w:tblStylePr>
     <w:tblStylePr w:type="lastRow">
       <w:rPr>
+        <w:rFonts w:eastAsia="黑体"/>
         <w:b/>
         <w:bCs/>
         <w:color w:themeColor="background1" w:val="FFFFFF"/>
@@ -12869,6 +13390,7 @@
     </w:tblStylePr>
     <w:tblStylePr w:type="firstCol">
       <w:rPr>
+        <w:rFonts w:eastAsia="黑体"/>
         <w:color w:themeColor="background1" w:val="FFFFFF"/>
       </w:rPr>
       <w:tblPr/>
@@ -12886,6 +13408,7 @@
     </w:tblStylePr>
     <w:tblStylePr w:type="lastCol">
       <w:rPr>
+        <w:rFonts w:eastAsia="黑体"/>
         <w:color w:themeColor="background1" w:val="FFFFFF"/>
       </w:rPr>
       <w:tblPr/>
@@ -12915,11 +13438,13 @@
     </w:tblStylePr>
     <w:tblStylePr w:type="neCell">
       <w:rPr>
+        <w:rFonts w:eastAsia="黑体"/>
         <w:color w:themeColor="text1" w:val="000000"/>
       </w:rPr>
     </w:tblStylePr>
     <w:tblStylePr w:type="nwCell">
       <w:rPr>
+        <w:rFonts w:eastAsia="黑体"/>
         <w:color w:themeColor="text1" w:val="000000"/>
       </w:rPr>
     </w:tblStylePr>
@@ -12933,6 +13458,7 @@
       <w:spacing w:after="0" w:line="240" w:lineRule="auto"/>
     </w:pPr>
     <w:rPr>
+      <w:rFonts w:eastAsia="黑体"/>
       <w:color w:themeColor="text1" w:val="000000"/>
     </w:rPr>
     <w:tblPr>
@@ -12959,6 +13485,7 @@
     </w:tcPr>
     <w:tblStylePr w:type="firstRow">
       <w:rPr>
+        <w:rFonts w:eastAsia="黑体"/>
         <w:b/>
         <w:bCs/>
       </w:rPr>
@@ -12977,6 +13504,7 @@
     </w:tblStylePr>
     <w:tblStylePr w:type="lastRow">
       <w:rPr>
+        <w:rFonts w:eastAsia="黑体"/>
         <w:b/>
         <w:bCs/>
         <w:color w:themeColor="background1" w:val="FFFFFF"/>
@@ -12991,6 +13519,7 @@
     </w:tblStylePr>
     <w:tblStylePr w:type="firstCol">
       <w:rPr>
+        <w:rFonts w:eastAsia="黑体"/>
         <w:color w:themeColor="background1" w:val="FFFFFF"/>
       </w:rPr>
       <w:tblPr/>
@@ -13008,6 +13537,7 @@
     </w:tblStylePr>
     <w:tblStylePr w:type="lastCol">
       <w:rPr>
+        <w:rFonts w:eastAsia="黑体"/>
         <w:color w:themeColor="background1" w:val="FFFFFF"/>
       </w:rPr>
       <w:tblPr/>
@@ -13037,11 +13567,13 @@
     </w:tblStylePr>
     <w:tblStylePr w:type="neCell">
       <w:rPr>
+        <w:rFonts w:eastAsia="黑体"/>
         <w:color w:themeColor="text1" w:val="000000"/>
       </w:rPr>
     </w:tblStylePr>
     <w:tblStylePr w:type="nwCell">
       <w:rPr>
+        <w:rFonts w:eastAsia="黑体"/>
         <w:color w:themeColor="text1" w:val="000000"/>
       </w:rPr>
     </w:tblStylePr>
@@ -13055,6 +13587,7 @@
       <w:spacing w:after="0" w:line="240" w:lineRule="auto"/>
     </w:pPr>
     <w:rPr>
+      <w:rFonts w:eastAsia="黑体"/>
       <w:color w:themeColor="text1" w:val="000000"/>
     </w:rPr>
     <w:tblPr>
@@ -13081,6 +13614,7 @@
     </w:tcPr>
     <w:tblStylePr w:type="firstRow">
       <w:rPr>
+        <w:rFonts w:eastAsia="黑体"/>
         <w:b/>
         <w:bCs/>
       </w:rPr>
@@ -13099,6 +13633,7 @@
     </w:tblStylePr>
     <w:tblStylePr w:type="lastRow">
       <w:rPr>
+        <w:rFonts w:eastAsia="黑体"/>
         <w:b/>
         <w:bCs/>
         <w:color w:themeColor="background1" w:val="FFFFFF"/>
@@ -13113,6 +13648,7 @@
     </w:tblStylePr>
     <w:tblStylePr w:type="firstCol">
       <w:rPr>
+        <w:rFonts w:eastAsia="黑体"/>
         <w:color w:themeColor="background1" w:val="FFFFFF"/>
       </w:rPr>
       <w:tblPr/>
@@ -13130,6 +13666,7 @@
     </w:tblStylePr>
     <w:tblStylePr w:type="lastCol">
       <w:rPr>
+        <w:rFonts w:eastAsia="黑体"/>
         <w:color w:themeColor="background1" w:val="FFFFFF"/>
       </w:rPr>
       <w:tblPr/>
@@ -13167,6 +13704,7 @@
       <w:spacing w:after="0" w:line="240" w:lineRule="auto"/>
     </w:pPr>
     <w:rPr>
+      <w:rFonts w:eastAsia="黑体"/>
       <w:color w:themeColor="text1" w:val="000000"/>
     </w:rPr>
     <w:tblPr>
@@ -13193,6 +13731,7 @@
     </w:tcPr>
     <w:tblStylePr w:type="firstRow">
       <w:rPr>
+        <w:rFonts w:eastAsia="黑体"/>
         <w:b/>
         <w:bCs/>
       </w:rPr>
@@ -13211,6 +13750,7 @@
     </w:tblStylePr>
     <w:tblStylePr w:type="lastRow">
       <w:rPr>
+        <w:rFonts w:eastAsia="黑体"/>
         <w:b/>
         <w:bCs/>
         <w:color w:themeColor="background1" w:val="FFFFFF"/>
@@ -13225,6 +13765,7 @@
     </w:tblStylePr>
     <w:tblStylePr w:type="firstCol">
       <w:rPr>
+        <w:rFonts w:eastAsia="黑体"/>
         <w:color w:themeColor="background1" w:val="FFFFFF"/>
       </w:rPr>
       <w:tblPr/>
@@ -13242,6 +13783,7 @@
     </w:tblStylePr>
     <w:tblStylePr w:type="lastCol">
       <w:rPr>
+        <w:rFonts w:eastAsia="黑体"/>
         <w:color w:themeColor="background1" w:val="FFFFFF"/>
       </w:rPr>
       <w:tblPr/>
@@ -13271,11 +13813,13 @@
     </w:tblStylePr>
     <w:tblStylePr w:type="neCell">
       <w:rPr>
+        <w:rFonts w:eastAsia="黑体"/>
         <w:color w:themeColor="text1" w:val="000000"/>
       </w:rPr>
     </w:tblStylePr>
     <w:tblStylePr w:type="nwCell">
       <w:rPr>
+        <w:rFonts w:eastAsia="黑体"/>
         <w:color w:themeColor="text1" w:val="000000"/>
       </w:rPr>
     </w:tblStylePr>
@@ -13289,6 +13833,7 @@
       <w:spacing w:after="0" w:line="240" w:lineRule="auto"/>
     </w:pPr>
     <w:rPr>
+      <w:rFonts w:eastAsia="黑体"/>
       <w:color w:themeColor="text1" w:val="000000"/>
     </w:rPr>
     <w:tblPr>
@@ -13315,6 +13860,7 @@
     </w:tcPr>
     <w:tblStylePr w:type="firstRow">
       <w:rPr>
+        <w:rFonts w:eastAsia="黑体"/>
         <w:b/>
         <w:bCs/>
       </w:rPr>
@@ -13333,6 +13879,7 @@
     </w:tblStylePr>
     <w:tblStylePr w:type="lastRow">
       <w:rPr>
+        <w:rFonts w:eastAsia="黑体"/>
         <w:b/>
         <w:bCs/>
         <w:color w:themeColor="background1" w:val="FFFFFF"/>
@@ -13347,6 +13894,7 @@
     </w:tblStylePr>
     <w:tblStylePr w:type="firstCol">
       <w:rPr>
+        <w:rFonts w:eastAsia="黑体"/>
         <w:color w:themeColor="background1" w:val="FFFFFF"/>
       </w:rPr>
       <w:tblPr/>
@@ -13364,6 +13912,7 @@
     </w:tblStylePr>
     <w:tblStylePr w:type="lastCol">
       <w:rPr>
+        <w:rFonts w:eastAsia="黑体"/>
         <w:color w:themeColor="background1" w:val="FFFFFF"/>
       </w:rPr>
       <w:tblPr/>
@@ -13393,11 +13942,13 @@
     </w:tblStylePr>
     <w:tblStylePr w:type="neCell">
       <w:rPr>
+        <w:rFonts w:eastAsia="黑体"/>
         <w:color w:themeColor="text1" w:val="000000"/>
       </w:rPr>
     </w:tblStylePr>
     <w:tblStylePr w:type="nwCell">
       <w:rPr>
+        <w:rFonts w:eastAsia="黑体"/>
         <w:color w:themeColor="text1" w:val="000000"/>
       </w:rPr>
     </w:tblStylePr>
@@ -13411,6 +13962,7 @@
       <w:spacing w:after="0" w:line="240" w:lineRule="auto"/>
     </w:pPr>
     <w:rPr>
+      <w:rFonts w:eastAsia="黑体"/>
       <w:color w:themeColor="text1" w:val="000000"/>
     </w:rPr>
     <w:tblPr>
@@ -13437,6 +13989,7 @@
     </w:tcPr>
     <w:tblStylePr w:type="firstRow">
       <w:rPr>
+        <w:rFonts w:eastAsia="黑体"/>
         <w:b/>
         <w:bCs/>
       </w:rPr>
@@ -13455,6 +14008,7 @@
     </w:tblStylePr>
     <w:tblStylePr w:type="lastRow">
       <w:rPr>
+        <w:rFonts w:eastAsia="黑体"/>
         <w:b/>
         <w:bCs/>
         <w:color w:themeColor="background1" w:val="FFFFFF"/>
@@ -13469,6 +14023,7 @@
     </w:tblStylePr>
     <w:tblStylePr w:type="firstCol">
       <w:rPr>
+        <w:rFonts w:eastAsia="黑体"/>
         <w:color w:themeColor="background1" w:val="FFFFFF"/>
       </w:rPr>
       <w:tblPr/>
@@ -13486,6 +14041,7 @@
     </w:tblStylePr>
     <w:tblStylePr w:type="lastCol">
       <w:rPr>
+        <w:rFonts w:eastAsia="黑体"/>
         <w:color w:themeColor="background1" w:val="FFFFFF"/>
       </w:rPr>
       <w:tblPr/>
@@ -13515,11 +14071,13 @@
     </w:tblStylePr>
     <w:tblStylePr w:type="neCell">
       <w:rPr>
+        <w:rFonts w:eastAsia="黑体"/>
         <w:color w:themeColor="text1" w:val="000000"/>
       </w:rPr>
     </w:tblStylePr>
     <w:tblStylePr w:type="nwCell">
       <w:rPr>
+        <w:rFonts w:eastAsia="黑体"/>
         <w:color w:themeColor="text1" w:val="000000"/>
       </w:rPr>
     </w:tblStylePr>
@@ -13533,6 +14091,7 @@
       <w:spacing w:after="0" w:line="240" w:lineRule="auto"/>
     </w:pPr>
     <w:rPr>
+      <w:rFonts w:eastAsia="黑体"/>
       <w:color w:themeColor="text1" w:val="000000"/>
     </w:rPr>
     <w:tblPr>
@@ -13551,6 +14110,7 @@
     </w:tcPr>
     <w:tblStylePr w:type="firstRow">
       <w:rPr>
+        <w:rFonts w:eastAsia="黑体"/>
         <w:b/>
         <w:bCs/>
         <w:color w:themeColor="background1" w:val="FFFFFF"/>
@@ -13565,6 +14125,7 @@
     </w:tblStylePr>
     <w:tblStylePr w:type="lastRow">
       <w:rPr>
+        <w:rFonts w:eastAsia="黑体"/>
         <w:b/>
         <w:bCs/>
         <w:color w:themeColor="accent2" w:themeShade="CC" w:val="9E3A38"/>
@@ -13579,12 +14140,14 @@
     </w:tblStylePr>
     <w:tblStylePr w:type="firstCol">
       <w:rPr>
+        <w:rFonts w:eastAsia="黑体"/>
         <w:b/>
         <w:bCs/>
       </w:rPr>
     </w:tblStylePr>
     <w:tblStylePr w:type="lastCol">
       <w:rPr>
+        <w:rFonts w:eastAsia="黑体"/>
         <w:b/>
         <w:bCs/>
       </w:rPr>
@@ -13619,6 +14182,7 @@
       <w:spacing w:after="0" w:line="240" w:lineRule="auto"/>
     </w:pPr>
     <w:rPr>
+      <w:rFonts w:eastAsia="黑体"/>
       <w:color w:themeColor="text1" w:val="000000"/>
     </w:rPr>
     <w:tblPr>
@@ -13637,6 +14201,7 @@
     </w:tcPr>
     <w:tblStylePr w:type="firstRow">
       <w:rPr>
+        <w:rFonts w:eastAsia="黑体"/>
         <w:b/>
         <w:bCs/>
         <w:color w:themeColor="background1" w:val="FFFFFF"/>
@@ -13651,6 +14216,7 @@
     </w:tblStylePr>
     <w:tblStylePr w:type="lastRow">
       <w:rPr>
+        <w:rFonts w:eastAsia="黑体"/>
         <w:b/>
         <w:bCs/>
         <w:color w:themeColor="accent2" w:themeShade="CC" w:val="9E3A38"/>
@@ -13665,12 +14231,14 @@
     </w:tblStylePr>
     <w:tblStylePr w:type="firstCol">
       <w:rPr>
+        <w:rFonts w:eastAsia="黑体"/>
         <w:b/>
         <w:bCs/>
       </w:rPr>
     </w:tblStylePr>
     <w:tblStylePr w:type="lastCol">
       <w:rPr>
+        <w:rFonts w:eastAsia="黑体"/>
         <w:b/>
         <w:bCs/>
       </w:rPr>
@@ -13705,6 +14273,7 @@
       <w:spacing w:after="0" w:line="240" w:lineRule="auto"/>
     </w:pPr>
     <w:rPr>
+      <w:rFonts w:eastAsia="黑体"/>
       <w:color w:themeColor="text1" w:val="000000"/>
     </w:rPr>
     <w:tblPr>
@@ -13723,6 +14292,7 @@
     </w:tcPr>
     <w:tblStylePr w:type="firstRow">
       <w:rPr>
+        <w:rFonts w:eastAsia="黑体"/>
         <w:b/>
         <w:bCs/>
         <w:color w:themeColor="background1" w:val="FFFFFF"/>
@@ -13737,6 +14307,7 @@
     </w:tblStylePr>
     <w:tblStylePr w:type="lastRow">
       <w:rPr>
+        <w:rFonts w:eastAsia="黑体"/>
         <w:b/>
         <w:bCs/>
         <w:color w:themeColor="accent2" w:themeShade="CC" w:val="9E3A38"/>
@@ -13751,12 +14322,14 @@
     </w:tblStylePr>
     <w:tblStylePr w:type="firstCol">
       <w:rPr>
+        <w:rFonts w:eastAsia="黑体"/>
         <w:b/>
         <w:bCs/>
       </w:rPr>
     </w:tblStylePr>
     <w:tblStylePr w:type="lastCol">
       <w:rPr>
+        <w:rFonts w:eastAsia="黑体"/>
         <w:b/>
         <w:bCs/>
       </w:rPr>
@@ -13791,6 +14364,7 @@
       <w:spacing w:after="0" w:line="240" w:lineRule="auto"/>
     </w:pPr>
     <w:rPr>
+      <w:rFonts w:eastAsia="黑体"/>
       <w:color w:themeColor="text1" w:val="000000"/>
     </w:rPr>
     <w:tblPr>
@@ -13809,6 +14383,7 @@
     </w:tcPr>
     <w:tblStylePr w:type="firstRow">
       <w:rPr>
+        <w:rFonts w:eastAsia="黑体"/>
         <w:b/>
         <w:bCs/>
         <w:color w:themeColor="background1" w:val="FFFFFF"/>
@@ -13823,6 +14398,7 @@
     </w:tblStylePr>
     <w:tblStylePr w:type="lastRow">
       <w:rPr>
+        <w:rFonts w:eastAsia="黑体"/>
         <w:b/>
         <w:bCs/>
         <w:color w:themeColor="accent4" w:themeShade="CC" w:val="664E82"/>
@@ -13837,12 +14413,14 @@
     </w:tblStylePr>
     <w:tblStylePr w:type="firstCol">
       <w:rPr>
+        <w:rFonts w:eastAsia="黑体"/>
         <w:b/>
         <w:bCs/>
       </w:rPr>
     </w:tblStylePr>
     <w:tblStylePr w:type="lastCol">
       <w:rPr>
+        <w:rFonts w:eastAsia="黑体"/>
         <w:b/>
         <w:bCs/>
       </w:rPr>
@@ -13877,6 +14455,7 @@
       <w:spacing w:after="0" w:line="240" w:lineRule="auto"/>
     </w:pPr>
     <w:rPr>
+      <w:rFonts w:eastAsia="黑体"/>
       <w:color w:themeColor="text1" w:val="000000"/>
     </w:rPr>
     <w:tblPr>
@@ -13895,6 +14474,7 @@
     </w:tcPr>
     <w:tblStylePr w:type="firstRow">
       <w:rPr>
+        <w:rFonts w:eastAsia="黑体"/>
         <w:b/>
         <w:bCs/>
         <w:color w:themeColor="background1" w:val="FFFFFF"/>
@@ -13909,6 +14489,7 @@
     </w:tblStylePr>
     <w:tblStylePr w:type="lastRow">
       <w:rPr>
+        <w:rFonts w:eastAsia="黑体"/>
         <w:b/>
         <w:bCs/>
         <w:color w:themeColor="accent3" w:themeShade="CC" w:val="7E9C40"/>
@@ -13923,12 +14504,14 @@
     </w:tblStylePr>
     <w:tblStylePr w:type="firstCol">
       <w:rPr>
+        <w:rFonts w:eastAsia="黑体"/>
         <w:b/>
         <w:bCs/>
       </w:rPr>
     </w:tblStylePr>
     <w:tblStylePr w:type="lastCol">
       <w:rPr>
+        <w:rFonts w:eastAsia="黑体"/>
         <w:b/>
         <w:bCs/>
       </w:rPr>
@@ -13963,6 +14546,7 @@
       <w:spacing w:after="0" w:line="240" w:lineRule="auto"/>
     </w:pPr>
     <w:rPr>
+      <w:rFonts w:eastAsia="黑体"/>
       <w:color w:themeColor="text1" w:val="000000"/>
     </w:rPr>
     <w:tblPr>
@@ -13981,6 +14565,7 @@
     </w:tcPr>
     <w:tblStylePr w:type="firstRow">
       <w:rPr>
+        <w:rFonts w:eastAsia="黑体"/>
         <w:b/>
         <w:bCs/>
         <w:color w:themeColor="background1" w:val="FFFFFF"/>
@@ -13995,6 +14580,7 @@
     </w:tblStylePr>
     <w:tblStylePr w:type="lastRow">
       <w:rPr>
+        <w:rFonts w:eastAsia="黑体"/>
         <w:b/>
         <w:bCs/>
         <w:color w:themeColor="accent6" w:themeShade="CC" w:val="F2730A"/>
@@ -14009,12 +14595,14 @@
     </w:tblStylePr>
     <w:tblStylePr w:type="firstCol">
       <w:rPr>
+        <w:rFonts w:eastAsia="黑体"/>
         <w:b/>
         <w:bCs/>
       </w:rPr>
     </w:tblStylePr>
     <w:tblStylePr w:type="lastCol">
       <w:rPr>
+        <w:rFonts w:eastAsia="黑体"/>
         <w:b/>
         <w:bCs/>
       </w:rPr>
@@ -14049,6 +14637,7 @@
       <w:spacing w:after="0" w:line="240" w:lineRule="auto"/>
     </w:pPr>
     <w:rPr>
+      <w:rFonts w:eastAsia="黑体"/>
       <w:color w:themeColor="text1" w:val="000000"/>
     </w:rPr>
     <w:tblPr>
@@ -14067,6 +14656,7 @@
     </w:tcPr>
     <w:tblStylePr w:type="firstRow">
       <w:rPr>
+        <w:rFonts w:eastAsia="黑体"/>
         <w:b/>
         <w:bCs/>
         <w:color w:themeColor="background1" w:val="FFFFFF"/>
@@ -14081,6 +14671,7 @@
     </w:tblStylePr>
     <w:tblStylePr w:type="lastRow">
       <w:rPr>
+        <w:rFonts w:eastAsia="黑体"/>
         <w:b/>
         <w:bCs/>
         <w:color w:themeColor="accent5" w:themeShade="CC" w:val="348DA5"/>
@@ -14095,12 +14686,14 @@
     </w:tblStylePr>
     <w:tblStylePr w:type="firstCol">
       <w:rPr>
+        <w:rFonts w:eastAsia="黑体"/>
         <w:b/>
         <w:bCs/>
       </w:rPr>
     </w:tblStylePr>
     <w:tblStylePr w:type="lastCol">
       <w:rPr>
+        <w:rFonts w:eastAsia="黑体"/>
         <w:b/>
         <w:bCs/>
       </w:rPr>
@@ -14135,6 +14728,7 @@
       <w:spacing w:after="0" w:line="240" w:lineRule="auto"/>
     </w:pPr>
     <w:rPr>
+      <w:rFonts w:eastAsia="黑体"/>
       <w:color w:themeColor="text1" w:val="000000"/>
     </w:rPr>
     <w:tblPr>
@@ -14156,6 +14750,7 @@
     </w:tcPr>
     <w:tblStylePr w:type="firstRow">
       <w:rPr>
+        <w:rFonts w:eastAsia="黑体"/>
         <w:b/>
         <w:bCs/>
       </w:rPr>
@@ -14166,6 +14761,7 @@
     </w:tblStylePr>
     <w:tblStylePr w:type="lastRow">
       <w:rPr>
+        <w:rFonts w:eastAsia="黑体"/>
         <w:b/>
         <w:bCs/>
         <w:color w:themeColor="text1" w:val="000000"/>
@@ -14177,6 +14773,7 @@
     </w:tblStylePr>
     <w:tblStylePr w:type="firstCol">
       <w:rPr>
+        <w:rFonts w:eastAsia="黑体"/>
         <w:color w:themeColor="background1" w:val="FFFFFF"/>
       </w:rPr>
       <w:tblPr/>
@@ -14186,6 +14783,7 @@
     </w:tblStylePr>
     <w:tblStylePr w:type="lastCol">
       <w:rPr>
+        <w:rFonts w:eastAsia="黑体"/>
         <w:color w:themeColor="background1" w:val="FFFFFF"/>
       </w:rPr>
       <w:tblPr/>
@@ -14215,6 +14813,7 @@
       <w:spacing w:after="0" w:line="240" w:lineRule="auto"/>
     </w:pPr>
     <w:rPr>
+      <w:rFonts w:eastAsia="黑体"/>
       <w:color w:themeColor="text1" w:val="000000"/>
     </w:rPr>
     <w:tblPr>
@@ -14236,6 +14835,7 @@
     </w:tcPr>
     <w:tblStylePr w:type="firstRow">
       <w:rPr>
+        <w:rFonts w:eastAsia="黑体"/>
         <w:b/>
         <w:bCs/>
       </w:rPr>
@@ -14246,6 +14846,7 @@
     </w:tblStylePr>
     <w:tblStylePr w:type="lastRow">
       <w:rPr>
+        <w:rFonts w:eastAsia="黑体"/>
         <w:b/>
         <w:bCs/>
         <w:color w:themeColor="text1" w:val="000000"/>
@@ -14257,6 +14858,7 @@
     </w:tblStylePr>
     <w:tblStylePr w:type="firstCol">
       <w:rPr>
+        <w:rFonts w:eastAsia="黑体"/>
         <w:color w:themeColor="background1" w:val="FFFFFF"/>
       </w:rPr>
       <w:tblPr/>
@@ -14266,6 +14868,7 @@
     </w:tblStylePr>
     <w:tblStylePr w:type="lastCol">
       <w:rPr>
+        <w:rFonts w:eastAsia="黑体"/>
         <w:color w:themeColor="background1" w:val="FFFFFF"/>
       </w:rPr>
       <w:tblPr/>
@@ -14295,6 +14898,7 @@
       <w:spacing w:after="0" w:line="240" w:lineRule="auto"/>
     </w:pPr>
     <w:rPr>
+      <w:rFonts w:eastAsia="黑体"/>
       <w:color w:themeColor="text1" w:val="000000"/>
     </w:rPr>
     <w:tblPr>
@@ -14316,6 +14920,7 @@
     </w:tcPr>
     <w:tblStylePr w:type="firstRow">
       <w:rPr>
+        <w:rFonts w:eastAsia="黑体"/>
         <w:b/>
         <w:bCs/>
       </w:rPr>
@@ -14326,6 +14931,7 @@
     </w:tblStylePr>
     <w:tblStylePr w:type="lastRow">
       <w:rPr>
+        <w:rFonts w:eastAsia="黑体"/>
         <w:b/>
         <w:bCs/>
         <w:color w:themeColor="text1" w:val="000000"/>
@@ -14337,6 +14943,7 @@
     </w:tblStylePr>
     <w:tblStylePr w:type="firstCol">
       <w:rPr>
+        <w:rFonts w:eastAsia="黑体"/>
         <w:color w:themeColor="background1" w:val="FFFFFF"/>
       </w:rPr>
       <w:tblPr/>
@@ -14346,6 +14953,7 @@
     </w:tblStylePr>
     <w:tblStylePr w:type="lastCol">
       <w:rPr>
+        <w:rFonts w:eastAsia="黑体"/>
         <w:color w:themeColor="background1" w:val="FFFFFF"/>
       </w:rPr>
       <w:tblPr/>
@@ -14375,6 +14983,7 @@
       <w:spacing w:after="0" w:line="240" w:lineRule="auto"/>
     </w:pPr>
     <w:rPr>
+      <w:rFonts w:eastAsia="黑体"/>
       <w:color w:themeColor="text1" w:val="000000"/>
     </w:rPr>
     <w:tblPr>
@@ -14396,6 +15005,7 @@
     </w:tcPr>
     <w:tblStylePr w:type="firstRow">
       <w:rPr>
+        <w:rFonts w:eastAsia="黑体"/>
         <w:b/>
         <w:bCs/>
       </w:rPr>
@@ -14406,6 +15016,7 @@
     </w:tblStylePr>
     <w:tblStylePr w:type="lastRow">
       <w:rPr>
+        <w:rFonts w:eastAsia="黑体"/>
         <w:b/>
         <w:bCs/>
         <w:color w:themeColor="text1" w:val="000000"/>
@@ -14417,6 +15028,7 @@
     </w:tblStylePr>
     <w:tblStylePr w:type="firstCol">
       <w:rPr>
+        <w:rFonts w:eastAsia="黑体"/>
         <w:color w:themeColor="background1" w:val="FFFFFF"/>
       </w:rPr>
       <w:tblPr/>
@@ -14426,6 +15038,7 @@
     </w:tblStylePr>
     <w:tblStylePr w:type="lastCol">
       <w:rPr>
+        <w:rFonts w:eastAsia="黑体"/>
         <w:color w:themeColor="background1" w:val="FFFFFF"/>
       </w:rPr>
       <w:tblPr/>
@@ -14455,6 +15068,7 @@
       <w:spacing w:after="0" w:line="240" w:lineRule="auto"/>
     </w:pPr>
     <w:rPr>
+      <w:rFonts w:eastAsia="黑体"/>
       <w:color w:themeColor="text1" w:val="000000"/>
     </w:rPr>
     <w:tblPr>
@@ -14476,6 +15090,7 @@
     </w:tcPr>
     <w:tblStylePr w:type="firstRow">
       <w:rPr>
+        <w:rFonts w:eastAsia="黑体"/>
         <w:b/>
         <w:bCs/>
       </w:rPr>
@@ -14486,6 +15101,7 @@
     </w:tblStylePr>
     <w:tblStylePr w:type="lastRow">
       <w:rPr>
+        <w:rFonts w:eastAsia="黑体"/>
         <w:b/>
         <w:bCs/>
         <w:color w:themeColor="text1" w:val="000000"/>
@@ -14497,6 +15113,7 @@
     </w:tblStylePr>
     <w:tblStylePr w:type="firstCol">
       <w:rPr>
+        <w:rFonts w:eastAsia="黑体"/>
         <w:color w:themeColor="background1" w:val="FFFFFF"/>
       </w:rPr>
       <w:tblPr/>
@@ -14506,6 +15123,7 @@
     </w:tblStylePr>
     <w:tblStylePr w:type="lastCol">
       <w:rPr>
+        <w:rFonts w:eastAsia="黑体"/>
         <w:color w:themeColor="background1" w:val="FFFFFF"/>
       </w:rPr>
       <w:tblPr/>
@@ -14535,6 +15153,7 @@
       <w:spacing w:after="0" w:line="240" w:lineRule="auto"/>
     </w:pPr>
     <w:rPr>
+      <w:rFonts w:eastAsia="黑体"/>
       <w:color w:themeColor="text1" w:val="000000"/>
     </w:rPr>
     <w:tblPr>
@@ -14556,6 +15175,7 @@
     </w:tcPr>
     <w:tblStylePr w:type="firstRow">
       <w:rPr>
+        <w:rFonts w:eastAsia="黑体"/>
         <w:b/>
         <w:bCs/>
       </w:rPr>
@@ -14566,6 +15186,7 @@
     </w:tblStylePr>
     <w:tblStylePr w:type="lastRow">
       <w:rPr>
+        <w:rFonts w:eastAsia="黑体"/>
         <w:b/>
         <w:bCs/>
         <w:color w:themeColor="text1" w:val="000000"/>
@@ -14577,6 +15198,7 @@
     </w:tblStylePr>
     <w:tblStylePr w:type="firstCol">
       <w:rPr>
+        <w:rFonts w:eastAsia="黑体"/>
         <w:color w:themeColor="background1" w:val="FFFFFF"/>
       </w:rPr>
       <w:tblPr/>
@@ -14586,6 +15208,7 @@
     </w:tblStylePr>
     <w:tblStylePr w:type="lastCol">
       <w:rPr>
+        <w:rFonts w:eastAsia="黑体"/>
         <w:color w:themeColor="background1" w:val="FFFFFF"/>
       </w:rPr>
       <w:tblPr/>
@@ -14615,6 +15238,7 @@
       <w:spacing w:after="0" w:line="240" w:lineRule="auto"/>
     </w:pPr>
     <w:rPr>
+      <w:rFonts w:eastAsia="黑体"/>
       <w:color w:themeColor="text1" w:val="000000"/>
     </w:rPr>
     <w:tblPr>
@@ -14636,6 +15260,7 @@
     </w:tcPr>
     <w:tblStylePr w:type="firstRow">
       <w:rPr>
+        <w:rFonts w:eastAsia="黑体"/>
         <w:b/>
         <w:bCs/>
       </w:rPr>
@@ -14646,6 +15271,7 @@
     </w:tblStylePr>
     <w:tblStylePr w:type="lastRow">
       <w:rPr>
+        <w:rFonts w:eastAsia="黑体"/>
         <w:b/>
         <w:bCs/>
         <w:color w:themeColor="text1" w:val="000000"/>
@@ -14657,6 +15283,7 @@
     </w:tblStylePr>
     <w:tblStylePr w:type="firstCol">
       <w:rPr>
+        <w:rFonts w:eastAsia="黑体"/>
         <w:color w:themeColor="background1" w:val="FFFFFF"/>
       </w:rPr>
       <w:tblPr/>
@@ -14666,6 +15293,7 @@
     </w:tblStylePr>
     <w:tblStylePr w:type="lastCol">
       <w:rPr>
+        <w:rFonts w:eastAsia="黑体"/>
         <w:color w:themeColor="background1" w:val="FFFFFF"/>
       </w:rPr>
       <w:tblPr/>
@@ -14698,6 +15326,7 @@
     <w:name w:val="KeywordTok"/>
     <w:basedOn w:val="VerbatimChar"/>
     <w:rPr>
+      <w:rFonts w:eastAsia="黑体"/>
       <w:b/>
       <w:color w:val="007020"/>
     </w:rPr>
@@ -14706,6 +15335,7 @@
     <w:name w:val="DataTypeTok"/>
     <w:basedOn w:val="VerbatimChar"/>
     <w:rPr>
+      <w:rFonts w:eastAsia="黑体"/>
       <w:color w:val="902000"/>
     </w:rPr>
   </w:style>
@@ -14713,6 +15343,7 @@
     <w:name w:val="DecValTok"/>
     <w:basedOn w:val="VerbatimChar"/>
     <w:rPr>
+      <w:rFonts w:eastAsia="黑体"/>
       <w:color w:val="40a070"/>
     </w:rPr>
   </w:style>
@@ -14720,6 +15351,7 @@
     <w:name w:val="BaseNTok"/>
     <w:basedOn w:val="VerbatimChar"/>
     <w:rPr>
+      <w:rFonts w:eastAsia="黑体"/>
       <w:color w:val="40a070"/>
     </w:rPr>
   </w:style>
@@ -14727,6 +15359,7 @@
     <w:name w:val="FloatTok"/>
     <w:basedOn w:val="VerbatimChar"/>
     <w:rPr>
+      <w:rFonts w:eastAsia="黑体"/>
       <w:color w:val="40a070"/>
     </w:rPr>
   </w:style>
@@ -14734,6 +15367,7 @@
     <w:name w:val="ConstantTok"/>
     <w:basedOn w:val="VerbatimChar"/>
     <w:rPr>
+      <w:rFonts w:eastAsia="黑体"/>
       <w:color w:val="880000"/>
     </w:rPr>
   </w:style>
@@ -14741,6 +15375,7 @@
     <w:name w:val="CharTok"/>
     <w:basedOn w:val="VerbatimChar"/>
     <w:rPr>
+      <w:rFonts w:eastAsia="黑体"/>
       <w:color w:val="4070a0"/>
     </w:rPr>
   </w:style>
@@ -14748,6 +15383,7 @@
     <w:name w:val="SpecialCharTok"/>
     <w:basedOn w:val="VerbatimChar"/>
     <w:rPr>
+      <w:rFonts w:eastAsia="黑体"/>
       <w:color w:val="4070a0"/>
     </w:rPr>
   </w:style>
@@ -14755,6 +15391,7 @@
     <w:name w:val="StringTok"/>
     <w:basedOn w:val="VerbatimChar"/>
     <w:rPr>
+      <w:rFonts w:eastAsia="黑体"/>
       <w:color w:val="4070a0"/>
     </w:rPr>
   </w:style>
@@ -14762,6 +15399,7 @@
     <w:name w:val="VerbatimStringTok"/>
     <w:basedOn w:val="VerbatimChar"/>
     <w:rPr>
+      <w:rFonts w:eastAsia="黑体"/>
       <w:color w:val="4070a0"/>
     </w:rPr>
   </w:style>
@@ -14769,6 +15407,7 @@
     <w:name w:val="SpecialStringTok"/>
     <w:basedOn w:val="VerbatimChar"/>
     <w:rPr>
+      <w:rFonts w:eastAsia="黑体"/>
       <w:color w:val="bb6688"/>
     </w:rPr>
   </w:style>
@@ -14776,6 +15415,7 @@
     <w:name w:val="ImportTok"/>
     <w:basedOn w:val="VerbatimChar"/>
     <w:rPr>
+      <w:rFonts w:eastAsia="黑体"/>
       <w:b/>
       <w:color w:val="008000"/>
     </w:rPr>
@@ -14784,6 +15424,7 @@
     <w:name w:val="CommentTok"/>
     <w:basedOn w:val="VerbatimChar"/>
     <w:rPr>
+      <w:rFonts w:eastAsia="黑体"/>
       <w:i/>
       <w:color w:val="60a0b0"/>
     </w:rPr>
@@ -14792,6 +15433,7 @@
     <w:name w:val="DocumentationTok"/>
     <w:basedOn w:val="VerbatimChar"/>
     <w:rPr>
+      <w:rFonts w:eastAsia="黑体"/>
       <w:i/>
       <w:color w:val="ba2121"/>
     </w:rPr>
@@ -14800,6 +15442,7 @@
     <w:name w:val="AnnotationTok"/>
     <w:basedOn w:val="VerbatimChar"/>
     <w:rPr>
+      <w:rFonts w:eastAsia="黑体"/>
       <w:b/>
       <w:i/>
       <w:color w:val="60a0b0"/>
@@ -14809,6 +15452,7 @@
     <w:name w:val="CommentVarTok"/>
     <w:basedOn w:val="VerbatimChar"/>
     <w:rPr>
+      <w:rFonts w:eastAsia="黑体"/>
       <w:b/>
       <w:i/>
       <w:color w:val="60a0b0"/>
@@ -14818,6 +15462,7 @@
     <w:name w:val="OtherTok"/>
     <w:basedOn w:val="VerbatimChar"/>
     <w:rPr>
+      <w:rFonts w:eastAsia="黑体"/>
       <w:color w:val="007020"/>
     </w:rPr>
   </w:style>
@@ -14825,6 +15470,7 @@
     <w:name w:val="FunctionTok"/>
     <w:basedOn w:val="VerbatimChar"/>
     <w:rPr>
+      <w:rFonts w:eastAsia="黑体"/>
       <w:color w:val="06287e"/>
     </w:rPr>
   </w:style>
@@ -14832,6 +15478,7 @@
     <w:name w:val="VariableTok"/>
     <w:basedOn w:val="VerbatimChar"/>
     <w:rPr>
+      <w:rFonts w:eastAsia="黑体"/>
       <w:color w:val="19177c"/>
     </w:rPr>
   </w:style>
@@ -14839,6 +15486,7 @@
     <w:name w:val="ControlFlowTok"/>
     <w:basedOn w:val="VerbatimChar"/>
     <w:rPr>
+      <w:rFonts w:eastAsia="黑体"/>
       <w:b/>
       <w:color w:val="007020"/>
     </w:rPr>
@@ -14847,6 +15495,7 @@
     <w:name w:val="OperatorTok"/>
     <w:basedOn w:val="VerbatimChar"/>
     <w:rPr>
+      <w:rFonts w:eastAsia="黑体"/>
       <w:color w:val="666666"/>
     </w:rPr>
   </w:style>
@@ -14854,18 +15503,22 @@
     <w:name w:val="BuiltInTok"/>
     <w:basedOn w:val="VerbatimChar"/>
     <w:rPr>
+      <w:rFonts w:eastAsia="黑体"/>
       <w:color w:val="008000"/>
     </w:rPr>
   </w:style>
   <w:style w:type="character" w:customStyle="1" w:styleId="ExtensionTok">
     <w:name w:val="ExtensionTok"/>
     <w:basedOn w:val="VerbatimChar"/>
-    <w:rPr/>
+    <w:rPr>
+      <w:rFonts w:eastAsia="黑体"/>
+    </w:rPr>
   </w:style>
   <w:style w:type="character" w:customStyle="1" w:styleId="PreprocessorTok">
     <w:name w:val="PreprocessorTok"/>
     <w:basedOn w:val="VerbatimChar"/>
     <w:rPr>
+      <w:rFonts w:eastAsia="黑体"/>
       <w:color w:val="bc7a00"/>
     </w:rPr>
   </w:style>
@@ -14873,18 +15526,22 @@
     <w:name w:val="AttributeTok"/>
     <w:basedOn w:val="VerbatimChar"/>
     <w:rPr>
+      <w:rFonts w:eastAsia="黑体"/>
       <w:color w:val="7d9029"/>
     </w:rPr>
   </w:style>
   <w:style w:type="character" w:customStyle="1" w:styleId="RegionMarkerTok">
     <w:name w:val="RegionMarkerTok"/>
     <w:basedOn w:val="VerbatimChar"/>
-    <w:rPr/>
+    <w:rPr>
+      <w:rFonts w:eastAsia="黑体"/>
+    </w:rPr>
   </w:style>
   <w:style w:type="character" w:customStyle="1" w:styleId="InformationTok">
     <w:name w:val="InformationTok"/>
     <w:basedOn w:val="VerbatimChar"/>
     <w:rPr>
+      <w:rFonts w:eastAsia="黑体"/>
       <w:b/>
       <w:i/>
       <w:color w:val="60a0b0"/>
@@ -14894,6 +15551,7 @@
     <w:name w:val="WarningTok"/>
     <w:basedOn w:val="VerbatimChar"/>
     <w:rPr>
+      <w:rFonts w:eastAsia="黑体"/>
       <w:b/>
       <w:i/>
       <w:color w:val="60a0b0"/>
@@ -14903,6 +15561,7 @@
     <w:name w:val="AlertTok"/>
     <w:basedOn w:val="VerbatimChar"/>
     <w:rPr>
+      <w:rFonts w:eastAsia="黑体"/>
       <w:b/>
       <w:color w:val="ff0000"/>
     </w:rPr>
@@ -14911,6 +15570,7 @@
     <w:name w:val="ErrorTok"/>
     <w:basedOn w:val="VerbatimChar"/>
     <w:rPr>
+      <w:rFonts w:eastAsia="黑体"/>
       <w:b/>
       <w:color w:val="ff0000"/>
     </w:rPr>
@@ -14918,7 +15578,9 @@
   <w:style w:type="character" w:customStyle="1" w:styleId="NormalTok">
     <w:name w:val="NormalTok"/>
     <w:basedOn w:val="VerbatimChar"/>
-    <w:rPr/>
+    <w:rPr>
+      <w:rFonts w:eastAsia="黑体"/>
+    </w:rPr>
   </w:style>
 </w:styles>
 </file>
@@ -14967,12 +15629,12 @@
     <a:fontScheme name="Office">
       <a:majorFont>
         <a:latin typeface="Calibri"/>
-        <a:ea typeface=""/>
+        <a:ea typeface="黑体"/>
         <a:cs typeface=""/>
         <a:font script="Jpan" typeface="ＭＳ ゴシック"/>
         <a:font script="Hang" typeface="맑은 고딕"/>
-        <a:font script="Hans" typeface="宋体"/>
-        <a:font script="Hant" typeface="新細明體"/>
+        <a:font script="Hans" typeface="黑体"/>
+        <a:font script="Hant" typeface="黑体"/>
         <a:font script="Arab" typeface="Times New Roman"/>
         <a:font script="Hebr" typeface="Times New Roman"/>
         <a:font script="Thai" typeface="Angsana New"/>
@@ -15002,12 +15664,12 @@
       </a:majorFont>
       <a:minorFont>
         <a:latin typeface="Cambria"/>
-        <a:ea typeface=""/>
+        <a:ea typeface="黑体"/>
         <a:cs typeface=""/>
         <a:font script="Jpan" typeface="ＭＳ 明朝"/>
         <a:font script="Hang" typeface="맑은 고딕"/>
-        <a:font script="Hans" typeface="宋体"/>
-        <a:font script="Hant" typeface="新細明體"/>
+        <a:font script="Hans" typeface="黑体"/>
+        <a:font script="Hant" typeface="黑体"/>
         <a:font script="Arab" typeface="Arial"/>
         <a:font script="Hebr" typeface="Arial"/>
         <a:font script="Thai" typeface="Cordia New"/>

--- a/10-保护电路/04-ESD及浪涌保护/静电放电防护电路/静电放电防护电路.docx
+++ b/10-保护电路/04-ESD及浪涌保护/静电放电防护电路/静电放电防护电路.docx
@@ -2558,7 +2558,7 @@
           <w:color w:val="555555"/>
           <w:sz w:val="21"/>
         </w:rPr>
-        <w:t>材料收集者：杜文杰，WX手机：19519196569，QQ:3478827729</w:t>
+        <w:t>材料收集者：杜文杰，微信/手机：19519196569，QQ:3478827729</w:t>
       </w:r>
     </w:p>
     <w:sectPr>
